--- a/QUY_TRINH_SU_DUNG_THIET_BI.docx
+++ b/QUY_TRINH_SU_DUNG_THIET_BI.docx
@@ -4,7 +4,7 @@
   <w:body>
     <w:p>
       <w:pPr>
-        <w:spacing w:after="80" w:before="80"/>
+        <w:spacing w:before="80" w:after="80"/>
         <w:jc w:val="center"/>
       </w:pPr>
       <w:r>
@@ -20,7 +20,7 @@
     </w:p>
     <w:p>
       <w:pPr>
-        <w:spacing w:after="40" w:before="80"/>
+        <w:spacing w:before="80" w:after="40"/>
         <w:jc w:val="center"/>
       </w:pPr>
       <w:r>
@@ -36,7 +36,7 @@
     </w:p>
     <w:p>
       <w:pPr>
-        <w:spacing w:after="200" w:before="80"/>
+        <w:spacing w:before="80" w:after="200"/>
         <w:jc w:val="center"/>
       </w:pPr>
       <w:r>
@@ -56,7 +56,7 @@
           <w:top w:val="single" w:color="2F5496" w:sz="6" w:space="8"/>
           <w:bottom w:val="single" w:color="2F5496" w:sz="6" w:space="8"/>
         </w:pBdr>
-        <w:spacing w:after="200" w:before="400"/>
+        <w:spacing w:before="400" w:after="200"/>
         <w:jc w:val="center"/>
       </w:pPr>
       <w:r>
@@ -68,13 +68,12 @@
           <w:sz w:val="36"/>
           <w:szCs w:val="36"/>
         </w:rPr>
-        <w:t xml:space="preserve">QUY TRÌNH QUẢN LÝ VÀ SỬ DỤNG
-TRANG THIẾT BỊ CỦA KHOA</w:t>
+        <w:t xml:space="preserve">QUY TRÌNH QUẢN LÝ VÀ SỬ DỤNG TRANG THIẾT BỊ CỦA KHOA</w:t>
       </w:r>
     </w:p>
     <w:p>
       <w:pPr>
-        <w:spacing w:after="80" w:before="200"/>
+        <w:spacing w:before="200" w:after="80"/>
         <w:jc w:val="center"/>
       </w:pPr>
       <w:r>
@@ -91,7 +90,7 @@
     </w:p>
     <w:p>
       <w:pPr>
-        <w:spacing w:after="80" w:before="80"/>
+        <w:spacing w:before="80" w:after="80"/>
         <w:jc w:val="center"/>
       </w:pPr>
       <w:r>
@@ -103,12 +102,12 @@
           <w:sz w:val="22"/>
           <w:szCs w:val="22"/>
         </w:rPr>
-        <w:t xml:space="preserve">Phiên bản: 1.0</w:t>
+        <w:t xml:space="preserve">Phiên bản: 2.0 (dự thảo ngày 19/10/2026)</w:t>
       </w:r>
     </w:p>
     <w:p>
       <w:pPr>
-        <w:spacing w:after="300" w:before="80"/>
+        <w:spacing w:before="80" w:after="300"/>
         <w:jc w:val="center"/>
       </w:pPr>
       <w:r>
@@ -120,12 +119,13 @@
           <w:sz w:val="22"/>
           <w:szCs w:val="22"/>
         </w:rPr>
-        <w:t xml:space="preserve">Ngày ban hành: 28/04/2026</w:t>
+        <w:t xml:space="preserve">Ngày ban hành: ……/……/2026</w:t>
       </w:r>
     </w:p>
     <w:tbl>
       <w:tblPr>
         <w:tblW w:type="dxa" w:w="7000"/>
+        <w:jc w:val="center"/>
         <w:tblBorders>
           <w:top w:val="single" w:color="auto" w:sz="4"/>
           <w:left w:val="single" w:color="auto" w:sz="4"/>
@@ -155,12 +155,8 @@
               <w:bottom w:type="dxa" w:w="60"/>
               <w:right w:type="dxa" w:w="100"/>
             </w:tcMar>
-            <w:vAlign w:val="center"/>
-          </w:tcPr>
-          <w:p>
-            <w:pPr>
-              <w:jc w:val="left"/>
-            </w:pPr>
+          </w:tcPr>
+          <w:p>
             <w:r>
               <w:rPr>
                 <w:rFonts w:ascii="Arial" w:cs="Arial" w:eastAsia="Arial" w:hAnsi="Arial"/>
@@ -188,12 +184,8 @@
               <w:bottom w:type="dxa" w:w="60"/>
               <w:right w:type="dxa" w:w="100"/>
             </w:tcMar>
-            <w:vAlign w:val="center"/>
-          </w:tcPr>
-          <w:p>
-            <w:pPr>
-              <w:jc w:val="left"/>
-            </w:pPr>
+          </w:tcPr>
+          <w:p>
             <w:r>
               <w:rPr>
                 <w:rFonts w:ascii="Arial" w:cs="Arial" w:eastAsia="Arial" w:hAnsi="Arial"/>
@@ -221,12 +213,8 @@
               <w:bottom w:type="dxa" w:w="60"/>
               <w:right w:type="dxa" w:w="100"/>
             </w:tcMar>
-            <w:vAlign w:val="center"/>
-          </w:tcPr>
-          <w:p>
-            <w:pPr>
-              <w:jc w:val="left"/>
-            </w:pPr>
+          </w:tcPr>
+          <w:p>
             <w:r>
               <w:rPr>
                 <w:rFonts w:ascii="Arial" w:cs="Arial" w:eastAsia="Arial" w:hAnsi="Arial"/>
@@ -254,12 +242,8 @@
               <w:bottom w:type="dxa" w:w="60"/>
               <w:right w:type="dxa" w:w="100"/>
             </w:tcMar>
-            <w:vAlign w:val="center"/>
-          </w:tcPr>
-          <w:p>
-            <w:pPr>
-              <w:jc w:val="left"/>
-            </w:pPr>
+          </w:tcPr>
+          <w:p>
             <w:r>
               <w:rPr>
                 <w:rFonts w:ascii="Arial" w:cs="Arial" w:eastAsia="Arial" w:hAnsi="Arial"/>
@@ -287,12 +271,8 @@
               <w:bottom w:type="dxa" w:w="60"/>
               <w:right w:type="dxa" w:w="100"/>
             </w:tcMar>
-            <w:vAlign w:val="center"/>
-          </w:tcPr>
-          <w:p>
-            <w:pPr>
-              <w:jc w:val="left"/>
-            </w:pPr>
+          </w:tcPr>
+          <w:p>
             <w:r>
               <w:rPr>
                 <w:rFonts w:ascii="Arial" w:cs="Arial" w:eastAsia="Arial" w:hAnsi="Arial"/>
@@ -320,12 +300,8 @@
               <w:bottom w:type="dxa" w:w="60"/>
               <w:right w:type="dxa" w:w="100"/>
             </w:tcMar>
-            <w:vAlign w:val="center"/>
-          </w:tcPr>
-          <w:p>
-            <w:pPr>
-              <w:jc w:val="left"/>
-            </w:pPr>
+          </w:tcPr>
+          <w:p>
             <w:r>
               <w:rPr>
                 <w:rFonts w:ascii="Arial" w:cs="Arial" w:eastAsia="Arial" w:hAnsi="Arial"/>
@@ -333,6 +309,64 @@
                 <w:szCs w:val="20"/>
               </w:rPr>
               <w:t xml:space="preserve">Toàn bộ cán bộ, giảng viên, học viên, sinh viên Khoa KTTV&amp;HDH</w:t>
+            </w:r>
+          </w:p>
+        </w:tc>
+      </w:tr>
+      <w:tr>
+        <w:tc>
+          <w:tcPr>
+            <w:tcW w:type="dxa" w:w="2500"/>
+            <w:tcBorders>
+              <w:top w:val="single" w:color="BBBBBB" w:sz="1"/>
+              <w:left w:val="single" w:color="BBBBBB" w:sz="1"/>
+              <w:bottom w:val="single" w:color="BBBBBB" w:sz="1"/>
+              <w:right w:val="single" w:color="BBBBBB" w:sz="1"/>
+            </w:tcBorders>
+            <w:tcMar>
+              <w:top w:type="dxa" w:w="60"/>
+              <w:left w:type="dxa" w:w="100"/>
+              <w:bottom w:type="dxa" w:w="60"/>
+              <w:right w:type="dxa" w:w="100"/>
+            </w:tcMar>
+          </w:tcPr>
+          <w:p>
+            <w:r>
+              <w:rPr>
+                <w:rFonts w:ascii="Arial" w:cs="Arial" w:eastAsia="Arial" w:hAnsi="Arial"/>
+                <w:b/>
+                <w:bCs/>
+                <w:sz w:val="20"/>
+                <w:szCs w:val="20"/>
+              </w:rPr>
+              <w:t xml:space="preserve">Thay thế</w:t>
+            </w:r>
+          </w:p>
+        </w:tc>
+        <w:tc>
+          <w:tcPr>
+            <w:tcW w:type="dxa" w:w="4500"/>
+            <w:tcBorders>
+              <w:top w:val="single" w:color="BBBBBB" w:sz="1"/>
+              <w:left w:val="single" w:color="BBBBBB" w:sz="1"/>
+              <w:bottom w:val="single" w:color="BBBBBB" w:sz="1"/>
+              <w:right w:val="single" w:color="BBBBBB" w:sz="1"/>
+            </w:tcBorders>
+            <w:tcMar>
+              <w:top w:type="dxa" w:w="60"/>
+              <w:left w:type="dxa" w:w="100"/>
+              <w:bottom w:type="dxa" w:w="60"/>
+              <w:right w:type="dxa" w:w="100"/>
+            </w:tcMar>
+          </w:tcPr>
+          <w:p>
+            <w:r>
+              <w:rPr>
+                <w:rFonts w:ascii="Arial" w:cs="Arial" w:eastAsia="Arial" w:hAnsi="Arial"/>
+                <w:sz w:val="20"/>
+                <w:szCs w:val="20"/>
+              </w:rPr>
+              <w:t xml:space="preserve">Phiên bản 1.0 ban hành ngày 28/04/2026</w:t>
             </w:r>
           </w:p>
         </w:tc>
@@ -346,7 +380,9 @@
     <w:p>
       <w:pPr>
         <w:pStyle w:val="Heading1"/>
-        <w:spacing w:after="120" w:before="240"/>
+        <w:keepNext/>
+        <w:keepLines/>
+        <w:spacing w:before="240" w:after="120"/>
       </w:pPr>
       <w:r>
         <w:rPr>
@@ -362,7 +398,7 @@
     </w:p>
     <w:p>
       <w:pPr>
-        <w:spacing w:after="80" w:before="80"/>
+        <w:spacing w:before="80" w:after="80"/>
         <w:jc w:val="left"/>
       </w:pPr>
       <w:r>
@@ -371,13 +407,15 @@
           <w:sz w:val="22"/>
           <w:szCs w:val="22"/>
         </w:rPr>
-        <w:t xml:space="preserve">Quy trình này quy định cách thức quản lý, mượn, sử dụng, bảo trì và báo hỏng trang thiết bị của Khoa Khí tượng Thủy văn và Hải dương học. Mọi hoạt động liên quan đến thiết bị đều thực hiện qua hệ thống mã QR, đảm bảo minh bạch, dễ truy xuất và gán rõ trách nhiệm.</w:t>
+        <w:t xml:space="preserve">Quy trình này quy định cách thức quản lý, mượn, sử dụng, trả, bảo trì và báo hỏng trang thiết bị của Khoa Khí tượng Thủy văn và Hải dương học. Mọi hoạt động liên quan đến thiết bị đều thực hiện qua mã QR và trang tra cứu thiết bị; hệ thống tự kiểm tra yêu cầu, gửi email xác nhận, nhắc hạn trả và ghi lại toàn bộ lịch sử, bảo đảm minh bạch, dễ truy xuất và gán rõ trách nhiệm.</w:t>
       </w:r>
     </w:p>
     <w:p>
       <w:pPr>
         <w:pStyle w:val="Heading1"/>
-        <w:spacing w:after="120" w:before="240"/>
+        <w:keepNext/>
+        <w:keepLines/>
+        <w:spacing w:before="240" w:after="120"/>
       </w:pPr>
       <w:r>
         <w:rPr>
@@ -398,7 +436,7 @@
           <w:ilvl w:val="0"/>
           <w:numId w:val="2"/>
         </w:numPr>
-        <w:spacing w:after="40" w:before="40"/>
+        <w:spacing w:before="40" w:after="40"/>
       </w:pPr>
       <w:r>
         <w:rPr>
@@ -406,7 +444,7 @@
           <w:sz w:val="22"/>
           <w:szCs w:val="22"/>
         </w:rPr>
-        <w:t xml:space="preserve">Áp dụng cho toàn bộ trang thiết bị thuộc sổ tài sản của Khoa (hiện có 74 thiết bị, 57 đang hoạt động).</w:t>
+        <w:t xml:space="preserve">Áp dụng cho toàn bộ trang thiết bị thuộc sổ tài sản của Khoa (hiện có 74 thiết bị, 57 đang hoạt động; 54 thiết bị có tem QR, phần mềm được quản lý số, không dán tem).</w:t>
       </w:r>
     </w:p>
     <w:p>
@@ -416,7 +454,7 @@
           <w:ilvl w:val="0"/>
           <w:numId w:val="2"/>
         </w:numPr>
-        <w:spacing w:after="40" w:before="40"/>
+        <w:spacing w:before="40" w:after="40"/>
       </w:pPr>
       <w:r>
         <w:rPr>
@@ -434,7 +472,7 @@
           <w:ilvl w:val="0"/>
           <w:numId w:val="2"/>
         </w:numPr>
-        <w:spacing w:after="40" w:before="40"/>
+        <w:spacing w:before="40" w:after="40"/>
       </w:pPr>
       <w:r>
         <w:rPr>
@@ -448,7 +486,9 @@
     <w:p>
       <w:pPr>
         <w:pStyle w:val="Heading1"/>
-        <w:spacing w:after="120" w:before="240"/>
+        <w:keepNext/>
+        <w:keepLines/>
+        <w:spacing w:before="240" w:after="120"/>
       </w:pPr>
       <w:r>
         <w:rPr>
@@ -475,29 +515,31 @@
         </w:tblBorders>
       </w:tblPr>
       <w:tblGrid>
-        <w:gridCol w:w="2200"/>
-        <w:gridCol w:w="2500"/>
-        <w:gridCol w:w="2200"/>
-        <w:gridCol w:w="2126"/>
+        <w:gridCol w:w="2000"/>
+        <w:gridCol w:w="2900"/>
+        <w:gridCol w:w="2300"/>
+        <w:gridCol w:w="1826"/>
       </w:tblGrid>
       <w:tr>
-        <w:tc>
-          <w:tcPr>
-            <w:tcW w:type="dxa" w:w="2200"/>
-            <w:tcBorders>
-              <w:top w:val="single" w:color="BBBBBB" w:sz="1"/>
-              <w:left w:val="single" w:color="BBBBBB" w:sz="1"/>
-              <w:bottom w:val="single" w:color="BBBBBB" w:sz="1"/>
-              <w:right w:val="single" w:color="BBBBBB" w:sz="1"/>
-            </w:tcBorders>
-            <w:shd w:fill="2F5496" w:val="clear"/>
-            <w:tcMar>
-              <w:top w:type="dxa" w:w="60"/>
-              <w:left w:type="dxa" w:w="100"/>
-              <w:bottom w:type="dxa" w:w="60"/>
-              <w:right w:type="dxa" w:w="100"/>
-            </w:tcMar>
-            <w:vAlign w:val="center"/>
+        <w:trPr>
+          <w:tblHeader/>
+        </w:trPr>
+        <w:tc>
+          <w:tcPr>
+            <w:tcW w:type="dxa" w:w="2000"/>
+            <w:tcBorders>
+              <w:top w:val="single" w:color="BBBBBB" w:sz="1"/>
+              <w:left w:val="single" w:color="BBBBBB" w:sz="1"/>
+              <w:bottom w:val="single" w:color="BBBBBB" w:sz="1"/>
+              <w:right w:val="single" w:color="BBBBBB" w:sz="1"/>
+            </w:tcBorders>
+            <w:shd w:fill="2F5496" w:color="auto" w:val="clear"/>
+            <w:tcMar>
+              <w:top w:type="dxa" w:w="60"/>
+              <w:left w:type="dxa" w:w="100"/>
+              <w:bottom w:type="dxa" w:w="60"/>
+              <w:right w:type="dxa" w:w="100"/>
+            </w:tcMar>
           </w:tcPr>
           <w:p>
             <w:pPr>
@@ -518,21 +560,20 @@
         </w:tc>
         <w:tc>
           <w:tcPr>
-            <w:tcW w:type="dxa" w:w="2500"/>
-            <w:tcBorders>
-              <w:top w:val="single" w:color="BBBBBB" w:sz="1"/>
-              <w:left w:val="single" w:color="BBBBBB" w:sz="1"/>
-              <w:bottom w:val="single" w:color="BBBBBB" w:sz="1"/>
-              <w:right w:val="single" w:color="BBBBBB" w:sz="1"/>
-            </w:tcBorders>
-            <w:shd w:fill="2F5496" w:val="clear"/>
-            <w:tcMar>
-              <w:top w:type="dxa" w:w="60"/>
-              <w:left w:type="dxa" w:w="100"/>
-              <w:bottom w:type="dxa" w:w="60"/>
-              <w:right w:type="dxa" w:w="100"/>
-            </w:tcMar>
-            <w:vAlign w:val="center"/>
+            <w:tcW w:type="dxa" w:w="2900"/>
+            <w:tcBorders>
+              <w:top w:val="single" w:color="BBBBBB" w:sz="1"/>
+              <w:left w:val="single" w:color="BBBBBB" w:sz="1"/>
+              <w:bottom w:val="single" w:color="BBBBBB" w:sz="1"/>
+              <w:right w:val="single" w:color="BBBBBB" w:sz="1"/>
+            </w:tcBorders>
+            <w:shd w:fill="2F5496" w:color="auto" w:val="clear"/>
+            <w:tcMar>
+              <w:top w:type="dxa" w:w="60"/>
+              <w:left w:type="dxa" w:w="100"/>
+              <w:bottom w:type="dxa" w:w="60"/>
+              <w:right w:type="dxa" w:w="100"/>
+            </w:tcMar>
           </w:tcPr>
           <w:p>
             <w:pPr>
@@ -553,21 +594,20 @@
         </w:tc>
         <w:tc>
           <w:tcPr>
-            <w:tcW w:type="dxa" w:w="2200"/>
-            <w:tcBorders>
-              <w:top w:val="single" w:color="BBBBBB" w:sz="1"/>
-              <w:left w:val="single" w:color="BBBBBB" w:sz="1"/>
-              <w:bottom w:val="single" w:color="BBBBBB" w:sz="1"/>
-              <w:right w:val="single" w:color="BBBBBB" w:sz="1"/>
-            </w:tcBorders>
-            <w:shd w:fill="2F5496" w:val="clear"/>
-            <w:tcMar>
-              <w:top w:type="dxa" w:w="60"/>
-              <w:left w:type="dxa" w:w="100"/>
-              <w:bottom w:type="dxa" w:w="60"/>
-              <w:right w:type="dxa" w:w="100"/>
-            </w:tcMar>
-            <w:vAlign w:val="center"/>
+            <w:tcW w:type="dxa" w:w="2300"/>
+            <w:tcBorders>
+              <w:top w:val="single" w:color="BBBBBB" w:sz="1"/>
+              <w:left w:val="single" w:color="BBBBBB" w:sz="1"/>
+              <w:bottom w:val="single" w:color="BBBBBB" w:sz="1"/>
+              <w:right w:val="single" w:color="BBBBBB" w:sz="1"/>
+            </w:tcBorders>
+            <w:shd w:fill="2F5496" w:color="auto" w:val="clear"/>
+            <w:tcMar>
+              <w:top w:type="dxa" w:w="60"/>
+              <w:left w:type="dxa" w:w="100"/>
+              <w:bottom w:type="dxa" w:w="60"/>
+              <w:right w:type="dxa" w:w="100"/>
+            </w:tcMar>
           </w:tcPr>
           <w:p>
             <w:pPr>
@@ -588,21 +628,20 @@
         </w:tc>
         <w:tc>
           <w:tcPr>
-            <w:tcW w:type="dxa" w:w="2126"/>
-            <w:tcBorders>
-              <w:top w:val="single" w:color="BBBBBB" w:sz="1"/>
-              <w:left w:val="single" w:color="BBBBBB" w:sz="1"/>
-              <w:bottom w:val="single" w:color="BBBBBB" w:sz="1"/>
-              <w:right w:val="single" w:color="BBBBBB" w:sz="1"/>
-            </w:tcBorders>
-            <w:shd w:fill="2F5496" w:val="clear"/>
-            <w:tcMar>
-              <w:top w:type="dxa" w:w="60"/>
-              <w:left w:type="dxa" w:w="100"/>
-              <w:bottom w:type="dxa" w:w="60"/>
-              <w:right w:type="dxa" w:w="100"/>
-            </w:tcMar>
-            <w:vAlign w:val="center"/>
+            <w:tcW w:type="dxa" w:w="1826"/>
+            <w:tcBorders>
+              <w:top w:val="single" w:color="BBBBBB" w:sz="1"/>
+              <w:left w:val="single" w:color="BBBBBB" w:sz="1"/>
+              <w:bottom w:val="single" w:color="BBBBBB" w:sz="1"/>
+              <w:right w:val="single" w:color="BBBBBB" w:sz="1"/>
+            </w:tcBorders>
+            <w:shd w:fill="2F5496" w:color="auto" w:val="clear"/>
+            <w:tcMar>
+              <w:top w:type="dxa" w:w="60"/>
+              <w:left w:type="dxa" w:w="100"/>
+              <w:bottom w:type="dxa" w:w="60"/>
+              <w:right w:type="dxa" w:w="100"/>
+            </w:tcMar>
           </w:tcPr>
           <w:p>
             <w:pPr>
@@ -623,22 +662,24 @@
         </w:tc>
       </w:tr>
       <w:tr>
-        <w:tc>
-          <w:tcPr>
-            <w:tcW w:type="dxa" w:w="2200"/>
-            <w:tcBorders>
-              <w:top w:val="single" w:color="BBBBBB" w:sz="1"/>
-              <w:left w:val="single" w:color="BBBBBB" w:sz="1"/>
-              <w:bottom w:val="single" w:color="BBBBBB" w:sz="1"/>
-              <w:right w:val="single" w:color="BBBBBB" w:sz="1"/>
-            </w:tcBorders>
-            <w:tcMar>
-              <w:top w:type="dxa" w:w="60"/>
-              <w:left w:type="dxa" w:w="100"/>
-              <w:bottom w:type="dxa" w:w="60"/>
-              <w:right w:type="dxa" w:w="100"/>
-            </w:tcMar>
-            <w:vAlign w:val="center"/>
+        <w:trPr>
+          <w:cantSplit/>
+        </w:trPr>
+        <w:tc>
+          <w:tcPr>
+            <w:tcW w:type="dxa" w:w="2000"/>
+            <w:tcBorders>
+              <w:top w:val="single" w:color="BBBBBB" w:sz="1"/>
+              <w:left w:val="single" w:color="BBBBBB" w:sz="1"/>
+              <w:bottom w:val="single" w:color="BBBBBB" w:sz="1"/>
+              <w:right w:val="single" w:color="BBBBBB" w:sz="1"/>
+            </w:tcBorders>
+            <w:tcMar>
+              <w:top w:type="dxa" w:w="60"/>
+              <w:left w:type="dxa" w:w="100"/>
+              <w:bottom w:type="dxa" w:w="60"/>
+              <w:right w:type="dxa" w:w="100"/>
+            </w:tcMar>
           </w:tcPr>
           <w:p>
             <w:pPr>
@@ -658,90 +699,93 @@
         </w:tc>
         <w:tc>
           <w:tcPr>
-            <w:tcW w:type="dxa" w:w="2500"/>
-            <w:tcBorders>
-              <w:top w:val="single" w:color="BBBBBB" w:sz="1"/>
-              <w:left w:val="single" w:color="BBBBBB" w:sz="1"/>
-              <w:bottom w:val="single" w:color="BBBBBB" w:sz="1"/>
-              <w:right w:val="single" w:color="BBBBBB" w:sz="1"/>
-            </w:tcBorders>
-            <w:tcMar>
-              <w:top w:type="dxa" w:w="60"/>
-              <w:left w:type="dxa" w:w="100"/>
-              <w:bottom w:type="dxa" w:w="60"/>
-              <w:right w:type="dxa" w:w="100"/>
-            </w:tcMar>
-            <w:vAlign w:val="center"/>
-          </w:tcPr>
-          <w:p>
-            <w:pPr>
-              <w:jc w:val="left"/>
-            </w:pPr>
-            <w:r>
-              <w:rPr>
-                <w:rFonts w:ascii="Arial" w:cs="Arial" w:eastAsia="Arial" w:hAnsi="Arial"/>
-                <w:sz w:val="20"/>
-                <w:szCs w:val="20"/>
-              </w:rPr>
-              <w:t xml:space="preserve">Tổng quản lý, phê duyệt mượn/thanh lý, xem dashboard</w:t>
-            </w:r>
-          </w:p>
-        </w:tc>
-        <w:tc>
-          <w:tcPr>
-            <w:tcW w:type="dxa" w:w="2200"/>
-            <w:tcBorders>
-              <w:top w:val="single" w:color="BBBBBB" w:sz="1"/>
-              <w:left w:val="single" w:color="BBBBBB" w:sz="1"/>
-              <w:bottom w:val="single" w:color="BBBBBB" w:sz="1"/>
-              <w:right w:val="single" w:color="BBBBBB" w:sz="1"/>
-            </w:tcBorders>
-            <w:tcMar>
-              <w:top w:type="dxa" w:w="60"/>
-              <w:left w:type="dxa" w:w="100"/>
-              <w:bottom w:type="dxa" w:w="60"/>
-              <w:right w:type="dxa" w:w="100"/>
-            </w:tcMar>
-            <w:vAlign w:val="center"/>
-          </w:tcPr>
-          <w:p>
-            <w:pPr>
-              <w:jc w:val="left"/>
-            </w:pPr>
-            <w:r>
-              <w:rPr>
-                <w:rFonts w:ascii="Arial" w:cs="Arial" w:eastAsia="Arial" w:hAnsi="Arial"/>
-                <w:sz w:val="20"/>
-                <w:szCs w:val="20"/>
-              </w:rPr>
-              <w:t xml:space="preserve">Phê duyệt tất cả TB ≥ 100 triệu VĐ</w:t>
-            </w:r>
-          </w:p>
-        </w:tc>
-        <w:tc>
-          <w:tcPr>
-            <w:tcW w:type="dxa" w:w="2126"/>
-            <w:tcBorders>
-              <w:top w:val="single" w:color="BBBBBB" w:sz="1"/>
-              <w:left w:val="single" w:color="BBBBBB" w:sz="1"/>
-              <w:bottom w:val="single" w:color="BBBBBB" w:sz="1"/>
-              <w:right w:val="single" w:color="BBBBBB" w:sz="1"/>
-            </w:tcBorders>
-            <w:tcMar>
-              <w:top w:type="dxa" w:w="60"/>
-              <w:left w:type="dxa" w:w="100"/>
-              <w:bottom w:type="dxa" w:w="60"/>
-              <w:right w:type="dxa" w:w="100"/>
-            </w:tcMar>
-            <w:vAlign w:val="center"/>
-          </w:tcPr>
-          <w:p>
-            <w:pPr>
-              <w:jc w:val="left"/>
-            </w:pPr>
-            <w:r>
-              <w:rPr>
-                <w:rFonts w:ascii="Arial" w:cs="Arial" w:eastAsia="Arial" w:hAnsi="Arial"/>
+            <w:tcW w:type="dxa" w:w="2900"/>
+            <w:tcBorders>
+              <w:top w:val="single" w:color="BBBBBB" w:sz="1"/>
+              <w:left w:val="single" w:color="BBBBBB" w:sz="1"/>
+              <w:bottom w:val="single" w:color="BBBBBB" w:sz="1"/>
+              <w:right w:val="single" w:color="BBBBBB" w:sz="1"/>
+            </w:tcBorders>
+            <w:tcMar>
+              <w:top w:type="dxa" w:w="60"/>
+              <w:left w:type="dxa" w:w="100"/>
+              <w:bottom w:type="dxa" w:w="60"/>
+              <w:right w:type="dxa" w:w="100"/>
+            </w:tcMar>
+          </w:tcPr>
+          <w:p>
+            <w:pPr>
+              <w:jc w:val="left"/>
+            </w:pPr>
+            <w:r>
+              <w:rPr>
+                <w:rFonts w:ascii="Arial" w:cs="Arial" w:eastAsia="Arial" w:hAnsi="Arial"/>
+                <w:b w:val="false"/>
+                <w:bCs w:val="false"/>
+                <w:sz w:val="20"/>
+                <w:szCs w:val="20"/>
+              </w:rPr>
+              <w:t xml:space="preserve">Tổng quản lý; duyệt mượn thiết bị giá trị cao; xử lý sự cố, thanh lý; cấp mã Nhật ký</w:t>
+            </w:r>
+          </w:p>
+        </w:tc>
+        <w:tc>
+          <w:tcPr>
+            <w:tcW w:type="dxa" w:w="2300"/>
+            <w:tcBorders>
+              <w:top w:val="single" w:color="BBBBBB" w:sz="1"/>
+              <w:left w:val="single" w:color="BBBBBB" w:sz="1"/>
+              <w:bottom w:val="single" w:color="BBBBBB" w:sz="1"/>
+              <w:right w:val="single" w:color="BBBBBB" w:sz="1"/>
+            </w:tcBorders>
+            <w:tcMar>
+              <w:top w:type="dxa" w:w="60"/>
+              <w:left w:type="dxa" w:w="100"/>
+              <w:bottom w:type="dxa" w:w="60"/>
+              <w:right w:type="dxa" w:w="100"/>
+            </w:tcMar>
+          </w:tcPr>
+          <w:p>
+            <w:pPr>
+              <w:jc w:val="left"/>
+            </w:pPr>
+            <w:r>
+              <w:rPr>
+                <w:rFonts w:ascii="Arial" w:cs="Arial" w:eastAsia="Arial" w:hAnsi="Arial"/>
+                <w:b w:val="false"/>
+                <w:bCs w:val="false"/>
+                <w:sz w:val="20"/>
+                <w:szCs w:val="20"/>
+              </w:rPr>
+              <w:t xml:space="preserve">Duyệt mượn TB ≥ 100 triệu VNĐ; xác nhận "Đã khắc phục"</w:t>
+            </w:r>
+          </w:p>
+        </w:tc>
+        <w:tc>
+          <w:tcPr>
+            <w:tcW w:type="dxa" w:w="1826"/>
+            <w:tcBorders>
+              <w:top w:val="single" w:color="BBBBBB" w:sz="1"/>
+              <w:left w:val="single" w:color="BBBBBB" w:sz="1"/>
+              <w:bottom w:val="single" w:color="BBBBBB" w:sz="1"/>
+              <w:right w:val="single" w:color="BBBBBB" w:sz="1"/>
+            </w:tcBorders>
+            <w:tcMar>
+              <w:top w:type="dxa" w:w="60"/>
+              <w:left w:type="dxa" w:w="100"/>
+              <w:bottom w:type="dxa" w:w="60"/>
+              <w:right w:type="dxa" w:w="100"/>
+            </w:tcMar>
+          </w:tcPr>
+          <w:p>
+            <w:pPr>
+              <w:jc w:val="left"/>
+            </w:pPr>
+            <w:r>
+              <w:rPr>
+                <w:rFonts w:ascii="Arial" w:cs="Arial" w:eastAsia="Arial" w:hAnsi="Arial"/>
+                <w:b w:val="false"/>
+                <w:bCs w:val="false"/>
                 <w:sz w:val="20"/>
                 <w:szCs w:val="20"/>
               </w:rPr>
@@ -751,23 +795,25 @@
         </w:tc>
       </w:tr>
       <w:tr>
-        <w:tc>
-          <w:tcPr>
-            <w:tcW w:type="dxa" w:w="2200"/>
-            <w:tcBorders>
-              <w:top w:val="single" w:color="BBBBBB" w:sz="1"/>
-              <w:left w:val="single" w:color="BBBBBB" w:sz="1"/>
-              <w:bottom w:val="single" w:color="BBBBBB" w:sz="1"/>
-              <w:right w:val="single" w:color="BBBBBB" w:sz="1"/>
-            </w:tcBorders>
-            <w:shd w:fill="F2F7FC" w:val="clear"/>
-            <w:tcMar>
-              <w:top w:type="dxa" w:w="60"/>
-              <w:left w:type="dxa" w:w="100"/>
-              <w:bottom w:type="dxa" w:w="60"/>
-              <w:right w:type="dxa" w:w="100"/>
-            </w:tcMar>
-            <w:vAlign w:val="center"/>
+        <w:trPr>
+          <w:cantSplit/>
+        </w:trPr>
+        <w:tc>
+          <w:tcPr>
+            <w:tcW w:type="dxa" w:w="2000"/>
+            <w:tcBorders>
+              <w:top w:val="single" w:color="BBBBBB" w:sz="1"/>
+              <w:left w:val="single" w:color="BBBBBB" w:sz="1"/>
+              <w:bottom w:val="single" w:color="BBBBBB" w:sz="1"/>
+              <w:right w:val="single" w:color="BBBBBB" w:sz="1"/>
+            </w:tcBorders>
+            <w:shd w:fill="F2F7FC" w:color="auto" w:val="clear"/>
+            <w:tcMar>
+              <w:top w:type="dxa" w:w="60"/>
+              <w:left w:type="dxa" w:w="100"/>
+              <w:bottom w:type="dxa" w:w="60"/>
+              <w:right w:type="dxa" w:w="100"/>
+            </w:tcMar>
           </w:tcPr>
           <w:p>
             <w:pPr>
@@ -787,93 +833,96 @@
         </w:tc>
         <w:tc>
           <w:tcPr>
-            <w:tcW w:type="dxa" w:w="2500"/>
-            <w:tcBorders>
-              <w:top w:val="single" w:color="BBBBBB" w:sz="1"/>
-              <w:left w:val="single" w:color="BBBBBB" w:sz="1"/>
-              <w:bottom w:val="single" w:color="BBBBBB" w:sz="1"/>
-              <w:right w:val="single" w:color="BBBBBB" w:sz="1"/>
-            </w:tcBorders>
-            <w:shd w:fill="F2F7FC" w:val="clear"/>
-            <w:tcMar>
-              <w:top w:type="dxa" w:w="60"/>
-              <w:left w:type="dxa" w:w="100"/>
-              <w:bottom w:type="dxa" w:w="60"/>
-              <w:right w:type="dxa" w:w="100"/>
-            </w:tcMar>
-            <w:vAlign w:val="center"/>
-          </w:tcPr>
-          <w:p>
-            <w:pPr>
-              <w:jc w:val="left"/>
-            </w:pPr>
-            <w:r>
-              <w:rPr>
-                <w:rFonts w:ascii="Arial" w:cs="Arial" w:eastAsia="Arial" w:hAnsi="Arial"/>
-                <w:sz w:val="20"/>
-                <w:szCs w:val="20"/>
-              </w:rPr>
-              <w:t xml:space="preserve">Kiểm tra, bàn giao, ghi nhận bảo trì, kiểm kê</w:t>
-            </w:r>
-          </w:p>
-        </w:tc>
-        <w:tc>
-          <w:tcPr>
-            <w:tcW w:type="dxa" w:w="2200"/>
-            <w:tcBorders>
-              <w:top w:val="single" w:color="BBBBBB" w:sz="1"/>
-              <w:left w:val="single" w:color="BBBBBB" w:sz="1"/>
-              <w:bottom w:val="single" w:color="BBBBBB" w:sz="1"/>
-              <w:right w:val="single" w:color="BBBBBB" w:sz="1"/>
-            </w:tcBorders>
-            <w:shd w:fill="F2F7FC" w:val="clear"/>
-            <w:tcMar>
-              <w:top w:type="dxa" w:w="60"/>
-              <w:left w:type="dxa" w:w="100"/>
-              <w:bottom w:type="dxa" w:w="60"/>
-              <w:right w:type="dxa" w:w="100"/>
-            </w:tcMar>
-            <w:vAlign w:val="center"/>
-          </w:tcPr>
-          <w:p>
-            <w:pPr>
-              <w:jc w:val="left"/>
-            </w:pPr>
-            <w:r>
-              <w:rPr>
-                <w:rFonts w:ascii="Arial" w:cs="Arial" w:eastAsia="Arial" w:hAnsi="Arial"/>
-                <w:sz w:val="20"/>
-                <w:szCs w:val="20"/>
-              </w:rPr>
-              <w:t xml:space="preserve">Duyệt mượn TB &lt; 100 triệu VĐ</w:t>
-            </w:r>
-          </w:p>
-        </w:tc>
-        <w:tc>
-          <w:tcPr>
-            <w:tcW w:type="dxa" w:w="2126"/>
-            <w:tcBorders>
-              <w:top w:val="single" w:color="BBBBBB" w:sz="1"/>
-              <w:left w:val="single" w:color="BBBBBB" w:sz="1"/>
-              <w:bottom w:val="single" w:color="BBBBBB" w:sz="1"/>
-              <w:right w:val="single" w:color="BBBBBB" w:sz="1"/>
-            </w:tcBorders>
-            <w:shd w:fill="F2F7FC" w:val="clear"/>
-            <w:tcMar>
-              <w:top w:type="dxa" w:w="60"/>
-              <w:left w:type="dxa" w:w="100"/>
-              <w:bottom w:type="dxa" w:w="60"/>
-              <w:right w:type="dxa" w:w="100"/>
-            </w:tcMar>
-            <w:vAlign w:val="center"/>
-          </w:tcPr>
-          <w:p>
-            <w:pPr>
-              <w:jc w:val="left"/>
-            </w:pPr>
-            <w:r>
-              <w:rPr>
-                <w:rFonts w:ascii="Arial" w:cs="Arial" w:eastAsia="Arial" w:hAnsi="Arial"/>
+            <w:tcW w:type="dxa" w:w="2900"/>
+            <w:tcBorders>
+              <w:top w:val="single" w:color="BBBBBB" w:sz="1"/>
+              <w:left w:val="single" w:color="BBBBBB" w:sz="1"/>
+              <w:bottom w:val="single" w:color="BBBBBB" w:sz="1"/>
+              <w:right w:val="single" w:color="BBBBBB" w:sz="1"/>
+            </w:tcBorders>
+            <w:shd w:fill="F2F7FC" w:color="auto" w:val="clear"/>
+            <w:tcMar>
+              <w:top w:type="dxa" w:w="60"/>
+              <w:left w:type="dxa" w:w="100"/>
+              <w:bottom w:type="dxa" w:w="60"/>
+              <w:right w:type="dxa" w:w="100"/>
+            </w:tcMar>
+          </w:tcPr>
+          <w:p>
+            <w:pPr>
+              <w:jc w:val="left"/>
+            </w:pPr>
+            <w:r>
+              <w:rPr>
+                <w:rFonts w:ascii="Arial" w:cs="Arial" w:eastAsia="Arial" w:hAnsi="Arial"/>
+                <w:b w:val="false"/>
+                <w:bCs w:val="false"/>
+                <w:sz w:val="20"/>
+                <w:szCs w:val="20"/>
+              </w:rPr>
+              <w:t xml:space="preserve">Kiểm kê, lập kế hoạch bảo trì, đề xuất thanh lý</w:t>
+            </w:r>
+          </w:p>
+        </w:tc>
+        <w:tc>
+          <w:tcPr>
+            <w:tcW w:type="dxa" w:w="2300"/>
+            <w:tcBorders>
+              <w:top w:val="single" w:color="BBBBBB" w:sz="1"/>
+              <w:left w:val="single" w:color="BBBBBB" w:sz="1"/>
+              <w:bottom w:val="single" w:color="BBBBBB" w:sz="1"/>
+              <w:right w:val="single" w:color="BBBBBB" w:sz="1"/>
+            </w:tcBorders>
+            <w:shd w:fill="F2F7FC" w:color="auto" w:val="clear"/>
+            <w:tcMar>
+              <w:top w:type="dxa" w:w="60"/>
+              <w:left w:type="dxa" w:w="100"/>
+              <w:bottom w:type="dxa" w:w="60"/>
+              <w:right w:type="dxa" w:w="100"/>
+            </w:tcMar>
+          </w:tcPr>
+          <w:p>
+            <w:pPr>
+              <w:jc w:val="left"/>
+            </w:pPr>
+            <w:r>
+              <w:rPr>
+                <w:rFonts w:ascii="Arial" w:cs="Arial" w:eastAsia="Arial" w:hAnsi="Arial"/>
+                <w:b w:val="false"/>
+                <w:bCs w:val="false"/>
+                <w:sz w:val="20"/>
+                <w:szCs w:val="20"/>
+              </w:rPr>
+              <w:t xml:space="preserve">Đề xuất</w:t>
+            </w:r>
+          </w:p>
+        </w:tc>
+        <w:tc>
+          <w:tcPr>
+            <w:tcW w:type="dxa" w:w="1826"/>
+            <w:tcBorders>
+              <w:top w:val="single" w:color="BBBBBB" w:sz="1"/>
+              <w:left w:val="single" w:color="BBBBBB" w:sz="1"/>
+              <w:bottom w:val="single" w:color="BBBBBB" w:sz="1"/>
+              <w:right w:val="single" w:color="BBBBBB" w:sz="1"/>
+            </w:tcBorders>
+            <w:shd w:fill="F2F7FC" w:color="auto" w:val="clear"/>
+            <w:tcMar>
+              <w:top w:type="dxa" w:w="60"/>
+              <w:left w:type="dxa" w:w="100"/>
+              <w:bottom w:type="dxa" w:w="60"/>
+              <w:right w:type="dxa" w:w="100"/>
+            </w:tcMar>
+          </w:tcPr>
+          <w:p>
+            <w:pPr>
+              <w:jc w:val="left"/>
+            </w:pPr>
+            <w:r>
+              <w:rPr>
+                <w:rFonts w:ascii="Arial" w:cs="Arial" w:eastAsia="Arial" w:hAnsi="Arial"/>
+                <w:b w:val="false"/>
+                <w:bCs w:val="false"/>
                 <w:sz w:val="20"/>
                 <w:szCs w:val="20"/>
               </w:rPr>
@@ -883,22 +932,24 @@
         </w:tc>
       </w:tr>
       <w:tr>
-        <w:tc>
-          <w:tcPr>
-            <w:tcW w:type="dxa" w:w="2200"/>
-            <w:tcBorders>
-              <w:top w:val="single" w:color="BBBBBB" w:sz="1"/>
-              <w:left w:val="single" w:color="BBBBBB" w:sz="1"/>
-              <w:bottom w:val="single" w:color="BBBBBB" w:sz="1"/>
-              <w:right w:val="single" w:color="BBBBBB" w:sz="1"/>
-            </w:tcBorders>
-            <w:tcMar>
-              <w:top w:type="dxa" w:w="60"/>
-              <w:left w:type="dxa" w:w="100"/>
-              <w:bottom w:type="dxa" w:w="60"/>
-              <w:right w:type="dxa" w:w="100"/>
-            </w:tcMar>
-            <w:vAlign w:val="center"/>
+        <w:trPr>
+          <w:cantSplit/>
+        </w:trPr>
+        <w:tc>
+          <w:tcPr>
+            <w:tcW w:type="dxa" w:w="2000"/>
+            <w:tcBorders>
+              <w:top w:val="single" w:color="BBBBBB" w:sz="1"/>
+              <w:left w:val="single" w:color="BBBBBB" w:sz="1"/>
+              <w:bottom w:val="single" w:color="BBBBBB" w:sz="1"/>
+              <w:right w:val="single" w:color="BBBBBB" w:sz="1"/>
+            </w:tcBorders>
+            <w:tcMar>
+              <w:top w:type="dxa" w:w="60"/>
+              <w:left w:type="dxa" w:w="100"/>
+              <w:bottom w:type="dxa" w:w="60"/>
+              <w:right w:type="dxa" w:w="100"/>
+            </w:tcMar>
           </w:tcPr>
           <w:p>
             <w:pPr>
@@ -912,122 +963,127 @@
                 <w:sz w:val="20"/>
                 <w:szCs w:val="20"/>
               </w:rPr>
-              <w:t xml:space="preserve">Giảng viên / NCS</w:t>
-            </w:r>
-          </w:p>
-        </w:tc>
-        <w:tc>
-          <w:tcPr>
-            <w:tcW w:type="dxa" w:w="2500"/>
-            <w:tcBorders>
-              <w:top w:val="single" w:color="BBBBBB" w:sz="1"/>
-              <w:left w:val="single" w:color="BBBBBB" w:sz="1"/>
-              <w:bottom w:val="single" w:color="BBBBBB" w:sz="1"/>
-              <w:right w:val="single" w:color="BBBBBB" w:sz="1"/>
-            </w:tcBorders>
-            <w:tcMar>
-              <w:top w:type="dxa" w:w="60"/>
-              <w:left w:type="dxa" w:w="100"/>
-              <w:bottom w:type="dxa" w:w="60"/>
-              <w:right w:type="dxa" w:w="100"/>
-            </w:tcMar>
-            <w:vAlign w:val="center"/>
-          </w:tcPr>
-          <w:p>
-            <w:pPr>
-              <w:jc w:val="left"/>
-            </w:pPr>
-            <w:r>
-              <w:rPr>
-                <w:rFonts w:ascii="Arial" w:cs="Arial" w:eastAsia="Arial" w:hAnsi="Arial"/>
-                <w:sz w:val="20"/>
-                <w:szCs w:val="20"/>
-              </w:rPr>
-              <w:t xml:space="preserve">Đăng ký mượn, sử dụng đúng mục đích, trả đúng hạn</w:t>
-            </w:r>
-          </w:p>
-        </w:tc>
-        <w:tc>
-          <w:tcPr>
-            <w:tcW w:type="dxa" w:w="2200"/>
-            <w:tcBorders>
-              <w:top w:val="single" w:color="BBBBBB" w:sz="1"/>
-              <w:left w:val="single" w:color="BBBBBB" w:sz="1"/>
-              <w:bottom w:val="single" w:color="BBBBBB" w:sz="1"/>
-              <w:right w:val="single" w:color="BBBBBB" w:sz="1"/>
-            </w:tcBorders>
-            <w:tcMar>
-              <w:top w:type="dxa" w:w="60"/>
-              <w:left w:type="dxa" w:w="100"/>
-              <w:bottom w:type="dxa" w:w="60"/>
-              <w:right w:type="dxa" w:w="100"/>
-            </w:tcMar>
-            <w:vAlign w:val="center"/>
-          </w:tcPr>
-          <w:p>
-            <w:pPr>
-              <w:jc w:val="left"/>
-            </w:pPr>
-            <w:r>
-              <w:rPr>
-                <w:rFonts w:ascii="Arial" w:cs="Arial" w:eastAsia="Arial" w:hAnsi="Arial"/>
-                <w:sz w:val="20"/>
-                <w:szCs w:val="20"/>
-              </w:rPr>
-              <w:t xml:space="preserve">Mượn trực tiếp</w:t>
-            </w:r>
-          </w:p>
-        </w:tc>
-        <w:tc>
-          <w:tcPr>
-            <w:tcW w:type="dxa" w:w="2126"/>
-            <w:tcBorders>
-              <w:top w:val="single" w:color="BBBBBB" w:sz="1"/>
-              <w:left w:val="single" w:color="BBBBBB" w:sz="1"/>
-              <w:bottom w:val="single" w:color="BBBBBB" w:sz="1"/>
-              <w:right w:val="single" w:color="BBBBBB" w:sz="1"/>
-            </w:tcBorders>
-            <w:tcMar>
-              <w:top w:type="dxa" w:w="60"/>
-              <w:left w:type="dxa" w:w="100"/>
-              <w:bottom w:type="dxa" w:w="60"/>
-              <w:right w:type="dxa" w:w="100"/>
-            </w:tcMar>
-            <w:vAlign w:val="center"/>
-          </w:tcPr>
-          <w:p>
-            <w:pPr>
-              <w:jc w:val="left"/>
-            </w:pPr>
-            <w:r>
-              <w:rPr>
-                <w:rFonts w:ascii="Arial" w:cs="Arial" w:eastAsia="Arial" w:hAnsi="Arial"/>
-                <w:sz w:val="20"/>
-                <w:szCs w:val="20"/>
-              </w:rPr>
-              <w:t xml:space="preserve">—</w:t>
+              <w:t xml:space="preserve">CB quản lý thiết bị</w:t>
+            </w:r>
+          </w:p>
+        </w:tc>
+        <w:tc>
+          <w:tcPr>
+            <w:tcW w:type="dxa" w:w="2900"/>
+            <w:tcBorders>
+              <w:top w:val="single" w:color="BBBBBB" w:sz="1"/>
+              <w:left w:val="single" w:color="BBBBBB" w:sz="1"/>
+              <w:bottom w:val="single" w:color="BBBBBB" w:sz="1"/>
+              <w:right w:val="single" w:color="BBBBBB" w:sz="1"/>
+            </w:tcBorders>
+            <w:tcMar>
+              <w:top w:type="dxa" w:w="60"/>
+              <w:left w:type="dxa" w:w="100"/>
+              <w:bottom w:type="dxa" w:w="60"/>
+              <w:right w:type="dxa" w:w="100"/>
+            </w:tcMar>
+          </w:tcPr>
+          <w:p>
+            <w:pPr>
+              <w:jc w:val="left"/>
+            </w:pPr>
+            <w:r>
+              <w:rPr>
+                <w:rFonts w:ascii="Arial" w:cs="Arial" w:eastAsia="Arial" w:hAnsi="Arial"/>
+                <w:b w:val="false"/>
+                <w:bCs w:val="false"/>
+                <w:sz w:val="20"/>
+                <w:szCs w:val="20"/>
+              </w:rPr>
+              <w:t xml:space="preserve">Bàn giao; kiểm tra thiết bị khi nhận lại; ghi bảo trì; tiếp nhận báo hỏng</w:t>
+            </w:r>
+          </w:p>
+        </w:tc>
+        <w:tc>
+          <w:tcPr>
+            <w:tcW w:type="dxa" w:w="2300"/>
+            <w:tcBorders>
+              <w:top w:val="single" w:color="BBBBBB" w:sz="1"/>
+              <w:left w:val="single" w:color="BBBBBB" w:sz="1"/>
+              <w:bottom w:val="single" w:color="BBBBBB" w:sz="1"/>
+              <w:right w:val="single" w:color="BBBBBB" w:sz="1"/>
+            </w:tcBorders>
+            <w:tcMar>
+              <w:top w:type="dxa" w:w="60"/>
+              <w:left w:type="dxa" w:w="100"/>
+              <w:bottom w:type="dxa" w:w="60"/>
+              <w:right w:type="dxa" w:w="100"/>
+            </w:tcMar>
+          </w:tcPr>
+          <w:p>
+            <w:pPr>
+              <w:jc w:val="left"/>
+            </w:pPr>
+            <w:r>
+              <w:rPr>
+                <w:rFonts w:ascii="Arial" w:cs="Arial" w:eastAsia="Arial" w:hAnsi="Arial"/>
+                <w:b w:val="false"/>
+                <w:bCs w:val="false"/>
+                <w:sz w:val="20"/>
+                <w:szCs w:val="20"/>
+              </w:rPr>
+              <w:t xml:space="preserve">Xác nhận "Hoạt động tốt" / báo "Có sự cố" khi nhận lại</w:t>
+            </w:r>
+          </w:p>
+        </w:tc>
+        <w:tc>
+          <w:tcPr>
+            <w:tcW w:type="dxa" w:w="1826"/>
+            <w:tcBorders>
+              <w:top w:val="single" w:color="BBBBBB" w:sz="1"/>
+              <w:left w:val="single" w:color="BBBBBB" w:sz="1"/>
+              <w:bottom w:val="single" w:color="BBBBBB" w:sz="1"/>
+              <w:right w:val="single" w:color="BBBBBB" w:sz="1"/>
+            </w:tcBorders>
+            <w:tcMar>
+              <w:top w:type="dxa" w:w="60"/>
+              <w:left w:type="dxa" w:w="100"/>
+              <w:bottom w:type="dxa" w:w="60"/>
+              <w:right w:type="dxa" w:w="100"/>
+            </w:tcMar>
+          </w:tcPr>
+          <w:p>
+            <w:pPr>
+              <w:jc w:val="left"/>
+            </w:pPr>
+            <w:r>
+              <w:rPr>
+                <w:rFonts w:ascii="Arial" w:cs="Arial" w:eastAsia="Arial" w:hAnsi="Arial"/>
+                <w:b w:val="false"/>
+                <w:bCs w:val="false"/>
+                <w:sz w:val="20"/>
+                <w:szCs w:val="20"/>
+              </w:rPr>
+              <w:t xml:space="preserve">Thiết bị được giao (ghi trong danh mục)</w:t>
             </w:r>
           </w:p>
         </w:tc>
       </w:tr>
       <w:tr>
-        <w:tc>
-          <w:tcPr>
-            <w:tcW w:type="dxa" w:w="2200"/>
-            <w:tcBorders>
-              <w:top w:val="single" w:color="BBBBBB" w:sz="1"/>
-              <w:left w:val="single" w:color="BBBBBB" w:sz="1"/>
-              <w:bottom w:val="single" w:color="BBBBBB" w:sz="1"/>
-              <w:right w:val="single" w:color="BBBBBB" w:sz="1"/>
-            </w:tcBorders>
-            <w:shd w:fill="F2F7FC" w:val="clear"/>
-            <w:tcMar>
-              <w:top w:type="dxa" w:w="60"/>
-              <w:left w:type="dxa" w:w="100"/>
-              <w:bottom w:type="dxa" w:w="60"/>
-              <w:right w:type="dxa" w:w="100"/>
-            </w:tcMar>
-            <w:vAlign w:val="center"/>
+        <w:trPr>
+          <w:cantSplit/>
+        </w:trPr>
+        <w:tc>
+          <w:tcPr>
+            <w:tcW w:type="dxa" w:w="2000"/>
+            <w:tcBorders>
+              <w:top w:val="single" w:color="BBBBBB" w:sz="1"/>
+              <w:left w:val="single" w:color="BBBBBB" w:sz="1"/>
+              <w:bottom w:val="single" w:color="BBBBBB" w:sz="1"/>
+              <w:right w:val="single" w:color="BBBBBB" w:sz="1"/>
+            </w:tcBorders>
+            <w:shd w:fill="F2F7FC" w:color="auto" w:val="clear"/>
+            <w:tcMar>
+              <w:top w:type="dxa" w:w="60"/>
+              <w:left w:type="dxa" w:w="100"/>
+              <w:bottom w:type="dxa" w:w="60"/>
+              <w:right w:type="dxa" w:w="100"/>
+            </w:tcMar>
           </w:tcPr>
           <w:p>
             <w:pPr>
@@ -1041,67 +1097,203 @@
                 <w:sz w:val="20"/>
                 <w:szCs w:val="20"/>
               </w:rPr>
+              <w:t xml:space="preserve">Giảng viên / NCS / HVCH</w:t>
+            </w:r>
+          </w:p>
+        </w:tc>
+        <w:tc>
+          <w:tcPr>
+            <w:tcW w:type="dxa" w:w="2900"/>
+            <w:tcBorders>
+              <w:top w:val="single" w:color="BBBBBB" w:sz="1"/>
+              <w:left w:val="single" w:color="BBBBBB" w:sz="1"/>
+              <w:bottom w:val="single" w:color="BBBBBB" w:sz="1"/>
+              <w:right w:val="single" w:color="BBBBBB" w:sz="1"/>
+            </w:tcBorders>
+            <w:shd w:fill="F2F7FC" w:color="auto" w:val="clear"/>
+            <w:tcMar>
+              <w:top w:type="dxa" w:w="60"/>
+              <w:left w:type="dxa" w:w="100"/>
+              <w:bottom w:type="dxa" w:w="60"/>
+              <w:right w:type="dxa" w:w="100"/>
+            </w:tcMar>
+          </w:tcPr>
+          <w:p>
+            <w:pPr>
+              <w:jc w:val="left"/>
+            </w:pPr>
+            <w:r>
+              <w:rPr>
+                <w:rFonts w:ascii="Arial" w:cs="Arial" w:eastAsia="Arial" w:hAnsi="Arial"/>
+                <w:b w:val="false"/>
+                <w:bCs w:val="false"/>
+                <w:sz w:val="20"/>
+                <w:szCs w:val="20"/>
+              </w:rPr>
+              <w:t xml:space="preserve">Đăng ký mượn hoặc khai báo sử dụng tại chỗ; dùng đúng mục đích; trả đúng hạn</w:t>
+            </w:r>
+          </w:p>
+        </w:tc>
+        <w:tc>
+          <w:tcPr>
+            <w:tcW w:type="dxa" w:w="2300"/>
+            <w:tcBorders>
+              <w:top w:val="single" w:color="BBBBBB" w:sz="1"/>
+              <w:left w:val="single" w:color="BBBBBB" w:sz="1"/>
+              <w:bottom w:val="single" w:color="BBBBBB" w:sz="1"/>
+              <w:right w:val="single" w:color="BBBBBB" w:sz="1"/>
+            </w:tcBorders>
+            <w:shd w:fill="F2F7FC" w:color="auto" w:val="clear"/>
+            <w:tcMar>
+              <w:top w:type="dxa" w:w="60"/>
+              <w:left w:type="dxa" w:w="100"/>
+              <w:bottom w:type="dxa" w:w="60"/>
+              <w:right w:type="dxa" w:w="100"/>
+            </w:tcMar>
+          </w:tcPr>
+          <w:p>
+            <w:pPr>
+              <w:jc w:val="left"/>
+            </w:pPr>
+            <w:r>
+              <w:rPr>
+                <w:rFonts w:ascii="Arial" w:cs="Arial" w:eastAsia="Arial" w:hAnsi="Arial"/>
+                <w:b w:val="false"/>
+                <w:bCs w:val="false"/>
+                <w:sz w:val="20"/>
+                <w:szCs w:val="20"/>
+              </w:rPr>
+              <w:t xml:space="preserve">Mượn trực tiếp (TB &lt; 100 triệu được ghi nhận ngay)</w:t>
+            </w:r>
+          </w:p>
+        </w:tc>
+        <w:tc>
+          <w:tcPr>
+            <w:tcW w:type="dxa" w:w="1826"/>
+            <w:tcBorders>
+              <w:top w:val="single" w:color="BBBBBB" w:sz="1"/>
+              <w:left w:val="single" w:color="BBBBBB" w:sz="1"/>
+              <w:bottom w:val="single" w:color="BBBBBB" w:sz="1"/>
+              <w:right w:val="single" w:color="BBBBBB" w:sz="1"/>
+            </w:tcBorders>
+            <w:shd w:fill="F2F7FC" w:color="auto" w:val="clear"/>
+            <w:tcMar>
+              <w:top w:type="dxa" w:w="60"/>
+              <w:left w:type="dxa" w:w="100"/>
+              <w:bottom w:type="dxa" w:w="60"/>
+              <w:right w:type="dxa" w:w="100"/>
+            </w:tcMar>
+          </w:tcPr>
+          <w:p>
+            <w:pPr>
+              <w:jc w:val="left"/>
+            </w:pPr>
+            <w:r>
+              <w:rPr>
+                <w:rFonts w:ascii="Arial" w:cs="Arial" w:eastAsia="Arial" w:hAnsi="Arial"/>
+                <w:b w:val="false"/>
+                <w:bCs w:val="false"/>
+                <w:sz w:val="20"/>
+                <w:szCs w:val="20"/>
+              </w:rPr>
+              <w:t xml:space="preserve">—</w:t>
+            </w:r>
+          </w:p>
+        </w:tc>
+      </w:tr>
+      <w:tr>
+        <w:trPr>
+          <w:cantSplit/>
+        </w:trPr>
+        <w:tc>
+          <w:tcPr>
+            <w:tcW w:type="dxa" w:w="2000"/>
+            <w:tcBorders>
+              <w:top w:val="single" w:color="BBBBBB" w:sz="1"/>
+              <w:left w:val="single" w:color="BBBBBB" w:sz="1"/>
+              <w:bottom w:val="single" w:color="BBBBBB" w:sz="1"/>
+              <w:right w:val="single" w:color="BBBBBB" w:sz="1"/>
+            </w:tcBorders>
+            <w:tcMar>
+              <w:top w:type="dxa" w:w="60"/>
+              <w:left w:type="dxa" w:w="100"/>
+              <w:bottom w:type="dxa" w:w="60"/>
+              <w:right w:type="dxa" w:w="100"/>
+            </w:tcMar>
+          </w:tcPr>
+          <w:p>
+            <w:pPr>
+              <w:jc w:val="left"/>
+            </w:pPr>
+            <w:r>
+              <w:rPr>
+                <w:rFonts w:ascii="Arial" w:cs="Arial" w:eastAsia="Arial" w:hAnsi="Arial"/>
+                <w:b/>
+                <w:bCs/>
+                <w:sz w:val="20"/>
+                <w:szCs w:val="20"/>
+              </w:rPr>
               <w:t xml:space="preserve">Sinh viên</w:t>
             </w:r>
           </w:p>
         </w:tc>
         <w:tc>
           <w:tcPr>
-            <w:tcW w:type="dxa" w:w="2500"/>
-            <w:tcBorders>
-              <w:top w:val="single" w:color="BBBBBB" w:sz="1"/>
-              <w:left w:val="single" w:color="BBBBBB" w:sz="1"/>
-              <w:bottom w:val="single" w:color="BBBBBB" w:sz="1"/>
-              <w:right w:val="single" w:color="BBBBBB" w:sz="1"/>
-            </w:tcBorders>
-            <w:shd w:fill="F2F7FC" w:val="clear"/>
-            <w:tcMar>
-              <w:top w:type="dxa" w:w="60"/>
-              <w:left w:type="dxa" w:w="100"/>
-              <w:bottom w:type="dxa" w:w="60"/>
-              <w:right w:type="dxa" w:w="100"/>
-            </w:tcMar>
-            <w:vAlign w:val="center"/>
-          </w:tcPr>
-          <w:p>
-            <w:pPr>
-              <w:jc w:val="left"/>
-            </w:pPr>
-            <w:r>
-              <w:rPr>
-                <w:rFonts w:ascii="Arial" w:cs="Arial" w:eastAsia="Arial" w:hAnsi="Arial"/>
-                <w:sz w:val="20"/>
-                <w:szCs w:val="20"/>
-              </w:rPr>
-              <w:t xml:space="preserve">Sử dụng dưới hướng dẫn của GV</w:t>
-            </w:r>
-          </w:p>
-        </w:tc>
-        <w:tc>
-          <w:tcPr>
-            <w:tcW w:type="dxa" w:w="2200"/>
-            <w:tcBorders>
-              <w:top w:val="single" w:color="BBBBBB" w:sz="1"/>
-              <w:left w:val="single" w:color="BBBBBB" w:sz="1"/>
-              <w:bottom w:val="single" w:color="BBBBBB" w:sz="1"/>
-              <w:right w:val="single" w:color="BBBBBB" w:sz="1"/>
-            </w:tcBorders>
-            <w:shd w:fill="F2F7FC" w:val="clear"/>
-            <w:tcMar>
-              <w:top w:type="dxa" w:w="60"/>
-              <w:left w:type="dxa" w:w="100"/>
-              <w:bottom w:type="dxa" w:w="60"/>
-              <w:right w:type="dxa" w:w="100"/>
-            </w:tcMar>
-            <w:vAlign w:val="center"/>
-          </w:tcPr>
-          <w:p>
-            <w:pPr>
-              <w:jc w:val="left"/>
-            </w:pPr>
-            <w:r>
-              <w:rPr>
-                <w:rFonts w:ascii="Arial" w:cs="Arial" w:eastAsia="Arial" w:hAnsi="Arial"/>
+            <w:tcW w:type="dxa" w:w="2900"/>
+            <w:tcBorders>
+              <w:top w:val="single" w:color="BBBBBB" w:sz="1"/>
+              <w:left w:val="single" w:color="BBBBBB" w:sz="1"/>
+              <w:bottom w:val="single" w:color="BBBBBB" w:sz="1"/>
+              <w:right w:val="single" w:color="BBBBBB" w:sz="1"/>
+            </w:tcBorders>
+            <w:tcMar>
+              <w:top w:type="dxa" w:w="60"/>
+              <w:left w:type="dxa" w:w="100"/>
+              <w:bottom w:type="dxa" w:w="60"/>
+              <w:right w:type="dxa" w:w="100"/>
+            </w:tcMar>
+          </w:tcPr>
+          <w:p>
+            <w:pPr>
+              <w:jc w:val="left"/>
+            </w:pPr>
+            <w:r>
+              <w:rPr>
+                <w:rFonts w:ascii="Arial" w:cs="Arial" w:eastAsia="Arial" w:hAnsi="Arial"/>
+                <w:b w:val="false"/>
+                <w:bCs w:val="false"/>
+                <w:sz w:val="20"/>
+                <w:szCs w:val="20"/>
+              </w:rPr>
+              <w:t xml:space="preserve">Sử dụng dưới hướng dẫn của giảng viên</w:t>
+            </w:r>
+          </w:p>
+        </w:tc>
+        <w:tc>
+          <w:tcPr>
+            <w:tcW w:type="dxa" w:w="2300"/>
+            <w:tcBorders>
+              <w:top w:val="single" w:color="BBBBBB" w:sz="1"/>
+              <w:left w:val="single" w:color="BBBBBB" w:sz="1"/>
+              <w:bottom w:val="single" w:color="BBBBBB" w:sz="1"/>
+              <w:right w:val="single" w:color="BBBBBB" w:sz="1"/>
+            </w:tcBorders>
+            <w:tcMar>
+              <w:top w:type="dxa" w:w="60"/>
+              <w:left w:type="dxa" w:w="100"/>
+              <w:bottom w:type="dxa" w:w="60"/>
+              <w:right w:type="dxa" w:w="100"/>
+            </w:tcMar>
+          </w:tcPr>
+          <w:p>
+            <w:pPr>
+              <w:jc w:val="left"/>
+            </w:pPr>
+            <w:r>
+              <w:rPr>
+                <w:rFonts w:ascii="Arial" w:cs="Arial" w:eastAsia="Arial" w:hAnsi="Arial"/>
+                <w:b w:val="false"/>
+                <w:bCs w:val="false"/>
                 <w:sz w:val="20"/>
                 <w:szCs w:val="20"/>
               </w:rPr>
@@ -1111,29 +1303,29 @@
         </w:tc>
         <w:tc>
           <w:tcPr>
-            <w:tcW w:type="dxa" w:w="2126"/>
-            <w:tcBorders>
-              <w:top w:val="single" w:color="BBBBBB" w:sz="1"/>
-              <w:left w:val="single" w:color="BBBBBB" w:sz="1"/>
-              <w:bottom w:val="single" w:color="BBBBBB" w:sz="1"/>
-              <w:right w:val="single" w:color="BBBBBB" w:sz="1"/>
-            </w:tcBorders>
-            <w:shd w:fill="F2F7FC" w:val="clear"/>
-            <w:tcMar>
-              <w:top w:type="dxa" w:w="60"/>
-              <w:left w:type="dxa" w:w="100"/>
-              <w:bottom w:type="dxa" w:w="60"/>
-              <w:right w:type="dxa" w:w="100"/>
-            </w:tcMar>
-            <w:vAlign w:val="center"/>
-          </w:tcPr>
-          <w:p>
-            <w:pPr>
-              <w:jc w:val="left"/>
-            </w:pPr>
-            <w:r>
-              <w:rPr>
-                <w:rFonts w:ascii="Arial" w:cs="Arial" w:eastAsia="Arial" w:hAnsi="Arial"/>
+            <w:tcW w:type="dxa" w:w="1826"/>
+            <w:tcBorders>
+              <w:top w:val="single" w:color="BBBBBB" w:sz="1"/>
+              <w:left w:val="single" w:color="BBBBBB" w:sz="1"/>
+              <w:bottom w:val="single" w:color="BBBBBB" w:sz="1"/>
+              <w:right w:val="single" w:color="BBBBBB" w:sz="1"/>
+            </w:tcBorders>
+            <w:tcMar>
+              <w:top w:type="dxa" w:w="60"/>
+              <w:left w:type="dxa" w:w="100"/>
+              <w:bottom w:type="dxa" w:w="60"/>
+              <w:right w:type="dxa" w:w="100"/>
+            </w:tcMar>
+          </w:tcPr>
+          <w:p>
+            <w:pPr>
+              <w:jc w:val="left"/>
+            </w:pPr>
+            <w:r>
+              <w:rPr>
+                <w:rFonts w:ascii="Arial" w:cs="Arial" w:eastAsia="Arial" w:hAnsi="Arial"/>
+                <w:b w:val="false"/>
+                <w:bCs w:val="false"/>
                 <w:sz w:val="20"/>
                 <w:szCs w:val="20"/>
               </w:rPr>
@@ -1145,8 +1337,27 @@
     </w:tbl>
     <w:p>
       <w:pPr>
+        <w:spacing w:before="120" w:after="80"/>
+        <w:jc w:val="left"/>
+      </w:pPr>
+      <w:r>
+        <w:rPr>
+          <w:rFonts w:ascii="Arial" w:cs="Arial" w:eastAsia="Arial" w:hAnsi="Arial"/>
+          <w:i/>
+          <w:iCs/>
+          <w:color w:val="666666"/>
+          <w:sz w:val="20"/>
+          <w:szCs w:val="20"/>
+        </w:rPr>
+        <w:t xml:space="preserve">Mỗi thiết bị có cán bộ quản lý riêng (hiển thị trên trang tra cứu). Thiết bị chưa có email cán bộ quản lý thì các email kiểm tra, báo hỏng, bảo trì gửi về Phó Trưởng khoa.</w:t>
+      </w:r>
+    </w:p>
+    <w:p>
+      <w:pPr>
         <w:pStyle w:val="Heading1"/>
-        <w:spacing w:after="120" w:before="240"/>
+        <w:keepNext/>
+        <w:keepLines/>
+        <w:spacing w:before="240" w:after="120"/>
       </w:pPr>
       <w:r>
         <w:rPr>
@@ -1157,12 +1368,12 @@
           <w:sz w:val="28"/>
           <w:szCs w:val="28"/>
         </w:rPr>
-        <w:t xml:space="preserve">IV. QUY TRÌNH MƯỢN THIẾT BỊ</w:t>
+        <w:t xml:space="preserve">IV. QUÉT MÃ QR VÀ TRANG TRA CỨU THIẾT BỊ</w:t>
       </w:r>
     </w:p>
     <w:p>
       <w:pPr>
-        <w:spacing w:after="80" w:before="80"/>
+        <w:spacing w:before="80" w:after="80"/>
         <w:jc w:val="left"/>
       </w:pPr>
       <w:r>
@@ -1171,7 +1382,567 @@
           <w:sz w:val="22"/>
           <w:szCs w:val="22"/>
         </w:rPr>
-        <w:t xml:space="preserve">Quy trình này áp dụng khi cần mượn thiết bị mang ra khỏi phòng thí nghiệm hoặc sử dụng ngoài hiện trường. Thiết bị sử dụng tại chỗ (server, máng thực nghiệm) không cần làm quy trình mượn mà đăng ký lịch sử dụng với CB phụ trách.</w:t>
+        <w:t xml:space="preserve">Mở camera điện thoại, hướng vào tem QR trên thiết bị, chạm vào đường link hiện ra. Trang tra cứu hiển thị thông tin thiết bị (tên, mã, tình trạng, vị trí, cán bộ quản lý) và trạng thái hiện tại: 🟢 Sẵn sàng · 🟠 Đang giữ chỗ (chờ duyệt) · 🔴 Đang được mượn · 🔵 Đang sử dụng tại chỗ · ⏳ Đã trả — chờ cán bộ kiểm tra · ⚠️ Đang xử lý sự cố · ⚫ Không khả dụng. Khi thiết bị không sẵn sàng, các nút mượn bị khóa.</w:t>
+      </w:r>
+    </w:p>
+    <w:tbl>
+      <w:tblPr>
+        <w:tblW w:type="dxa" w:w="9026"/>
+        <w:tblBorders>
+          <w:top w:val="single" w:color="auto" w:sz="4"/>
+          <w:left w:val="single" w:color="auto" w:sz="4"/>
+          <w:bottom w:val="single" w:color="auto" w:sz="4"/>
+          <w:right w:val="single" w:color="auto" w:sz="4"/>
+          <w:insideH w:val="single" w:color="auto" w:sz="4"/>
+          <w:insideV w:val="single" w:color="auto" w:sz="4"/>
+        </w:tblBorders>
+      </w:tblPr>
+      <w:tblGrid>
+        <w:gridCol w:w="2600"/>
+        <w:gridCol w:w="6426"/>
+      </w:tblGrid>
+      <w:tr>
+        <w:trPr>
+          <w:tblHeader/>
+        </w:trPr>
+        <w:tc>
+          <w:tcPr>
+            <w:tcW w:type="dxa" w:w="2600"/>
+            <w:tcBorders>
+              <w:top w:val="single" w:color="BBBBBB" w:sz="1"/>
+              <w:left w:val="single" w:color="BBBBBB" w:sz="1"/>
+              <w:bottom w:val="single" w:color="BBBBBB" w:sz="1"/>
+              <w:right w:val="single" w:color="BBBBBB" w:sz="1"/>
+            </w:tcBorders>
+            <w:shd w:fill="2F5496" w:color="auto" w:val="clear"/>
+            <w:tcMar>
+              <w:top w:type="dxa" w:w="60"/>
+              <w:left w:type="dxa" w:w="100"/>
+              <w:bottom w:type="dxa" w:w="60"/>
+              <w:right w:type="dxa" w:w="100"/>
+            </w:tcMar>
+          </w:tcPr>
+          <w:p>
+            <w:pPr>
+              <w:jc w:val="center"/>
+            </w:pPr>
+            <w:r>
+              <w:rPr>
+                <w:rFonts w:ascii="Arial" w:cs="Arial" w:eastAsia="Arial" w:hAnsi="Arial"/>
+                <w:b/>
+                <w:bCs/>
+                <w:color w:val="FFFFFF"/>
+                <w:sz w:val="20"/>
+                <w:szCs w:val="20"/>
+              </w:rPr>
+              <w:t xml:space="preserve">Nút trên trang</w:t>
+            </w:r>
+          </w:p>
+        </w:tc>
+        <w:tc>
+          <w:tcPr>
+            <w:tcW w:type="dxa" w:w="6426"/>
+            <w:tcBorders>
+              <w:top w:val="single" w:color="BBBBBB" w:sz="1"/>
+              <w:left w:val="single" w:color="BBBBBB" w:sz="1"/>
+              <w:bottom w:val="single" w:color="BBBBBB" w:sz="1"/>
+              <w:right w:val="single" w:color="BBBBBB" w:sz="1"/>
+            </w:tcBorders>
+            <w:shd w:fill="2F5496" w:color="auto" w:val="clear"/>
+            <w:tcMar>
+              <w:top w:type="dxa" w:w="60"/>
+              <w:left w:type="dxa" w:w="100"/>
+              <w:bottom w:type="dxa" w:w="60"/>
+              <w:right w:type="dxa" w:w="100"/>
+            </w:tcMar>
+          </w:tcPr>
+          <w:p>
+            <w:pPr>
+              <w:jc w:val="center"/>
+            </w:pPr>
+            <w:r>
+              <w:rPr>
+                <w:rFonts w:ascii="Arial" w:cs="Arial" w:eastAsia="Arial" w:hAnsi="Arial"/>
+                <w:b/>
+                <w:bCs/>
+                <w:color w:val="FFFFFF"/>
+                <w:sz w:val="20"/>
+                <w:szCs w:val="20"/>
+              </w:rPr>
+              <w:t xml:space="preserve">Dùng khi</w:t>
+            </w:r>
+          </w:p>
+        </w:tc>
+      </w:tr>
+      <w:tr>
+        <w:trPr>
+          <w:cantSplit/>
+        </w:trPr>
+        <w:tc>
+          <w:tcPr>
+            <w:tcW w:type="dxa" w:w="2600"/>
+            <w:tcBorders>
+              <w:top w:val="single" w:color="BBBBBB" w:sz="1"/>
+              <w:left w:val="single" w:color="BBBBBB" w:sz="1"/>
+              <w:bottom w:val="single" w:color="BBBBBB" w:sz="1"/>
+              <w:right w:val="single" w:color="BBBBBB" w:sz="1"/>
+            </w:tcBorders>
+            <w:tcMar>
+              <w:top w:type="dxa" w:w="60"/>
+              <w:left w:type="dxa" w:w="100"/>
+              <w:bottom w:type="dxa" w:w="60"/>
+              <w:right w:type="dxa" w:w="100"/>
+            </w:tcMar>
+          </w:tcPr>
+          <w:p>
+            <w:pPr>
+              <w:jc w:val="left"/>
+            </w:pPr>
+            <w:r>
+              <w:rPr>
+                <w:rFonts w:ascii="Arial" w:cs="Arial" w:eastAsia="Arial" w:hAnsi="Arial"/>
+                <w:b/>
+                <w:bCs/>
+                <w:sz w:val="20"/>
+                <w:szCs w:val="20"/>
+              </w:rPr>
+              <w:t xml:space="preserve">📦 Mượn mang đi</w:t>
+            </w:r>
+          </w:p>
+        </w:tc>
+        <w:tc>
+          <w:tcPr>
+            <w:tcW w:type="dxa" w:w="6426"/>
+            <w:tcBorders>
+              <w:top w:val="single" w:color="BBBBBB" w:sz="1"/>
+              <w:left w:val="single" w:color="BBBBBB" w:sz="1"/>
+              <w:bottom w:val="single" w:color="BBBBBB" w:sz="1"/>
+              <w:right w:val="single" w:color="BBBBBB" w:sz="1"/>
+            </w:tcBorders>
+            <w:tcMar>
+              <w:top w:type="dxa" w:w="60"/>
+              <w:left w:type="dxa" w:w="100"/>
+              <w:bottom w:type="dxa" w:w="60"/>
+              <w:right w:type="dxa" w:w="100"/>
+            </w:tcMar>
+          </w:tcPr>
+          <w:p>
+            <w:pPr>
+              <w:jc w:val="left"/>
+            </w:pPr>
+            <w:r>
+              <w:rPr>
+                <w:rFonts w:ascii="Arial" w:cs="Arial" w:eastAsia="Arial" w:hAnsi="Arial"/>
+                <w:b w:val="false"/>
+                <w:bCs w:val="false"/>
+                <w:sz w:val="20"/>
+                <w:szCs w:val="20"/>
+              </w:rPr>
+              <w:t xml:space="preserve">Mang thiết bị ra khỏi phòng (khảo sát hiện trường, thí nghiệm nơi khác) — mục V</w:t>
+            </w:r>
+          </w:p>
+        </w:tc>
+      </w:tr>
+      <w:tr>
+        <w:trPr>
+          <w:cantSplit/>
+        </w:trPr>
+        <w:tc>
+          <w:tcPr>
+            <w:tcW w:type="dxa" w:w="2600"/>
+            <w:tcBorders>
+              <w:top w:val="single" w:color="BBBBBB" w:sz="1"/>
+              <w:left w:val="single" w:color="BBBBBB" w:sz="1"/>
+              <w:bottom w:val="single" w:color="BBBBBB" w:sz="1"/>
+              <w:right w:val="single" w:color="BBBBBB" w:sz="1"/>
+            </w:tcBorders>
+            <w:shd w:fill="F2F7FC" w:color="auto" w:val="clear"/>
+            <w:tcMar>
+              <w:top w:type="dxa" w:w="60"/>
+              <w:left w:type="dxa" w:w="100"/>
+              <w:bottom w:type="dxa" w:w="60"/>
+              <w:right w:type="dxa" w:w="100"/>
+            </w:tcMar>
+          </w:tcPr>
+          <w:p>
+            <w:pPr>
+              <w:jc w:val="left"/>
+            </w:pPr>
+            <w:r>
+              <w:rPr>
+                <w:rFonts w:ascii="Arial" w:cs="Arial" w:eastAsia="Arial" w:hAnsi="Arial"/>
+                <w:b/>
+                <w:bCs/>
+                <w:sz w:val="20"/>
+                <w:szCs w:val="20"/>
+              </w:rPr>
+              <w:t xml:space="preserve">🔬 Sử dụng tại chỗ</w:t>
+            </w:r>
+          </w:p>
+        </w:tc>
+        <w:tc>
+          <w:tcPr>
+            <w:tcW w:type="dxa" w:w="6426"/>
+            <w:tcBorders>
+              <w:top w:val="single" w:color="BBBBBB" w:sz="1"/>
+              <w:left w:val="single" w:color="BBBBBB" w:sz="1"/>
+              <w:bottom w:val="single" w:color="BBBBBB" w:sz="1"/>
+              <w:right w:val="single" w:color="BBBBBB" w:sz="1"/>
+            </w:tcBorders>
+            <w:shd w:fill="F2F7FC" w:color="auto" w:val="clear"/>
+            <w:tcMar>
+              <w:top w:type="dxa" w:w="60"/>
+              <w:left w:type="dxa" w:w="100"/>
+              <w:bottom w:type="dxa" w:w="60"/>
+              <w:right w:type="dxa" w:w="100"/>
+            </w:tcMar>
+          </w:tcPr>
+          <w:p>
+            <w:pPr>
+              <w:jc w:val="left"/>
+            </w:pPr>
+            <w:r>
+              <w:rPr>
+                <w:rFonts w:ascii="Arial" w:cs="Arial" w:eastAsia="Arial" w:hAnsi="Arial"/>
+                <w:b w:val="false"/>
+                <w:bCs w:val="false"/>
+                <w:sz w:val="20"/>
+                <w:szCs w:val="20"/>
+              </w:rPr>
+              <w:t xml:space="preserve">Dùng thiết bị ngay tại phòng, không mang ra ngoài — mục VI</w:t>
+            </w:r>
+          </w:p>
+        </w:tc>
+      </w:tr>
+      <w:tr>
+        <w:trPr>
+          <w:cantSplit/>
+        </w:trPr>
+        <w:tc>
+          <w:tcPr>
+            <w:tcW w:type="dxa" w:w="2600"/>
+            <w:tcBorders>
+              <w:top w:val="single" w:color="BBBBBB" w:sz="1"/>
+              <w:left w:val="single" w:color="BBBBBB" w:sz="1"/>
+              <w:bottom w:val="single" w:color="BBBBBB" w:sz="1"/>
+              <w:right w:val="single" w:color="BBBBBB" w:sz="1"/>
+            </w:tcBorders>
+            <w:tcMar>
+              <w:top w:type="dxa" w:w="60"/>
+              <w:left w:type="dxa" w:w="100"/>
+              <w:bottom w:type="dxa" w:w="60"/>
+              <w:right w:type="dxa" w:w="100"/>
+            </w:tcMar>
+          </w:tcPr>
+          <w:p>
+            <w:pPr>
+              <w:jc w:val="left"/>
+            </w:pPr>
+            <w:r>
+              <w:rPr>
+                <w:rFonts w:ascii="Arial" w:cs="Arial" w:eastAsia="Arial" w:hAnsi="Arial"/>
+                <w:b/>
+                <w:bCs/>
+                <w:sz w:val="20"/>
+                <w:szCs w:val="20"/>
+              </w:rPr>
+              <w:t xml:space="preserve">✅ Xác nhận trả</w:t>
+            </w:r>
+          </w:p>
+        </w:tc>
+        <w:tc>
+          <w:tcPr>
+            <w:tcW w:type="dxa" w:w="6426"/>
+            <w:tcBorders>
+              <w:top w:val="single" w:color="BBBBBB" w:sz="1"/>
+              <w:left w:val="single" w:color="BBBBBB" w:sz="1"/>
+              <w:bottom w:val="single" w:color="BBBBBB" w:sz="1"/>
+              <w:right w:val="single" w:color="BBBBBB" w:sz="1"/>
+            </w:tcBorders>
+            <w:tcMar>
+              <w:top w:type="dxa" w:w="60"/>
+              <w:left w:type="dxa" w:w="100"/>
+              <w:bottom w:type="dxa" w:w="60"/>
+              <w:right w:type="dxa" w:w="100"/>
+            </w:tcMar>
+          </w:tcPr>
+          <w:p>
+            <w:pPr>
+              <w:jc w:val="left"/>
+            </w:pPr>
+            <w:r>
+              <w:rPr>
+                <w:rFonts w:ascii="Arial" w:cs="Arial" w:eastAsia="Arial" w:hAnsi="Arial"/>
+                <w:b w:val="false"/>
+                <w:bCs w:val="false"/>
+                <w:sz w:val="20"/>
+                <w:szCs w:val="20"/>
+              </w:rPr>
+              <w:t xml:space="preserve">Trả thiết bị đã mượn mang đi — mục VII</w:t>
+            </w:r>
+          </w:p>
+        </w:tc>
+      </w:tr>
+      <w:tr>
+        <w:trPr>
+          <w:cantSplit/>
+        </w:trPr>
+        <w:tc>
+          <w:tcPr>
+            <w:tcW w:type="dxa" w:w="2600"/>
+            <w:tcBorders>
+              <w:top w:val="single" w:color="BBBBBB" w:sz="1"/>
+              <w:left w:val="single" w:color="BBBBBB" w:sz="1"/>
+              <w:bottom w:val="single" w:color="BBBBBB" w:sz="1"/>
+              <w:right w:val="single" w:color="BBBBBB" w:sz="1"/>
+            </w:tcBorders>
+            <w:shd w:fill="F2F7FC" w:color="auto" w:val="clear"/>
+            <w:tcMar>
+              <w:top w:type="dxa" w:w="60"/>
+              <w:left w:type="dxa" w:w="100"/>
+              <w:bottom w:type="dxa" w:w="60"/>
+              <w:right w:type="dxa" w:w="100"/>
+            </w:tcMar>
+          </w:tcPr>
+          <w:p>
+            <w:pPr>
+              <w:jc w:val="left"/>
+            </w:pPr>
+            <w:r>
+              <w:rPr>
+                <w:rFonts w:ascii="Arial" w:cs="Arial" w:eastAsia="Arial" w:hAnsi="Arial"/>
+                <w:b/>
+                <w:bCs/>
+                <w:sz w:val="20"/>
+                <w:szCs w:val="20"/>
+              </w:rPr>
+              <w:t xml:space="preserve">🔧 Ghi bảo trì</w:t>
+            </w:r>
+          </w:p>
+        </w:tc>
+        <w:tc>
+          <w:tcPr>
+            <w:tcW w:type="dxa" w:w="6426"/>
+            <w:tcBorders>
+              <w:top w:val="single" w:color="BBBBBB" w:sz="1"/>
+              <w:left w:val="single" w:color="BBBBBB" w:sz="1"/>
+              <w:bottom w:val="single" w:color="BBBBBB" w:sz="1"/>
+              <w:right w:val="single" w:color="BBBBBB" w:sz="1"/>
+            </w:tcBorders>
+            <w:shd w:fill="F2F7FC" w:color="auto" w:val="clear"/>
+            <w:tcMar>
+              <w:top w:type="dxa" w:w="60"/>
+              <w:left w:type="dxa" w:w="100"/>
+              <w:bottom w:type="dxa" w:w="60"/>
+              <w:right w:type="dxa" w:w="100"/>
+            </w:tcMar>
+          </w:tcPr>
+          <w:p>
+            <w:pPr>
+              <w:jc w:val="left"/>
+            </w:pPr>
+            <w:r>
+              <w:rPr>
+                <w:rFonts w:ascii="Arial" w:cs="Arial" w:eastAsia="Arial" w:hAnsi="Arial"/>
+                <w:b w:val="false"/>
+                <w:bCs w:val="false"/>
+                <w:sz w:val="20"/>
+                <w:szCs w:val="20"/>
+              </w:rPr>
+              <w:t xml:space="preserve">Cán bộ ghi nhận bảo trì, hiệu chuẩn, sửa chữa — mục IX</w:t>
+            </w:r>
+          </w:p>
+        </w:tc>
+      </w:tr>
+      <w:tr>
+        <w:trPr>
+          <w:cantSplit/>
+        </w:trPr>
+        <w:tc>
+          <w:tcPr>
+            <w:tcW w:type="dxa" w:w="2600"/>
+            <w:tcBorders>
+              <w:top w:val="single" w:color="BBBBBB" w:sz="1"/>
+              <w:left w:val="single" w:color="BBBBBB" w:sz="1"/>
+              <w:bottom w:val="single" w:color="BBBBBB" w:sz="1"/>
+              <w:right w:val="single" w:color="BBBBBB" w:sz="1"/>
+            </w:tcBorders>
+            <w:tcMar>
+              <w:top w:type="dxa" w:w="60"/>
+              <w:left w:type="dxa" w:w="100"/>
+              <w:bottom w:type="dxa" w:w="60"/>
+              <w:right w:type="dxa" w:w="100"/>
+            </w:tcMar>
+          </w:tcPr>
+          <w:p>
+            <w:pPr>
+              <w:jc w:val="left"/>
+            </w:pPr>
+            <w:r>
+              <w:rPr>
+                <w:rFonts w:ascii="Arial" w:cs="Arial" w:eastAsia="Arial" w:hAnsi="Arial"/>
+                <w:b/>
+                <w:bCs/>
+                <w:sz w:val="20"/>
+                <w:szCs w:val="20"/>
+              </w:rPr>
+              <w:t xml:space="preserve">⚠️ Báo hỏng</w:t>
+            </w:r>
+          </w:p>
+        </w:tc>
+        <w:tc>
+          <w:tcPr>
+            <w:tcW w:type="dxa" w:w="6426"/>
+            <w:tcBorders>
+              <w:top w:val="single" w:color="BBBBBB" w:sz="1"/>
+              <w:left w:val="single" w:color="BBBBBB" w:sz="1"/>
+              <w:bottom w:val="single" w:color="BBBBBB" w:sz="1"/>
+              <w:right w:val="single" w:color="BBBBBB" w:sz="1"/>
+            </w:tcBorders>
+            <w:tcMar>
+              <w:top w:type="dxa" w:w="60"/>
+              <w:left w:type="dxa" w:w="100"/>
+              <w:bottom w:type="dxa" w:w="60"/>
+              <w:right w:type="dxa" w:w="100"/>
+            </w:tcMar>
+          </w:tcPr>
+          <w:p>
+            <w:pPr>
+              <w:jc w:val="left"/>
+            </w:pPr>
+            <w:r>
+              <w:rPr>
+                <w:rFonts w:ascii="Arial" w:cs="Arial" w:eastAsia="Arial" w:hAnsi="Arial"/>
+                <w:b w:val="false"/>
+                <w:bCs w:val="false"/>
+                <w:sz w:val="20"/>
+                <w:szCs w:val="20"/>
+              </w:rPr>
+              <w:t xml:space="preserve">Bất kỳ ai phát hiện thiết bị hỏng — mục X</w:t>
+            </w:r>
+          </w:p>
+        </w:tc>
+      </w:tr>
+      <w:tr>
+        <w:trPr>
+          <w:cantSplit/>
+        </w:trPr>
+        <w:tc>
+          <w:tcPr>
+            <w:tcW w:type="dxa" w:w="2600"/>
+            <w:tcBorders>
+              <w:top w:val="single" w:color="BBBBBB" w:sz="1"/>
+              <w:left w:val="single" w:color="BBBBBB" w:sz="1"/>
+              <w:bottom w:val="single" w:color="BBBBBB" w:sz="1"/>
+              <w:right w:val="single" w:color="BBBBBB" w:sz="1"/>
+            </w:tcBorders>
+            <w:shd w:fill="F2F7FC" w:color="auto" w:val="clear"/>
+            <w:tcMar>
+              <w:top w:type="dxa" w:w="60"/>
+              <w:left w:type="dxa" w:w="100"/>
+              <w:bottom w:type="dxa" w:w="60"/>
+              <w:right w:type="dxa" w:w="100"/>
+            </w:tcMar>
+          </w:tcPr>
+          <w:p>
+            <w:pPr>
+              <w:jc w:val="left"/>
+            </w:pPr>
+            <w:r>
+              <w:rPr>
+                <w:rFonts w:ascii="Arial" w:cs="Arial" w:eastAsia="Arial" w:hAnsi="Arial"/>
+                <w:b/>
+                <w:bCs/>
+                <w:sz w:val="20"/>
+                <w:szCs w:val="20"/>
+              </w:rPr>
+              <w:t xml:space="preserve">🕘 Lịch sử sử dụng</w:t>
+            </w:r>
+          </w:p>
+        </w:tc>
+        <w:tc>
+          <w:tcPr>
+            <w:tcW w:type="dxa" w:w="6426"/>
+            <w:tcBorders>
+              <w:top w:val="single" w:color="BBBBBB" w:sz="1"/>
+              <w:left w:val="single" w:color="BBBBBB" w:sz="1"/>
+              <w:bottom w:val="single" w:color="BBBBBB" w:sz="1"/>
+              <w:right w:val="single" w:color="BBBBBB" w:sz="1"/>
+            </w:tcBorders>
+            <w:shd w:fill="F2F7FC" w:color="auto" w:val="clear"/>
+            <w:tcMar>
+              <w:top w:type="dxa" w:w="60"/>
+              <w:left w:type="dxa" w:w="100"/>
+              <w:bottom w:type="dxa" w:w="60"/>
+              <w:right w:type="dxa" w:w="100"/>
+            </w:tcMar>
+          </w:tcPr>
+          <w:p>
+            <w:pPr>
+              <w:jc w:val="left"/>
+            </w:pPr>
+            <w:r>
+              <w:rPr>
+                <w:rFonts w:ascii="Arial" w:cs="Arial" w:eastAsia="Arial" w:hAnsi="Arial"/>
+                <w:b w:val="false"/>
+                <w:bCs w:val="false"/>
+                <w:sz w:val="20"/>
+                <w:szCs w:val="20"/>
+              </w:rPr>
+              <w:t xml:space="preserve">Xem các lượt mượn, sử dụng gần đây (tên người dùng được che bớt)</w:t>
+            </w:r>
+          </w:p>
+        </w:tc>
+      </w:tr>
+    </w:tbl>
+    <w:p>
+      <w:pPr>
+        <w:spacing w:before="120" w:after="80"/>
+        <w:jc w:val="left"/>
+      </w:pPr>
+      <w:r>
+        <w:rPr>
+          <w:rFonts w:ascii="Arial" w:cs="Arial" w:eastAsia="Arial" w:hAnsi="Arial"/>
+          <w:i/>
+          <w:iCs/>
+          <w:color w:val="666666"/>
+          <w:sz w:val="20"/>
+          <w:szCs w:val="20"/>
+        </w:rPr>
+        <w:t xml:space="preserve">Cài trang tra cứu như ứng dụng (làm 1 lần): Android/Chrome: menu ⋮ → "Thêm vào màn hình chính"; iPhone/Safari: nút Chia sẻ → "Thêm vào MH chính"; máy tính Chrome/Edge: biểu tượng Cài đặt trên thanh địa chỉ.</w:t>
+      </w:r>
+    </w:p>
+    <w:p>
+      <w:pPr>
+        <w:pStyle w:val="Heading1"/>
+        <w:keepNext/>
+        <w:keepLines/>
+        <w:spacing w:before="240" w:after="120"/>
+      </w:pPr>
+      <w:r>
+        <w:rPr>
+          <w:rFonts w:ascii="Arial" w:cs="Arial" w:eastAsia="Arial" w:hAnsi="Arial"/>
+          <w:b/>
+          <w:bCs/>
+          <w:color w:val="2F5496"/>
+          <w:sz w:val="28"/>
+          <w:szCs w:val="28"/>
+        </w:rPr>
+        <w:t xml:space="preserve">V. QUY TRÌNH MƯỢN MANG ĐI</w:t>
+      </w:r>
+    </w:p>
+    <w:p>
+      <w:pPr>
+        <w:spacing w:before="80" w:after="80"/>
+        <w:jc w:val="left"/>
+      </w:pPr>
+      <w:r>
+        <w:rPr>
+          <w:rFonts w:ascii="Arial" w:cs="Arial" w:eastAsia="Arial" w:hAnsi="Arial"/>
+          <w:sz w:val="22"/>
+          <w:szCs w:val="22"/>
+        </w:rPr>
+        <w:t xml:space="preserve">Áp dụng khi cần mang thiết bị ra khỏi phòng thí nghiệm hoặc sử dụng ngoài hiện trường.</w:t>
       </w:r>
     </w:p>
     <w:tbl>
@@ -1188,11 +1959,14 @@
       </w:tblPr>
       <w:tblGrid>
         <w:gridCol w:w="700"/>
-        <w:gridCol w:w="4326"/>
+        <w:gridCol w:w="4526"/>
         <w:gridCol w:w="2000"/>
-        <w:gridCol w:w="2000"/>
+        <w:gridCol w:w="1800"/>
       </w:tblGrid>
       <w:tr>
+        <w:trPr>
+          <w:tblHeader/>
+        </w:trPr>
         <w:tc>
           <w:tcPr>
             <w:tcW w:type="dxa" w:w="700"/>
@@ -1202,14 +1976,13 @@
               <w:bottom w:val="single" w:color="BBBBBB" w:sz="1"/>
               <w:right w:val="single" w:color="BBBBBB" w:sz="1"/>
             </w:tcBorders>
-            <w:shd w:fill="2F5496" w:val="clear"/>
-            <w:tcMar>
-              <w:top w:type="dxa" w:w="60"/>
-              <w:left w:type="dxa" w:w="100"/>
-              <w:bottom w:type="dxa" w:w="60"/>
-              <w:right w:type="dxa" w:w="100"/>
-            </w:tcMar>
-            <w:vAlign w:val="center"/>
+            <w:shd w:fill="2F5496" w:color="auto" w:val="clear"/>
+            <w:tcMar>
+              <w:top w:type="dxa" w:w="60"/>
+              <w:left w:type="dxa" w:w="100"/>
+              <w:bottom w:type="dxa" w:w="60"/>
+              <w:right w:type="dxa" w:w="100"/>
+            </w:tcMar>
           </w:tcPr>
           <w:p>
             <w:pPr>
@@ -1230,21 +2003,20 @@
         </w:tc>
         <w:tc>
           <w:tcPr>
-            <w:tcW w:type="dxa" w:w="4326"/>
-            <w:tcBorders>
-              <w:top w:val="single" w:color="BBBBBB" w:sz="1"/>
-              <w:left w:val="single" w:color="BBBBBB" w:sz="1"/>
-              <w:bottom w:val="single" w:color="BBBBBB" w:sz="1"/>
-              <w:right w:val="single" w:color="BBBBBB" w:sz="1"/>
-            </w:tcBorders>
-            <w:shd w:fill="2F5496" w:val="clear"/>
-            <w:tcMar>
-              <w:top w:type="dxa" w:w="60"/>
-              <w:left w:type="dxa" w:w="100"/>
-              <w:bottom w:type="dxa" w:w="60"/>
-              <w:right w:type="dxa" w:w="100"/>
-            </w:tcMar>
-            <w:vAlign w:val="center"/>
+            <w:tcW w:type="dxa" w:w="4526"/>
+            <w:tcBorders>
+              <w:top w:val="single" w:color="BBBBBB" w:sz="1"/>
+              <w:left w:val="single" w:color="BBBBBB" w:sz="1"/>
+              <w:bottom w:val="single" w:color="BBBBBB" w:sz="1"/>
+              <w:right w:val="single" w:color="BBBBBB" w:sz="1"/>
+            </w:tcBorders>
+            <w:shd w:fill="2F5496" w:color="auto" w:val="clear"/>
+            <w:tcMar>
+              <w:top w:type="dxa" w:w="60"/>
+              <w:left w:type="dxa" w:w="100"/>
+              <w:bottom w:type="dxa" w:w="60"/>
+              <w:right w:type="dxa" w:w="100"/>
+            </w:tcMar>
           </w:tcPr>
           <w:p>
             <w:pPr>
@@ -1272,14 +2044,13 @@
               <w:bottom w:val="single" w:color="BBBBBB" w:sz="1"/>
               <w:right w:val="single" w:color="BBBBBB" w:sz="1"/>
             </w:tcBorders>
-            <w:shd w:fill="2F5496" w:val="clear"/>
-            <w:tcMar>
-              <w:top w:type="dxa" w:w="60"/>
-              <w:left w:type="dxa" w:w="100"/>
-              <w:bottom w:type="dxa" w:w="60"/>
-              <w:right w:type="dxa" w:w="100"/>
-            </w:tcMar>
-            <w:vAlign w:val="center"/>
+            <w:shd w:fill="2F5496" w:color="auto" w:val="clear"/>
+            <w:tcMar>
+              <w:top w:type="dxa" w:w="60"/>
+              <w:left w:type="dxa" w:w="100"/>
+              <w:bottom w:type="dxa" w:w="60"/>
+              <w:right w:type="dxa" w:w="100"/>
+            </w:tcMar>
           </w:tcPr>
           <w:p>
             <w:pPr>
@@ -1300,21 +2071,20 @@
         </w:tc>
         <w:tc>
           <w:tcPr>
-            <w:tcW w:type="dxa" w:w="2000"/>
-            <w:tcBorders>
-              <w:top w:val="single" w:color="BBBBBB" w:sz="1"/>
-              <w:left w:val="single" w:color="BBBBBB" w:sz="1"/>
-              <w:bottom w:val="single" w:color="BBBBBB" w:sz="1"/>
-              <w:right w:val="single" w:color="BBBBBB" w:sz="1"/>
-            </w:tcBorders>
-            <w:shd w:fill="2F5496" w:val="clear"/>
-            <w:tcMar>
-              <w:top w:type="dxa" w:w="60"/>
-              <w:left w:type="dxa" w:w="100"/>
-              <w:bottom w:type="dxa" w:w="60"/>
-              <w:right w:type="dxa" w:w="100"/>
-            </w:tcMar>
-            <w:vAlign w:val="center"/>
+            <w:tcW w:type="dxa" w:w="1800"/>
+            <w:tcBorders>
+              <w:top w:val="single" w:color="BBBBBB" w:sz="1"/>
+              <w:left w:val="single" w:color="BBBBBB" w:sz="1"/>
+              <w:bottom w:val="single" w:color="BBBBBB" w:sz="1"/>
+              <w:right w:val="single" w:color="BBBBBB" w:sz="1"/>
+            </w:tcBorders>
+            <w:shd w:fill="2F5496" w:color="auto" w:val="clear"/>
+            <w:tcMar>
+              <w:top w:type="dxa" w:w="60"/>
+              <w:left w:type="dxa" w:w="100"/>
+              <w:bottom w:type="dxa" w:w="60"/>
+              <w:right w:type="dxa" w:w="100"/>
+            </w:tcMar>
           </w:tcPr>
           <w:p>
             <w:pPr>
@@ -1335,6 +2105,9 @@
         </w:tc>
       </w:tr>
       <w:tr>
+        <w:trPr>
+          <w:cantSplit/>
+        </w:trPr>
         <w:tc>
           <w:tcPr>
             <w:tcW w:type="dxa" w:w="700"/>
@@ -1344,14 +2117,12 @@
               <w:bottom w:val="single" w:color="BBBBBB" w:sz="1"/>
               <w:right w:val="single" w:color="BBBBBB" w:sz="1"/>
             </w:tcBorders>
-            <w:shd w:fill="F2F7FC" w:val="clear"/>
-            <w:tcMar>
-              <w:top w:type="dxa" w:w="60"/>
-              <w:left w:type="dxa" w:w="100"/>
-              <w:bottom w:type="dxa" w:w="60"/>
-              <w:right w:type="dxa" w:w="100"/>
-            </w:tcMar>
-            <w:vAlign w:val="center"/>
+            <w:tcMar>
+              <w:top w:type="dxa" w:w="60"/>
+              <w:left w:type="dxa" w:w="100"/>
+              <w:bottom w:type="dxa" w:w="60"/>
+              <w:right w:type="dxa" w:w="100"/>
+            </w:tcMar>
           </w:tcPr>
           <w:p>
             <w:pPr>
@@ -1371,33 +2142,33 @@
         </w:tc>
         <w:tc>
           <w:tcPr>
-            <w:tcW w:type="dxa" w:w="4326"/>
-            <w:tcBorders>
-              <w:top w:val="single" w:color="BBBBBB" w:sz="1"/>
-              <w:left w:val="single" w:color="BBBBBB" w:sz="1"/>
-              <w:bottom w:val="single" w:color="BBBBBB" w:sz="1"/>
-              <w:right w:val="single" w:color="BBBBBB" w:sz="1"/>
-            </w:tcBorders>
-            <w:shd w:fill="F2F7FC" w:val="clear"/>
-            <w:tcMar>
-              <w:top w:type="dxa" w:w="60"/>
-              <w:left w:type="dxa" w:w="100"/>
-              <w:bottom w:type="dxa" w:w="60"/>
-              <w:right w:type="dxa" w:w="100"/>
-            </w:tcMar>
-            <w:vAlign w:val="center"/>
-          </w:tcPr>
-          <w:p>
-            <w:pPr>
-              <w:jc w:val="left"/>
-            </w:pPr>
-            <w:r>
-              <w:rPr>
-                <w:rFonts w:ascii="Arial" w:cs="Arial" w:eastAsia="Arial" w:hAnsi="Arial"/>
-                <w:sz w:val="20"/>
-                <w:szCs w:val="20"/>
-              </w:rPr>
-              <w:t xml:space="preserve">Quét mã QR trên thiết bị bằng điện thoại → chọn “Đăng ký mượn”</w:t>
+            <w:tcW w:type="dxa" w:w="4526"/>
+            <w:tcBorders>
+              <w:top w:val="single" w:color="BBBBBB" w:sz="1"/>
+              <w:left w:val="single" w:color="BBBBBB" w:sz="1"/>
+              <w:bottom w:val="single" w:color="BBBBBB" w:sz="1"/>
+              <w:right w:val="single" w:color="BBBBBB" w:sz="1"/>
+            </w:tcBorders>
+            <w:tcMar>
+              <w:top w:type="dxa" w:w="60"/>
+              <w:left w:type="dxa" w:w="100"/>
+              <w:bottom w:type="dxa" w:w="60"/>
+              <w:right w:type="dxa" w:w="100"/>
+            </w:tcMar>
+          </w:tcPr>
+          <w:p>
+            <w:pPr>
+              <w:jc w:val="left"/>
+            </w:pPr>
+            <w:r>
+              <w:rPr>
+                <w:rFonts w:ascii="Arial" w:cs="Arial" w:eastAsia="Arial" w:hAnsi="Arial"/>
+                <w:b w:val="false"/>
+                <w:bCs w:val="false"/>
+                <w:sz w:val="20"/>
+                <w:szCs w:val="20"/>
+              </w:rPr>
+              <w:t xml:space="preserve">Quét mã QR trên thiết bị → chọn "📦 Mượn mang đi"</w:t>
             </w:r>
           </w:p>
         </w:tc>
@@ -1410,22 +2181,22 @@
               <w:bottom w:val="single" w:color="BBBBBB" w:sz="1"/>
               <w:right w:val="single" w:color="BBBBBB" w:sz="1"/>
             </w:tcBorders>
-            <w:shd w:fill="F2F7FC" w:val="clear"/>
-            <w:tcMar>
-              <w:top w:type="dxa" w:w="60"/>
-              <w:left w:type="dxa" w:w="100"/>
-              <w:bottom w:type="dxa" w:w="60"/>
-              <w:right w:type="dxa" w:w="100"/>
-            </w:tcMar>
-            <w:vAlign w:val="center"/>
-          </w:tcPr>
-          <w:p>
-            <w:pPr>
-              <w:jc w:val="center"/>
-            </w:pPr>
-            <w:r>
-              <w:rPr>
-                <w:rFonts w:ascii="Arial" w:cs="Arial" w:eastAsia="Arial" w:hAnsi="Arial"/>
+            <w:tcMar>
+              <w:top w:type="dxa" w:w="60"/>
+              <w:left w:type="dxa" w:w="100"/>
+              <w:bottom w:type="dxa" w:w="60"/>
+              <w:right w:type="dxa" w:w="100"/>
+            </w:tcMar>
+          </w:tcPr>
+          <w:p>
+            <w:pPr>
+              <w:jc w:val="center"/>
+            </w:pPr>
+            <w:r>
+              <w:rPr>
+                <w:rFonts w:ascii="Arial" w:cs="Arial" w:eastAsia="Arial" w:hAnsi="Arial"/>
+                <w:b w:val="false"/>
+                <w:bCs w:val="false"/>
                 <w:sz w:val="20"/>
                 <w:szCs w:val="20"/>
               </w:rPr>
@@ -1435,38 +2206,41 @@
         </w:tc>
         <w:tc>
           <w:tcPr>
-            <w:tcW w:type="dxa" w:w="2000"/>
-            <w:tcBorders>
-              <w:top w:val="single" w:color="BBBBBB" w:sz="1"/>
-              <w:left w:val="single" w:color="BBBBBB" w:sz="1"/>
-              <w:bottom w:val="single" w:color="BBBBBB" w:sz="1"/>
-              <w:right w:val="single" w:color="BBBBBB" w:sz="1"/>
-            </w:tcBorders>
-            <w:shd w:fill="F2F7FC" w:val="clear"/>
-            <w:tcMar>
-              <w:top w:type="dxa" w:w="60"/>
-              <w:left w:type="dxa" w:w="100"/>
-              <w:bottom w:type="dxa" w:w="60"/>
-              <w:right w:type="dxa" w:w="100"/>
-            </w:tcMar>
-            <w:vAlign w:val="center"/>
-          </w:tcPr>
-          <w:p>
-            <w:pPr>
-              <w:jc w:val="left"/>
-            </w:pPr>
-            <w:r>
-              <w:rPr>
-                <w:rFonts w:ascii="Arial" w:cs="Arial" w:eastAsia="Arial" w:hAnsi="Arial"/>
-                <w:sz w:val="20"/>
-                <w:szCs w:val="20"/>
-              </w:rPr>
-              <w:t xml:space="preserve">2 phút</w:t>
+            <w:tcW w:type="dxa" w:w="1800"/>
+            <w:tcBorders>
+              <w:top w:val="single" w:color="BBBBBB" w:sz="1"/>
+              <w:left w:val="single" w:color="BBBBBB" w:sz="1"/>
+              <w:bottom w:val="single" w:color="BBBBBB" w:sz="1"/>
+              <w:right w:val="single" w:color="BBBBBB" w:sz="1"/>
+            </w:tcBorders>
+            <w:tcMar>
+              <w:top w:type="dxa" w:w="60"/>
+              <w:left w:type="dxa" w:w="100"/>
+              <w:bottom w:type="dxa" w:w="60"/>
+              <w:right w:type="dxa" w:w="100"/>
+            </w:tcMar>
+          </w:tcPr>
+          <w:p>
+            <w:pPr>
+              <w:jc w:val="center"/>
+            </w:pPr>
+            <w:r>
+              <w:rPr>
+                <w:rFonts w:ascii="Arial" w:cs="Arial" w:eastAsia="Arial" w:hAnsi="Arial"/>
+                <w:b w:val="false"/>
+                <w:bCs w:val="false"/>
+                <w:sz w:val="20"/>
+                <w:szCs w:val="20"/>
+              </w:rPr>
+              <w:t xml:space="preserve">1 phút</w:t>
             </w:r>
           </w:p>
         </w:tc>
       </w:tr>
       <w:tr>
+        <w:trPr>
+          <w:cantSplit/>
+        </w:trPr>
         <w:tc>
           <w:tcPr>
             <w:tcW w:type="dxa" w:w="700"/>
@@ -1476,13 +2250,13 @@
               <w:bottom w:val="single" w:color="BBBBBB" w:sz="1"/>
               <w:right w:val="single" w:color="BBBBBB" w:sz="1"/>
             </w:tcBorders>
-            <w:tcMar>
-              <w:top w:type="dxa" w:w="60"/>
-              <w:left w:type="dxa" w:w="100"/>
-              <w:bottom w:type="dxa" w:w="60"/>
-              <w:right w:type="dxa" w:w="100"/>
-            </w:tcMar>
-            <w:vAlign w:val="center"/>
+            <w:shd w:fill="F2F7FC" w:color="auto" w:val="clear"/>
+            <w:tcMar>
+              <w:top w:type="dxa" w:w="60"/>
+              <w:left w:type="dxa" w:w="100"/>
+              <w:bottom w:type="dxa" w:w="60"/>
+              <w:right w:type="dxa" w:w="100"/>
+            </w:tcMar>
           </w:tcPr>
           <w:p>
             <w:pPr>
@@ -1502,32 +2276,34 @@
         </w:tc>
         <w:tc>
           <w:tcPr>
-            <w:tcW w:type="dxa" w:w="4326"/>
-            <w:tcBorders>
-              <w:top w:val="single" w:color="BBBBBB" w:sz="1"/>
-              <w:left w:val="single" w:color="BBBBBB" w:sz="1"/>
-              <w:bottom w:val="single" w:color="BBBBBB" w:sz="1"/>
-              <w:right w:val="single" w:color="BBBBBB" w:sz="1"/>
-            </w:tcBorders>
-            <w:tcMar>
-              <w:top w:type="dxa" w:w="60"/>
-              <w:left w:type="dxa" w:w="100"/>
-              <w:bottom w:type="dxa" w:w="60"/>
-              <w:right w:type="dxa" w:w="100"/>
-            </w:tcMar>
-            <w:vAlign w:val="center"/>
-          </w:tcPr>
-          <w:p>
-            <w:pPr>
-              <w:jc w:val="left"/>
-            </w:pPr>
-            <w:r>
-              <w:rPr>
-                <w:rFonts w:ascii="Arial" w:cs="Arial" w:eastAsia="Arial" w:hAnsi="Arial"/>
-                <w:sz w:val="20"/>
-                <w:szCs w:val="20"/>
-              </w:rPr>
-              <w:t xml:space="preserve">Điền form: họ tên, đơn vị, mục đích, địa điểm triển khai, ngày mượn, ngày dự kiến trả</w:t>
+            <w:tcW w:type="dxa" w:w="4526"/>
+            <w:tcBorders>
+              <w:top w:val="single" w:color="BBBBBB" w:sz="1"/>
+              <w:left w:val="single" w:color="BBBBBB" w:sz="1"/>
+              <w:bottom w:val="single" w:color="BBBBBB" w:sz="1"/>
+              <w:right w:val="single" w:color="BBBBBB" w:sz="1"/>
+            </w:tcBorders>
+            <w:shd w:fill="F2F7FC" w:color="auto" w:val="clear"/>
+            <w:tcMar>
+              <w:top w:type="dxa" w:w="60"/>
+              <w:left w:type="dxa" w:w="100"/>
+              <w:bottom w:type="dxa" w:w="60"/>
+              <w:right w:type="dxa" w:w="100"/>
+            </w:tcMar>
+          </w:tcPr>
+          <w:p>
+            <w:pPr>
+              <w:jc w:val="left"/>
+            </w:pPr>
+            <w:r>
+              <w:rPr>
+                <w:rFonts w:ascii="Arial" w:cs="Arial" w:eastAsia="Arial" w:hAnsi="Arial"/>
+                <w:b w:val="false"/>
+                <w:bCs w:val="false"/>
+                <w:sz w:val="20"/>
+                <w:szCs w:val="20"/>
+              </w:rPr>
+              <w:t xml:space="preserve">Điền form: họ tên, đơn vị, vai trò, mục đích, địa điểm triển khai, ngày mượn, ngày dự kiến trả, tình trạng khi mượn, phụ kiện kèm theo</w:t>
             </w:r>
           </w:p>
         </w:tc>
@@ -1540,21 +2316,23 @@
               <w:bottom w:val="single" w:color="BBBBBB" w:sz="1"/>
               <w:right w:val="single" w:color="BBBBBB" w:sz="1"/>
             </w:tcBorders>
-            <w:tcMar>
-              <w:top w:type="dxa" w:w="60"/>
-              <w:left w:type="dxa" w:w="100"/>
-              <w:bottom w:type="dxa" w:w="60"/>
-              <w:right w:type="dxa" w:w="100"/>
-            </w:tcMar>
-            <w:vAlign w:val="center"/>
-          </w:tcPr>
-          <w:p>
-            <w:pPr>
-              <w:jc w:val="center"/>
-            </w:pPr>
-            <w:r>
-              <w:rPr>
-                <w:rFonts w:ascii="Arial" w:cs="Arial" w:eastAsia="Arial" w:hAnsi="Arial"/>
+            <w:shd w:fill="F2F7FC" w:color="auto" w:val="clear"/>
+            <w:tcMar>
+              <w:top w:type="dxa" w:w="60"/>
+              <w:left w:type="dxa" w:w="100"/>
+              <w:bottom w:type="dxa" w:w="60"/>
+              <w:right w:type="dxa" w:w="100"/>
+            </w:tcMar>
+          </w:tcPr>
+          <w:p>
+            <w:pPr>
+              <w:jc w:val="center"/>
+            </w:pPr>
+            <w:r>
+              <w:rPr>
+                <w:rFonts w:ascii="Arial" w:cs="Arial" w:eastAsia="Arial" w:hAnsi="Arial"/>
+                <w:b w:val="false"/>
+                <w:bCs w:val="false"/>
                 <w:sz w:val="20"/>
                 <w:szCs w:val="20"/>
               </w:rPr>
@@ -1564,28 +2342,30 @@
         </w:tc>
         <w:tc>
           <w:tcPr>
-            <w:tcW w:type="dxa" w:w="2000"/>
-            <w:tcBorders>
-              <w:top w:val="single" w:color="BBBBBB" w:sz="1"/>
-              <w:left w:val="single" w:color="BBBBBB" w:sz="1"/>
-              <w:bottom w:val="single" w:color="BBBBBB" w:sz="1"/>
-              <w:right w:val="single" w:color="BBBBBB" w:sz="1"/>
-            </w:tcBorders>
-            <w:tcMar>
-              <w:top w:type="dxa" w:w="60"/>
-              <w:left w:type="dxa" w:w="100"/>
-              <w:bottom w:type="dxa" w:w="60"/>
-              <w:right w:type="dxa" w:w="100"/>
-            </w:tcMar>
-            <w:vAlign w:val="center"/>
-          </w:tcPr>
-          <w:p>
-            <w:pPr>
-              <w:jc w:val="left"/>
-            </w:pPr>
-            <w:r>
-              <w:rPr>
-                <w:rFonts w:ascii="Arial" w:cs="Arial" w:eastAsia="Arial" w:hAnsi="Arial"/>
+            <w:tcW w:type="dxa" w:w="1800"/>
+            <w:tcBorders>
+              <w:top w:val="single" w:color="BBBBBB" w:sz="1"/>
+              <w:left w:val="single" w:color="BBBBBB" w:sz="1"/>
+              <w:bottom w:val="single" w:color="BBBBBB" w:sz="1"/>
+              <w:right w:val="single" w:color="BBBBBB" w:sz="1"/>
+            </w:tcBorders>
+            <w:shd w:fill="F2F7FC" w:color="auto" w:val="clear"/>
+            <w:tcMar>
+              <w:top w:type="dxa" w:w="60"/>
+              <w:left w:type="dxa" w:w="100"/>
+              <w:bottom w:type="dxa" w:w="60"/>
+              <w:right w:type="dxa" w:w="100"/>
+            </w:tcMar>
+          </w:tcPr>
+          <w:p>
+            <w:pPr>
+              <w:jc w:val="center"/>
+            </w:pPr>
+            <w:r>
+              <w:rPr>
+                <w:rFonts w:ascii="Arial" w:cs="Arial" w:eastAsia="Arial" w:hAnsi="Arial"/>
+                <w:b w:val="false"/>
+                <w:bCs w:val="false"/>
                 <w:sz w:val="20"/>
                 <w:szCs w:val="20"/>
               </w:rPr>
@@ -1595,6 +2375,9 @@
         </w:tc>
       </w:tr>
       <w:tr>
+        <w:trPr>
+          <w:cantSplit/>
+        </w:trPr>
         <w:tc>
           <w:tcPr>
             <w:tcW w:type="dxa" w:w="700"/>
@@ -1604,14 +2387,12 @@
               <w:bottom w:val="single" w:color="BBBBBB" w:sz="1"/>
               <w:right w:val="single" w:color="BBBBBB" w:sz="1"/>
             </w:tcBorders>
-            <w:shd w:fill="F2F7FC" w:val="clear"/>
-            <w:tcMar>
-              <w:top w:type="dxa" w:w="60"/>
-              <w:left w:type="dxa" w:w="100"/>
-              <w:bottom w:type="dxa" w:w="60"/>
-              <w:right w:type="dxa" w:w="100"/>
-            </w:tcMar>
-            <w:vAlign w:val="center"/>
+            <w:tcMar>
+              <w:top w:type="dxa" w:w="60"/>
+              <w:left w:type="dxa" w:w="100"/>
+              <w:bottom w:type="dxa" w:w="60"/>
+              <w:right w:type="dxa" w:w="100"/>
+            </w:tcMar>
           </w:tcPr>
           <w:p>
             <w:pPr>
@@ -1631,33 +2412,33 @@
         </w:tc>
         <w:tc>
           <w:tcPr>
-            <w:tcW w:type="dxa" w:w="4326"/>
-            <w:tcBorders>
-              <w:top w:val="single" w:color="BBBBBB" w:sz="1"/>
-              <w:left w:val="single" w:color="BBBBBB" w:sz="1"/>
-              <w:bottom w:val="single" w:color="BBBBBB" w:sz="1"/>
-              <w:right w:val="single" w:color="BBBBBB" w:sz="1"/>
-            </w:tcBorders>
-            <w:shd w:fill="F2F7FC" w:val="clear"/>
-            <w:tcMar>
-              <w:top w:type="dxa" w:w="60"/>
-              <w:left w:type="dxa" w:w="100"/>
-              <w:bottom w:type="dxa" w:w="60"/>
-              <w:right w:type="dxa" w:w="100"/>
-            </w:tcMar>
-            <w:vAlign w:val="center"/>
-          </w:tcPr>
-          <w:p>
-            <w:pPr>
-              <w:jc w:val="left"/>
-            </w:pPr>
-            <w:r>
-              <w:rPr>
-                <w:rFonts w:ascii="Arial" w:cs="Arial" w:eastAsia="Arial" w:hAnsi="Arial"/>
-                <w:sz w:val="20"/>
-                <w:szCs w:val="20"/>
-              </w:rPr>
-              <w:t xml:space="preserve">CB phụ trách kiểm tra thiết bị, đối chiếu phụ kiện, xác nhận tình trạng</w:t>
+            <w:tcW w:type="dxa" w:w="4526"/>
+            <w:tcBorders>
+              <w:top w:val="single" w:color="BBBBBB" w:sz="1"/>
+              <w:left w:val="single" w:color="BBBBBB" w:sz="1"/>
+              <w:bottom w:val="single" w:color="BBBBBB" w:sz="1"/>
+              <w:right w:val="single" w:color="BBBBBB" w:sz="1"/>
+            </w:tcBorders>
+            <w:tcMar>
+              <w:top w:type="dxa" w:w="60"/>
+              <w:left w:type="dxa" w:w="100"/>
+              <w:bottom w:type="dxa" w:w="60"/>
+              <w:right w:type="dxa" w:w="100"/>
+            </w:tcMar>
+          </w:tcPr>
+          <w:p>
+            <w:pPr>
+              <w:jc w:val="left"/>
+            </w:pPr>
+            <w:r>
+              <w:rPr>
+                <w:rFonts w:ascii="Arial" w:cs="Arial" w:eastAsia="Arial" w:hAnsi="Arial"/>
+                <w:b w:val="false"/>
+                <w:bCs w:val="false"/>
+                <w:sz w:val="20"/>
+                <w:szCs w:val="20"/>
+              </w:rPr>
+              <w:t xml:space="preserve">Hệ thống tự kiểm tra (mã thiết bị, tình trạng, thiết bị còn trống, ngày hợp lệ). Không hợp lệ → tự động từ chối, email báo rõ lý do</w:t>
             </w:r>
           </w:p>
         </w:tc>
@@ -1670,63 +2451,66 @@
               <w:bottom w:val="single" w:color="BBBBBB" w:sz="1"/>
               <w:right w:val="single" w:color="BBBBBB" w:sz="1"/>
             </w:tcBorders>
-            <w:shd w:fill="F2F7FC" w:val="clear"/>
-            <w:tcMar>
-              <w:top w:type="dxa" w:w="60"/>
-              <w:left w:type="dxa" w:w="100"/>
-              <w:bottom w:type="dxa" w:w="60"/>
-              <w:right w:type="dxa" w:w="100"/>
-            </w:tcMar>
-            <w:vAlign w:val="center"/>
-          </w:tcPr>
-          <w:p>
-            <w:pPr>
-              <w:jc w:val="center"/>
-            </w:pPr>
-            <w:r>
-              <w:rPr>
-                <w:rFonts w:ascii="Arial" w:cs="Arial" w:eastAsia="Arial" w:hAnsi="Arial"/>
-                <w:sz w:val="20"/>
-                <w:szCs w:val="20"/>
-              </w:rPr>
-              <w:t xml:space="preserve">CB phụ trách mảng</w:t>
-            </w:r>
-          </w:p>
-        </w:tc>
-        <w:tc>
-          <w:tcPr>
-            <w:tcW w:type="dxa" w:w="2000"/>
-            <w:tcBorders>
-              <w:top w:val="single" w:color="BBBBBB" w:sz="1"/>
-              <w:left w:val="single" w:color="BBBBBB" w:sz="1"/>
-              <w:bottom w:val="single" w:color="BBBBBB" w:sz="1"/>
-              <w:right w:val="single" w:color="BBBBBB" w:sz="1"/>
-            </w:tcBorders>
-            <w:shd w:fill="F2F7FC" w:val="clear"/>
-            <w:tcMar>
-              <w:top w:type="dxa" w:w="60"/>
-              <w:left w:type="dxa" w:w="100"/>
-              <w:bottom w:type="dxa" w:w="60"/>
-              <w:right w:type="dxa" w:w="100"/>
-            </w:tcMar>
-            <w:vAlign w:val="center"/>
-          </w:tcPr>
-          <w:p>
-            <w:pPr>
-              <w:jc w:val="left"/>
-            </w:pPr>
-            <w:r>
-              <w:rPr>
-                <w:rFonts w:ascii="Arial" w:cs="Arial" w:eastAsia="Arial" w:hAnsi="Arial"/>
-                <w:sz w:val="20"/>
-                <w:szCs w:val="20"/>
-              </w:rPr>
-              <w:t xml:space="preserve">5 phút</w:t>
+            <w:tcMar>
+              <w:top w:type="dxa" w:w="60"/>
+              <w:left w:type="dxa" w:w="100"/>
+              <w:bottom w:type="dxa" w:w="60"/>
+              <w:right w:type="dxa" w:w="100"/>
+            </w:tcMar>
+          </w:tcPr>
+          <w:p>
+            <w:pPr>
+              <w:jc w:val="center"/>
+            </w:pPr>
+            <w:r>
+              <w:rPr>
+                <w:rFonts w:ascii="Arial" w:cs="Arial" w:eastAsia="Arial" w:hAnsi="Arial"/>
+                <w:b w:val="false"/>
+                <w:bCs w:val="false"/>
+                <w:sz w:val="20"/>
+                <w:szCs w:val="20"/>
+              </w:rPr>
+              <w:t xml:space="preserve">Hệ thống</w:t>
+            </w:r>
+          </w:p>
+        </w:tc>
+        <w:tc>
+          <w:tcPr>
+            <w:tcW w:type="dxa" w:w="1800"/>
+            <w:tcBorders>
+              <w:top w:val="single" w:color="BBBBBB" w:sz="1"/>
+              <w:left w:val="single" w:color="BBBBBB" w:sz="1"/>
+              <w:bottom w:val="single" w:color="BBBBBB" w:sz="1"/>
+              <w:right w:val="single" w:color="BBBBBB" w:sz="1"/>
+            </w:tcBorders>
+            <w:tcMar>
+              <w:top w:type="dxa" w:w="60"/>
+              <w:left w:type="dxa" w:w="100"/>
+              <w:bottom w:type="dxa" w:w="60"/>
+              <w:right w:type="dxa" w:w="100"/>
+            </w:tcMar>
+          </w:tcPr>
+          <w:p>
+            <w:pPr>
+              <w:jc w:val="center"/>
+            </w:pPr>
+            <w:r>
+              <w:rPr>
+                <w:rFonts w:ascii="Arial" w:cs="Arial" w:eastAsia="Arial" w:hAnsi="Arial"/>
+                <w:b w:val="false"/>
+                <w:bCs w:val="false"/>
+                <w:sz w:val="20"/>
+                <w:szCs w:val="20"/>
+              </w:rPr>
+              <w:t xml:space="preserve">Tức thì</w:t>
             </w:r>
           </w:p>
         </w:tc>
       </w:tr>
       <w:tr>
+        <w:trPr>
+          <w:cantSplit/>
+        </w:trPr>
         <w:tc>
           <w:tcPr>
             <w:tcW w:type="dxa" w:w="700"/>
@@ -1736,13 +2520,13 @@
               <w:bottom w:val="single" w:color="BBBBBB" w:sz="1"/>
               <w:right w:val="single" w:color="BBBBBB" w:sz="1"/>
             </w:tcBorders>
-            <w:tcMar>
-              <w:top w:type="dxa" w:w="60"/>
-              <w:left w:type="dxa" w:w="100"/>
-              <w:bottom w:type="dxa" w:w="60"/>
-              <w:right w:type="dxa" w:w="100"/>
-            </w:tcMar>
-            <w:vAlign w:val="center"/>
+            <w:shd w:fill="F2F7FC" w:color="auto" w:val="clear"/>
+            <w:tcMar>
+              <w:top w:type="dxa" w:w="60"/>
+              <w:left w:type="dxa" w:w="100"/>
+              <w:bottom w:type="dxa" w:w="60"/>
+              <w:right w:type="dxa" w:w="100"/>
+            </w:tcMar>
           </w:tcPr>
           <w:p>
             <w:pPr>
@@ -1762,32 +2546,34 @@
         </w:tc>
         <w:tc>
           <w:tcPr>
-            <w:tcW w:type="dxa" w:w="4326"/>
-            <w:tcBorders>
-              <w:top w:val="single" w:color="BBBBBB" w:sz="1"/>
-              <w:left w:val="single" w:color="BBBBBB" w:sz="1"/>
-              <w:bottom w:val="single" w:color="BBBBBB" w:sz="1"/>
-              <w:right w:val="single" w:color="BBBBBB" w:sz="1"/>
-            </w:tcBorders>
-            <w:tcMar>
-              <w:top w:type="dxa" w:w="60"/>
-              <w:left w:type="dxa" w:w="100"/>
-              <w:bottom w:type="dxa" w:w="60"/>
-              <w:right w:type="dxa" w:w="100"/>
-            </w:tcMar>
-            <w:vAlign w:val="center"/>
-          </w:tcPr>
-          <w:p>
-            <w:pPr>
-              <w:jc w:val="left"/>
-            </w:pPr>
-            <w:r>
-              <w:rPr>
-                <w:rFonts w:ascii="Arial" w:cs="Arial" w:eastAsia="Arial" w:hAnsi="Arial"/>
-                <w:sz w:val="20"/>
-                <w:szCs w:val="20"/>
-              </w:rPr>
-              <w:t xml:space="preserve">Phê duyệt (TB ≥ 100tr: Phó TK duyệt qua email; TB &lt; 100tr: CB mảng duyệt)</w:t>
+            <w:tcW w:type="dxa" w:w="4526"/>
+            <w:tcBorders>
+              <w:top w:val="single" w:color="BBBBBB" w:sz="1"/>
+              <w:left w:val="single" w:color="BBBBBB" w:sz="1"/>
+              <w:bottom w:val="single" w:color="BBBBBB" w:sz="1"/>
+              <w:right w:val="single" w:color="BBBBBB" w:sz="1"/>
+            </w:tcBorders>
+            <w:shd w:fill="F2F7FC" w:color="auto" w:val="clear"/>
+            <w:tcMar>
+              <w:top w:type="dxa" w:w="60"/>
+              <w:left w:type="dxa" w:w="100"/>
+              <w:bottom w:type="dxa" w:w="60"/>
+              <w:right w:type="dxa" w:w="100"/>
+            </w:tcMar>
+          </w:tcPr>
+          <w:p>
+            <w:pPr>
+              <w:jc w:val="left"/>
+            </w:pPr>
+            <w:r>
+              <w:rPr>
+                <w:rFonts w:ascii="Arial" w:cs="Arial" w:eastAsia="Arial" w:hAnsi="Arial"/>
+                <w:b w:val="false"/>
+                <w:bCs w:val="false"/>
+                <w:sz w:val="20"/>
+                <w:szCs w:val="20"/>
+              </w:rPr>
+              <w:t xml:space="preserve">TB &lt; 100 triệu: ghi nhận ngay, người mượn nhận email "Đã ghi nhận mượn". TB ≥ 100 triệu: Phó Trưởng khoa duyệt qua email (trong lúc chờ, thiết bị được giữ chỗ); người mượn nhận email kết quả</w:t>
             </w:r>
           </w:p>
         </w:tc>
@@ -1800,61 +2586,68 @@
               <w:bottom w:val="single" w:color="BBBBBB" w:sz="1"/>
               <w:right w:val="single" w:color="BBBBBB" w:sz="1"/>
             </w:tcBorders>
-            <w:tcMar>
-              <w:top w:type="dxa" w:w="60"/>
-              <w:left w:type="dxa" w:w="100"/>
-              <w:bottom w:type="dxa" w:w="60"/>
-              <w:right w:type="dxa" w:w="100"/>
-            </w:tcMar>
-            <w:vAlign w:val="center"/>
-          </w:tcPr>
-          <w:p>
-            <w:pPr>
-              <w:jc w:val="center"/>
-            </w:pPr>
-            <w:r>
-              <w:rPr>
-                <w:rFonts w:ascii="Arial" w:cs="Arial" w:eastAsia="Arial" w:hAnsi="Arial"/>
-                <w:sz w:val="20"/>
-                <w:szCs w:val="20"/>
-              </w:rPr>
-              <w:t xml:space="preserve">Phó TK / CB mảng</w:t>
-            </w:r>
-          </w:p>
-        </w:tc>
-        <w:tc>
-          <w:tcPr>
-            <w:tcW w:type="dxa" w:w="2000"/>
-            <w:tcBorders>
-              <w:top w:val="single" w:color="BBBBBB" w:sz="1"/>
-              <w:left w:val="single" w:color="BBBBBB" w:sz="1"/>
-              <w:bottom w:val="single" w:color="BBBBBB" w:sz="1"/>
-              <w:right w:val="single" w:color="BBBBBB" w:sz="1"/>
-            </w:tcBorders>
-            <w:tcMar>
-              <w:top w:type="dxa" w:w="60"/>
-              <w:left w:type="dxa" w:w="100"/>
-              <w:bottom w:type="dxa" w:w="60"/>
-              <w:right w:type="dxa" w:w="100"/>
-            </w:tcMar>
-            <w:vAlign w:val="center"/>
-          </w:tcPr>
-          <w:p>
-            <w:pPr>
-              <w:jc w:val="left"/>
-            </w:pPr>
-            <w:r>
-              <w:rPr>
-                <w:rFonts w:ascii="Arial" w:cs="Arial" w:eastAsia="Arial" w:hAnsi="Arial"/>
-                <w:sz w:val="20"/>
-                <w:szCs w:val="20"/>
-              </w:rPr>
-              <w:t xml:space="preserve">Trong ngày</w:t>
+            <w:shd w:fill="F2F7FC" w:color="auto" w:val="clear"/>
+            <w:tcMar>
+              <w:top w:type="dxa" w:w="60"/>
+              <w:left w:type="dxa" w:w="100"/>
+              <w:bottom w:type="dxa" w:w="60"/>
+              <w:right w:type="dxa" w:w="100"/>
+            </w:tcMar>
+          </w:tcPr>
+          <w:p>
+            <w:pPr>
+              <w:jc w:val="center"/>
+            </w:pPr>
+            <w:r>
+              <w:rPr>
+                <w:rFonts w:ascii="Arial" w:cs="Arial" w:eastAsia="Arial" w:hAnsi="Arial"/>
+                <w:b w:val="false"/>
+                <w:bCs w:val="false"/>
+                <w:sz w:val="20"/>
+                <w:szCs w:val="20"/>
+              </w:rPr>
+              <w:t xml:space="preserve">Hệ thống / Phó TK</w:t>
+            </w:r>
+          </w:p>
+        </w:tc>
+        <w:tc>
+          <w:tcPr>
+            <w:tcW w:type="dxa" w:w="1800"/>
+            <w:tcBorders>
+              <w:top w:val="single" w:color="BBBBBB" w:sz="1"/>
+              <w:left w:val="single" w:color="BBBBBB" w:sz="1"/>
+              <w:bottom w:val="single" w:color="BBBBBB" w:sz="1"/>
+              <w:right w:val="single" w:color="BBBBBB" w:sz="1"/>
+            </w:tcBorders>
+            <w:shd w:fill="F2F7FC" w:color="auto" w:val="clear"/>
+            <w:tcMar>
+              <w:top w:type="dxa" w:w="60"/>
+              <w:left w:type="dxa" w:w="100"/>
+              <w:bottom w:type="dxa" w:w="60"/>
+              <w:right w:type="dxa" w:w="100"/>
+            </w:tcMar>
+          </w:tcPr>
+          <w:p>
+            <w:pPr>
+              <w:jc w:val="center"/>
+            </w:pPr>
+            <w:r>
+              <w:rPr>
+                <w:rFonts w:ascii="Arial" w:cs="Arial" w:eastAsia="Arial" w:hAnsi="Arial"/>
+                <w:b w:val="false"/>
+                <w:bCs w:val="false"/>
+                <w:sz w:val="20"/>
+                <w:szCs w:val="20"/>
+              </w:rPr>
+              <w:t xml:space="preserve">Tức thì / trong ngày</w:t>
             </w:r>
           </w:p>
         </w:tc>
       </w:tr>
       <w:tr>
+        <w:trPr>
+          <w:cantSplit/>
+        </w:trPr>
         <w:tc>
           <w:tcPr>
             <w:tcW w:type="dxa" w:w="700"/>
@@ -1864,14 +2657,12 @@
               <w:bottom w:val="single" w:color="BBBBBB" w:sz="1"/>
               <w:right w:val="single" w:color="BBBBBB" w:sz="1"/>
             </w:tcBorders>
-            <w:shd w:fill="F2F7FC" w:val="clear"/>
-            <w:tcMar>
-              <w:top w:type="dxa" w:w="60"/>
-              <w:left w:type="dxa" w:w="100"/>
-              <w:bottom w:type="dxa" w:w="60"/>
-              <w:right w:type="dxa" w:w="100"/>
-            </w:tcMar>
-            <w:vAlign w:val="center"/>
+            <w:tcMar>
+              <w:top w:type="dxa" w:w="60"/>
+              <w:left w:type="dxa" w:w="100"/>
+              <w:bottom w:type="dxa" w:w="60"/>
+              <w:right w:type="dxa" w:w="100"/>
+            </w:tcMar>
           </w:tcPr>
           <w:p>
             <w:pPr>
@@ -1891,33 +2682,33 @@
         </w:tc>
         <w:tc>
           <w:tcPr>
-            <w:tcW w:type="dxa" w:w="4326"/>
-            <w:tcBorders>
-              <w:top w:val="single" w:color="BBBBBB" w:sz="1"/>
-              <w:left w:val="single" w:color="BBBBBB" w:sz="1"/>
-              <w:bottom w:val="single" w:color="BBBBBB" w:sz="1"/>
-              <w:right w:val="single" w:color="BBBBBB" w:sz="1"/>
-            </w:tcBorders>
-            <w:shd w:fill="F2F7FC" w:val="clear"/>
-            <w:tcMar>
-              <w:top w:type="dxa" w:w="60"/>
-              <w:left w:type="dxa" w:w="100"/>
-              <w:bottom w:type="dxa" w:w="60"/>
-              <w:right w:type="dxa" w:w="100"/>
-            </w:tcMar>
-            <w:vAlign w:val="center"/>
-          </w:tcPr>
-          <w:p>
-            <w:pPr>
-              <w:jc w:val="left"/>
-            </w:pPr>
-            <w:r>
-              <w:rPr>
-                <w:rFonts w:ascii="Arial" w:cs="Arial" w:eastAsia="Arial" w:hAnsi="Arial"/>
-                <w:sz w:val="20"/>
-                <w:szCs w:val="20"/>
-              </w:rPr>
-              <w:t xml:space="preserve">Bàn giao thiết bị, người mượn ký nhận</w:t>
+            <w:tcW w:type="dxa" w:w="4526"/>
+            <w:tcBorders>
+              <w:top w:val="single" w:color="BBBBBB" w:sz="1"/>
+              <w:left w:val="single" w:color="BBBBBB" w:sz="1"/>
+              <w:bottom w:val="single" w:color="BBBBBB" w:sz="1"/>
+              <w:right w:val="single" w:color="BBBBBB" w:sz="1"/>
+            </w:tcBorders>
+            <w:tcMar>
+              <w:top w:type="dxa" w:w="60"/>
+              <w:left w:type="dxa" w:w="100"/>
+              <w:bottom w:type="dxa" w:w="60"/>
+              <w:right w:type="dxa" w:w="100"/>
+            </w:tcMar>
+          </w:tcPr>
+          <w:p>
+            <w:pPr>
+              <w:jc w:val="left"/>
+            </w:pPr>
+            <w:r>
+              <w:rPr>
+                <w:rFonts w:ascii="Arial" w:cs="Arial" w:eastAsia="Arial" w:hAnsi="Arial"/>
+                <w:b w:val="false"/>
+                <w:bCs w:val="false"/>
+                <w:sz w:val="20"/>
+                <w:szCs w:val="20"/>
+              </w:rPr>
+              <w:t xml:space="preserve">CB quản lý kiểm tra thiết bị, đối chiếu phụ kiện, bàn giao; người mượn ký nhận</w:t>
             </w:r>
           </w:p>
         </w:tc>
@@ -1930,54 +2721,54 @@
               <w:bottom w:val="single" w:color="BBBBBB" w:sz="1"/>
               <w:right w:val="single" w:color="BBBBBB" w:sz="1"/>
             </w:tcBorders>
-            <w:shd w:fill="F2F7FC" w:val="clear"/>
-            <w:tcMar>
-              <w:top w:type="dxa" w:w="60"/>
-              <w:left w:type="dxa" w:w="100"/>
-              <w:bottom w:type="dxa" w:w="60"/>
-              <w:right w:type="dxa" w:w="100"/>
-            </w:tcMar>
-            <w:vAlign w:val="center"/>
-          </w:tcPr>
-          <w:p>
-            <w:pPr>
-              <w:jc w:val="center"/>
-            </w:pPr>
-            <w:r>
-              <w:rPr>
-                <w:rFonts w:ascii="Arial" w:cs="Arial" w:eastAsia="Arial" w:hAnsi="Arial"/>
-                <w:sz w:val="20"/>
-                <w:szCs w:val="20"/>
-              </w:rPr>
-              <w:t xml:space="preserve">Hai bên</w:t>
-            </w:r>
-          </w:p>
-        </w:tc>
-        <w:tc>
-          <w:tcPr>
-            <w:tcW w:type="dxa" w:w="2000"/>
-            <w:tcBorders>
-              <w:top w:val="single" w:color="BBBBBB" w:sz="1"/>
-              <w:left w:val="single" w:color="BBBBBB" w:sz="1"/>
-              <w:bottom w:val="single" w:color="BBBBBB" w:sz="1"/>
-              <w:right w:val="single" w:color="BBBBBB" w:sz="1"/>
-            </w:tcBorders>
-            <w:shd w:fill="F2F7FC" w:val="clear"/>
-            <w:tcMar>
-              <w:top w:type="dxa" w:w="60"/>
-              <w:left w:type="dxa" w:w="100"/>
-              <w:bottom w:type="dxa" w:w="60"/>
-              <w:right w:type="dxa" w:w="100"/>
-            </w:tcMar>
-            <w:vAlign w:val="center"/>
-          </w:tcPr>
-          <w:p>
-            <w:pPr>
-              <w:jc w:val="left"/>
-            </w:pPr>
-            <w:r>
-              <w:rPr>
-                <w:rFonts w:ascii="Arial" w:cs="Arial" w:eastAsia="Arial" w:hAnsi="Arial"/>
+            <w:tcMar>
+              <w:top w:type="dxa" w:w="60"/>
+              <w:left w:type="dxa" w:w="100"/>
+              <w:bottom w:type="dxa" w:w="60"/>
+              <w:right w:type="dxa" w:w="100"/>
+            </w:tcMar>
+          </w:tcPr>
+          <w:p>
+            <w:pPr>
+              <w:jc w:val="center"/>
+            </w:pPr>
+            <w:r>
+              <w:rPr>
+                <w:rFonts w:ascii="Arial" w:cs="Arial" w:eastAsia="Arial" w:hAnsi="Arial"/>
+                <w:b w:val="false"/>
+                <w:bCs w:val="false"/>
+                <w:sz w:val="20"/>
+                <w:szCs w:val="20"/>
+              </w:rPr>
+              <w:t xml:space="preserve">CB quản lý TB, người mượn</w:t>
+            </w:r>
+          </w:p>
+        </w:tc>
+        <w:tc>
+          <w:tcPr>
+            <w:tcW w:type="dxa" w:w="1800"/>
+            <w:tcBorders>
+              <w:top w:val="single" w:color="BBBBBB" w:sz="1"/>
+              <w:left w:val="single" w:color="BBBBBB" w:sz="1"/>
+              <w:bottom w:val="single" w:color="BBBBBB" w:sz="1"/>
+              <w:right w:val="single" w:color="BBBBBB" w:sz="1"/>
+            </w:tcBorders>
+            <w:tcMar>
+              <w:top w:type="dxa" w:w="60"/>
+              <w:left w:type="dxa" w:w="100"/>
+              <w:bottom w:type="dxa" w:w="60"/>
+              <w:right w:type="dxa" w:w="100"/>
+            </w:tcMar>
+          </w:tcPr>
+          <w:p>
+            <w:pPr>
+              <w:jc w:val="center"/>
+            </w:pPr>
+            <w:r>
+              <w:rPr>
+                <w:rFonts w:ascii="Arial" w:cs="Arial" w:eastAsia="Arial" w:hAnsi="Arial"/>
+                <w:b w:val="false"/>
+                <w:bCs w:val="false"/>
                 <w:sz w:val="20"/>
                 <w:szCs w:val="20"/>
               </w:rPr>
@@ -1989,7 +2780,7 @@
     </w:tbl>
     <w:p>
       <w:pPr>
-        <w:spacing w:after="80" w:before="120"/>
+        <w:spacing w:before="120" w:after="80"/>
         <w:jc w:val="left"/>
       </w:pPr>
       <w:r>
@@ -2001,13 +2792,32 @@
           <w:sz w:val="20"/>
           <w:szCs w:val="20"/>
         </w:rPr>
-        <w:t xml:space="preserve">Lưu ý: Thiết bị có giá trị cao cần Phó Trưởng khoa phê duyệt gồm: AWAC Nortek (1,2 tỷ), ADCP FlowQuest (941tr), TB định vị vệ tinh (1,9 tỷ), các bộ mô hình Tecquipment.</w:t>
+        <w:t xml:space="preserve">Email xác nhận / đã duyệt ghi rõ hạn trả, có nút "📅 Thêm vào lịch" và "📘 Hướng dẫn sử dụng" thiết bị. Thiết bị cần Phó Trưởng khoa duyệt (nguyên giá ≥ 100 triệu) gồm: AWAC Nortek (1,2 tỷ), ADCP FlowQuest (941 tr), thiết bị định vị vệ tinh (1,9 tỷ), các bộ mô hình Tecquipment.</w:t>
       </w:r>
     </w:p>
     <w:p>
       <w:pPr>
+        <w:spacing w:before="120" w:after="80"/>
+        <w:jc w:val="left"/>
+      </w:pPr>
+      <w:r>
+        <w:rPr>
+          <w:rFonts w:ascii="Arial" w:cs="Arial" w:eastAsia="Arial" w:hAnsi="Arial"/>
+          <w:i/>
+          <w:iCs/>
+          <w:color w:val="C00000"/>
+          <w:sz w:val="20"/>
+          <w:szCs w:val="20"/>
+        </w:rPr>
+        <w:t xml:space="preserve">Lưu ý: chọn đúng "Ngày dự kiến trả" — trên điện thoại, ô chọn ngày thường mặc định là hôm nay.</w:t>
+      </w:r>
+    </w:p>
+    <w:p>
+      <w:pPr>
         <w:pStyle w:val="Heading1"/>
-        <w:spacing w:after="120" w:before="240"/>
+        <w:keepNext/>
+        <w:keepLines/>
+        <w:spacing w:before="240" w:after="120"/>
       </w:pPr>
       <w:r>
         <w:rPr>
@@ -2018,7 +2828,21 @@
           <w:sz w:val="28"/>
           <w:szCs w:val="28"/>
         </w:rPr>
-        <w:t xml:space="preserve">V. QUY TRÌNH TRẢ THIẾT BỊ</w:t>
+        <w:t xml:space="preserve">VI. QUY TRÌNH SỬ DỤNG TẠI CHỖ</w:t>
+      </w:r>
+    </w:p>
+    <w:p>
+      <w:pPr>
+        <w:spacing w:before="80" w:after="80"/>
+        <w:jc w:val="left"/>
+      </w:pPr>
+      <w:r>
+        <w:rPr>
+          <w:rFonts w:ascii="Arial" w:cs="Arial" w:eastAsia="Arial" w:hAnsi="Arial"/>
+          <w:sz w:val="22"/>
+          <w:szCs w:val="22"/>
+        </w:rPr>
+        <w:t xml:space="preserve">Áp dụng khi dùng thiết bị ngay tại phòng, không mang ra ngoài (máng thực nghiệm, bộ mô hình, thiết bị đo trong phòng thí nghiệm…). Không cần phê duyệt, không cần xác nhận trả.</w:t>
       </w:r>
     </w:p>
     <w:tbl>
@@ -2035,11 +2859,14 @@
       </w:tblPr>
       <w:tblGrid>
         <w:gridCol w:w="700"/>
-        <w:gridCol w:w="4326"/>
+        <w:gridCol w:w="4526"/>
         <w:gridCol w:w="2000"/>
-        <w:gridCol w:w="2000"/>
+        <w:gridCol w:w="1800"/>
       </w:tblGrid>
       <w:tr>
+        <w:trPr>
+          <w:tblHeader/>
+        </w:trPr>
         <w:tc>
           <w:tcPr>
             <w:tcW w:type="dxa" w:w="700"/>
@@ -2049,14 +2876,13 @@
               <w:bottom w:val="single" w:color="BBBBBB" w:sz="1"/>
               <w:right w:val="single" w:color="BBBBBB" w:sz="1"/>
             </w:tcBorders>
-            <w:shd w:fill="2F5496" w:val="clear"/>
-            <w:tcMar>
-              <w:top w:type="dxa" w:w="60"/>
-              <w:left w:type="dxa" w:w="100"/>
-              <w:bottom w:type="dxa" w:w="60"/>
-              <w:right w:type="dxa" w:w="100"/>
-            </w:tcMar>
-            <w:vAlign w:val="center"/>
+            <w:shd w:fill="2F5496" w:color="auto" w:val="clear"/>
+            <w:tcMar>
+              <w:top w:type="dxa" w:w="60"/>
+              <w:left w:type="dxa" w:w="100"/>
+              <w:bottom w:type="dxa" w:w="60"/>
+              <w:right w:type="dxa" w:w="100"/>
+            </w:tcMar>
           </w:tcPr>
           <w:p>
             <w:pPr>
@@ -2077,21 +2903,20 @@
         </w:tc>
         <w:tc>
           <w:tcPr>
-            <w:tcW w:type="dxa" w:w="4326"/>
-            <w:tcBorders>
-              <w:top w:val="single" w:color="BBBBBB" w:sz="1"/>
-              <w:left w:val="single" w:color="BBBBBB" w:sz="1"/>
-              <w:bottom w:val="single" w:color="BBBBBB" w:sz="1"/>
-              <w:right w:val="single" w:color="BBBBBB" w:sz="1"/>
-            </w:tcBorders>
-            <w:shd w:fill="2F5496" w:val="clear"/>
-            <w:tcMar>
-              <w:top w:type="dxa" w:w="60"/>
-              <w:left w:type="dxa" w:w="100"/>
-              <w:bottom w:type="dxa" w:w="60"/>
-              <w:right w:type="dxa" w:w="100"/>
-            </w:tcMar>
-            <w:vAlign w:val="center"/>
+            <w:tcW w:type="dxa" w:w="4526"/>
+            <w:tcBorders>
+              <w:top w:val="single" w:color="BBBBBB" w:sz="1"/>
+              <w:left w:val="single" w:color="BBBBBB" w:sz="1"/>
+              <w:bottom w:val="single" w:color="BBBBBB" w:sz="1"/>
+              <w:right w:val="single" w:color="BBBBBB" w:sz="1"/>
+            </w:tcBorders>
+            <w:shd w:fill="2F5496" w:color="auto" w:val="clear"/>
+            <w:tcMar>
+              <w:top w:type="dxa" w:w="60"/>
+              <w:left w:type="dxa" w:w="100"/>
+              <w:bottom w:type="dxa" w:w="60"/>
+              <w:right w:type="dxa" w:w="100"/>
+            </w:tcMar>
           </w:tcPr>
           <w:p>
             <w:pPr>
@@ -2119,14 +2944,13 @@
               <w:bottom w:val="single" w:color="BBBBBB" w:sz="1"/>
               <w:right w:val="single" w:color="BBBBBB" w:sz="1"/>
             </w:tcBorders>
-            <w:shd w:fill="2F5496" w:val="clear"/>
-            <w:tcMar>
-              <w:top w:type="dxa" w:w="60"/>
-              <w:left w:type="dxa" w:w="100"/>
-              <w:bottom w:type="dxa" w:w="60"/>
-              <w:right w:type="dxa" w:w="100"/>
-            </w:tcMar>
-            <w:vAlign w:val="center"/>
+            <w:shd w:fill="2F5496" w:color="auto" w:val="clear"/>
+            <w:tcMar>
+              <w:top w:type="dxa" w:w="60"/>
+              <w:left w:type="dxa" w:w="100"/>
+              <w:bottom w:type="dxa" w:w="60"/>
+              <w:right w:type="dxa" w:w="100"/>
+            </w:tcMar>
           </w:tcPr>
           <w:p>
             <w:pPr>
@@ -2147,21 +2971,20 @@
         </w:tc>
         <w:tc>
           <w:tcPr>
-            <w:tcW w:type="dxa" w:w="2000"/>
-            <w:tcBorders>
-              <w:top w:val="single" w:color="BBBBBB" w:sz="1"/>
-              <w:left w:val="single" w:color="BBBBBB" w:sz="1"/>
-              <w:bottom w:val="single" w:color="BBBBBB" w:sz="1"/>
-              <w:right w:val="single" w:color="BBBBBB" w:sz="1"/>
-            </w:tcBorders>
-            <w:shd w:fill="2F5496" w:val="clear"/>
-            <w:tcMar>
-              <w:top w:type="dxa" w:w="60"/>
-              <w:left w:type="dxa" w:w="100"/>
-              <w:bottom w:type="dxa" w:w="60"/>
-              <w:right w:type="dxa" w:w="100"/>
-            </w:tcMar>
-            <w:vAlign w:val="center"/>
+            <w:tcW w:type="dxa" w:w="1800"/>
+            <w:tcBorders>
+              <w:top w:val="single" w:color="BBBBBB" w:sz="1"/>
+              <w:left w:val="single" w:color="BBBBBB" w:sz="1"/>
+              <w:bottom w:val="single" w:color="BBBBBB" w:sz="1"/>
+              <w:right w:val="single" w:color="BBBBBB" w:sz="1"/>
+            </w:tcBorders>
+            <w:shd w:fill="2F5496" w:color="auto" w:val="clear"/>
+            <w:tcMar>
+              <w:top w:type="dxa" w:w="60"/>
+              <w:left w:type="dxa" w:w="100"/>
+              <w:bottom w:type="dxa" w:w="60"/>
+              <w:right w:type="dxa" w:w="100"/>
+            </w:tcMar>
           </w:tcPr>
           <w:p>
             <w:pPr>
@@ -2182,6 +3005,9 @@
         </w:tc>
       </w:tr>
       <w:tr>
+        <w:trPr>
+          <w:cantSplit/>
+        </w:trPr>
         <w:tc>
           <w:tcPr>
             <w:tcW w:type="dxa" w:w="700"/>
@@ -2191,14 +3017,12 @@
               <w:bottom w:val="single" w:color="BBBBBB" w:sz="1"/>
               <w:right w:val="single" w:color="BBBBBB" w:sz="1"/>
             </w:tcBorders>
-            <w:shd w:fill="F2F7FC" w:val="clear"/>
-            <w:tcMar>
-              <w:top w:type="dxa" w:w="60"/>
-              <w:left w:type="dxa" w:w="100"/>
-              <w:bottom w:type="dxa" w:w="60"/>
-              <w:right w:type="dxa" w:w="100"/>
-            </w:tcMar>
-            <w:vAlign w:val="center"/>
+            <w:tcMar>
+              <w:top w:type="dxa" w:w="60"/>
+              <w:left w:type="dxa" w:w="100"/>
+              <w:bottom w:type="dxa" w:w="60"/>
+              <w:right w:type="dxa" w:w="100"/>
+            </w:tcMar>
           </w:tcPr>
           <w:p>
             <w:pPr>
@@ -2218,33 +3042,33 @@
         </w:tc>
         <w:tc>
           <w:tcPr>
-            <w:tcW w:type="dxa" w:w="4326"/>
-            <w:tcBorders>
-              <w:top w:val="single" w:color="BBBBBB" w:sz="1"/>
-              <w:left w:val="single" w:color="BBBBBB" w:sz="1"/>
-              <w:bottom w:val="single" w:color="BBBBBB" w:sz="1"/>
-              <w:right w:val="single" w:color="BBBBBB" w:sz="1"/>
-            </w:tcBorders>
-            <w:shd w:fill="F2F7FC" w:val="clear"/>
-            <w:tcMar>
-              <w:top w:type="dxa" w:w="60"/>
-              <w:left w:type="dxa" w:w="100"/>
-              <w:bottom w:type="dxa" w:w="60"/>
-              <w:right w:type="dxa" w:w="100"/>
-            </w:tcMar>
-            <w:vAlign w:val="center"/>
-          </w:tcPr>
-          <w:p>
-            <w:pPr>
-              <w:jc w:val="left"/>
-            </w:pPr>
-            <w:r>
-              <w:rPr>
-                <w:rFonts w:ascii="Arial" w:cs="Arial" w:eastAsia="Arial" w:hAnsi="Arial"/>
-                <w:sz w:val="20"/>
-                <w:szCs w:val="20"/>
-              </w:rPr>
-              <w:t xml:space="preserve">Quét mã QR trên thiết bị → chọn “Xác nhận trả”</w:t>
+            <w:tcW w:type="dxa" w:w="4526"/>
+            <w:tcBorders>
+              <w:top w:val="single" w:color="BBBBBB" w:sz="1"/>
+              <w:left w:val="single" w:color="BBBBBB" w:sz="1"/>
+              <w:bottom w:val="single" w:color="BBBBBB" w:sz="1"/>
+              <w:right w:val="single" w:color="BBBBBB" w:sz="1"/>
+            </w:tcBorders>
+            <w:tcMar>
+              <w:top w:type="dxa" w:w="60"/>
+              <w:left w:type="dxa" w:w="100"/>
+              <w:bottom w:type="dxa" w:w="60"/>
+              <w:right w:type="dxa" w:w="100"/>
+            </w:tcMar>
+          </w:tcPr>
+          <w:p>
+            <w:pPr>
+              <w:jc w:val="left"/>
+            </w:pPr>
+            <w:r>
+              <w:rPr>
+                <w:rFonts w:ascii="Arial" w:cs="Arial" w:eastAsia="Arial" w:hAnsi="Arial"/>
+                <w:b w:val="false"/>
+                <w:bCs w:val="false"/>
+                <w:sz w:val="20"/>
+                <w:szCs w:val="20"/>
+              </w:rPr>
+              <w:t xml:space="preserve">Quét mã QR → chọn "🔬 Sử dụng tại chỗ"</w:t>
             </w:r>
           </w:p>
         </w:tc>
@@ -2257,63 +3081,66 @@
               <w:bottom w:val="single" w:color="BBBBBB" w:sz="1"/>
               <w:right w:val="single" w:color="BBBBBB" w:sz="1"/>
             </w:tcBorders>
-            <w:shd w:fill="F2F7FC" w:val="clear"/>
-            <w:tcMar>
-              <w:top w:type="dxa" w:w="60"/>
-              <w:left w:type="dxa" w:w="100"/>
-              <w:bottom w:type="dxa" w:w="60"/>
-              <w:right w:type="dxa" w:w="100"/>
-            </w:tcMar>
-            <w:vAlign w:val="center"/>
-          </w:tcPr>
-          <w:p>
-            <w:pPr>
-              <w:jc w:val="center"/>
-            </w:pPr>
-            <w:r>
-              <w:rPr>
-                <w:rFonts w:ascii="Arial" w:cs="Arial" w:eastAsia="Arial" w:hAnsi="Arial"/>
-                <w:sz w:val="20"/>
-                <w:szCs w:val="20"/>
-              </w:rPr>
-              <w:t xml:space="preserve">Người mượn</w:t>
-            </w:r>
-          </w:p>
-        </w:tc>
-        <w:tc>
-          <w:tcPr>
-            <w:tcW w:type="dxa" w:w="2000"/>
-            <w:tcBorders>
-              <w:top w:val="single" w:color="BBBBBB" w:sz="1"/>
-              <w:left w:val="single" w:color="BBBBBB" w:sz="1"/>
-              <w:bottom w:val="single" w:color="BBBBBB" w:sz="1"/>
-              <w:right w:val="single" w:color="BBBBBB" w:sz="1"/>
-            </w:tcBorders>
-            <w:shd w:fill="F2F7FC" w:val="clear"/>
-            <w:tcMar>
-              <w:top w:type="dxa" w:w="60"/>
-              <w:left w:type="dxa" w:w="100"/>
-              <w:bottom w:type="dxa" w:w="60"/>
-              <w:right w:type="dxa" w:w="100"/>
-            </w:tcMar>
-            <w:vAlign w:val="center"/>
-          </w:tcPr>
-          <w:p>
-            <w:pPr>
-              <w:jc w:val="left"/>
-            </w:pPr>
-            <w:r>
-              <w:rPr>
-                <w:rFonts w:ascii="Arial" w:cs="Arial" w:eastAsia="Arial" w:hAnsi="Arial"/>
-                <w:sz w:val="20"/>
-                <w:szCs w:val="20"/>
-              </w:rPr>
-              <w:t xml:space="preserve">2 phút</w:t>
+            <w:tcMar>
+              <w:top w:type="dxa" w:w="60"/>
+              <w:left w:type="dxa" w:w="100"/>
+              <w:bottom w:type="dxa" w:w="60"/>
+              <w:right w:type="dxa" w:w="100"/>
+            </w:tcMar>
+          </w:tcPr>
+          <w:p>
+            <w:pPr>
+              <w:jc w:val="center"/>
+            </w:pPr>
+            <w:r>
+              <w:rPr>
+                <w:rFonts w:ascii="Arial" w:cs="Arial" w:eastAsia="Arial" w:hAnsi="Arial"/>
+                <w:b w:val="false"/>
+                <w:bCs w:val="false"/>
+                <w:sz w:val="20"/>
+                <w:szCs w:val="20"/>
+              </w:rPr>
+              <w:t xml:space="preserve">Người sử dụng</w:t>
+            </w:r>
+          </w:p>
+        </w:tc>
+        <w:tc>
+          <w:tcPr>
+            <w:tcW w:type="dxa" w:w="1800"/>
+            <w:tcBorders>
+              <w:top w:val="single" w:color="BBBBBB" w:sz="1"/>
+              <w:left w:val="single" w:color="BBBBBB" w:sz="1"/>
+              <w:bottom w:val="single" w:color="BBBBBB" w:sz="1"/>
+              <w:right w:val="single" w:color="BBBBBB" w:sz="1"/>
+            </w:tcBorders>
+            <w:tcMar>
+              <w:top w:type="dxa" w:w="60"/>
+              <w:left w:type="dxa" w:w="100"/>
+              <w:bottom w:type="dxa" w:w="60"/>
+              <w:right w:type="dxa" w:w="100"/>
+            </w:tcMar>
+          </w:tcPr>
+          <w:p>
+            <w:pPr>
+              <w:jc w:val="center"/>
+            </w:pPr>
+            <w:r>
+              <w:rPr>
+                <w:rFonts w:ascii="Arial" w:cs="Arial" w:eastAsia="Arial" w:hAnsi="Arial"/>
+                <w:b w:val="false"/>
+                <w:bCs w:val="false"/>
+                <w:sz w:val="20"/>
+                <w:szCs w:val="20"/>
+              </w:rPr>
+              <w:t xml:space="preserve">1 phút</w:t>
             </w:r>
           </w:p>
         </w:tc>
       </w:tr>
       <w:tr>
+        <w:trPr>
+          <w:cantSplit/>
+        </w:trPr>
         <w:tc>
           <w:tcPr>
             <w:tcW w:type="dxa" w:w="700"/>
@@ -2323,13 +3150,13 @@
               <w:bottom w:val="single" w:color="BBBBBB" w:sz="1"/>
               <w:right w:val="single" w:color="BBBBBB" w:sz="1"/>
             </w:tcBorders>
-            <w:tcMar>
-              <w:top w:type="dxa" w:w="60"/>
-              <w:left w:type="dxa" w:w="100"/>
-              <w:bottom w:type="dxa" w:w="60"/>
-              <w:right w:type="dxa" w:w="100"/>
-            </w:tcMar>
-            <w:vAlign w:val="center"/>
+            <w:shd w:fill="F2F7FC" w:color="auto" w:val="clear"/>
+            <w:tcMar>
+              <w:top w:type="dxa" w:w="60"/>
+              <w:left w:type="dxa" w:w="100"/>
+              <w:bottom w:type="dxa" w:w="60"/>
+              <w:right w:type="dxa" w:w="100"/>
+            </w:tcMar>
           </w:tcPr>
           <w:p>
             <w:pPr>
@@ -2349,32 +3176,34 @@
         </w:tc>
         <w:tc>
           <w:tcPr>
-            <w:tcW w:type="dxa" w:w="4326"/>
-            <w:tcBorders>
-              <w:top w:val="single" w:color="BBBBBB" w:sz="1"/>
-              <w:left w:val="single" w:color="BBBBBB" w:sz="1"/>
-              <w:bottom w:val="single" w:color="BBBBBB" w:sz="1"/>
-              <w:right w:val="single" w:color="BBBBBB" w:sz="1"/>
-            </w:tcBorders>
-            <w:tcMar>
-              <w:top w:type="dxa" w:w="60"/>
-              <w:left w:type="dxa" w:w="100"/>
-              <w:bottom w:type="dxa" w:w="60"/>
-              <w:right w:type="dxa" w:w="100"/>
-            </w:tcMar>
-            <w:vAlign w:val="center"/>
-          </w:tcPr>
-          <w:p>
-            <w:pPr>
-              <w:jc w:val="left"/>
-            </w:pPr>
-            <w:r>
-              <w:rPr>
-                <w:rFonts w:ascii="Arial" w:cs="Arial" w:eastAsia="Arial" w:hAnsi="Arial"/>
-                <w:sz w:val="20"/>
-                <w:szCs w:val="20"/>
-              </w:rPr>
-              <w:t xml:space="preserve">Điền form trả: ngày trả, tình trạng thiết bị, phụ kiện kèm theo</w:t>
+            <w:tcW w:type="dxa" w:w="4526"/>
+            <w:tcBorders>
+              <w:top w:val="single" w:color="BBBBBB" w:sz="1"/>
+              <w:left w:val="single" w:color="BBBBBB" w:sz="1"/>
+              <w:bottom w:val="single" w:color="BBBBBB" w:sz="1"/>
+              <w:right w:val="single" w:color="BBBBBB" w:sz="1"/>
+            </w:tcBorders>
+            <w:shd w:fill="F2F7FC" w:color="auto" w:val="clear"/>
+            <w:tcMar>
+              <w:top w:type="dxa" w:w="60"/>
+              <w:left w:type="dxa" w:w="100"/>
+              <w:bottom w:type="dxa" w:w="60"/>
+              <w:right w:type="dxa" w:w="100"/>
+            </w:tcMar>
+          </w:tcPr>
+          <w:p>
+            <w:pPr>
+              <w:jc w:val="left"/>
+            </w:pPr>
+            <w:r>
+              <w:rPr>
+                <w:rFonts w:ascii="Arial" w:cs="Arial" w:eastAsia="Arial" w:hAnsi="Arial"/>
+                <w:b w:val="false"/>
+                <w:bCs w:val="false"/>
+                <w:sz w:val="20"/>
+                <w:szCs w:val="20"/>
+              </w:rPr>
+              <w:t xml:space="preserve">Đăng nhập email trường (@hus.edu.vn) nếu được hỏi; điền họ tên, đơn vị, mục đích, số giờ sử dụng (0,5 – 24 giờ)</w:t>
             </w:r>
           </w:p>
         </w:tc>
@@ -2387,61 +3216,68 @@
               <w:bottom w:val="single" w:color="BBBBBB" w:sz="1"/>
               <w:right w:val="single" w:color="BBBBBB" w:sz="1"/>
             </w:tcBorders>
-            <w:tcMar>
-              <w:top w:type="dxa" w:w="60"/>
-              <w:left w:type="dxa" w:w="100"/>
-              <w:bottom w:type="dxa" w:w="60"/>
-              <w:right w:type="dxa" w:w="100"/>
-            </w:tcMar>
-            <w:vAlign w:val="center"/>
-          </w:tcPr>
-          <w:p>
-            <w:pPr>
-              <w:jc w:val="center"/>
-            </w:pPr>
-            <w:r>
-              <w:rPr>
-                <w:rFonts w:ascii="Arial" w:cs="Arial" w:eastAsia="Arial" w:hAnsi="Arial"/>
-                <w:sz w:val="20"/>
-                <w:szCs w:val="20"/>
-              </w:rPr>
-              <w:t xml:space="preserve">Người mượn</w:t>
-            </w:r>
-          </w:p>
-        </w:tc>
-        <w:tc>
-          <w:tcPr>
-            <w:tcW w:type="dxa" w:w="2000"/>
-            <w:tcBorders>
-              <w:top w:val="single" w:color="BBBBBB" w:sz="1"/>
-              <w:left w:val="single" w:color="BBBBBB" w:sz="1"/>
-              <w:bottom w:val="single" w:color="BBBBBB" w:sz="1"/>
-              <w:right w:val="single" w:color="BBBBBB" w:sz="1"/>
-            </w:tcBorders>
-            <w:tcMar>
-              <w:top w:type="dxa" w:w="60"/>
-              <w:left w:type="dxa" w:w="100"/>
-              <w:bottom w:type="dxa" w:w="60"/>
-              <w:right w:type="dxa" w:w="100"/>
-            </w:tcMar>
-            <w:vAlign w:val="center"/>
-          </w:tcPr>
-          <w:p>
-            <w:pPr>
-              <w:jc w:val="left"/>
-            </w:pPr>
-            <w:r>
-              <w:rPr>
-                <w:rFonts w:ascii="Arial" w:cs="Arial" w:eastAsia="Arial" w:hAnsi="Arial"/>
-                <w:sz w:val="20"/>
-                <w:szCs w:val="20"/>
-              </w:rPr>
-              <w:t xml:space="preserve">2 phút</w:t>
+            <w:shd w:fill="F2F7FC" w:color="auto" w:val="clear"/>
+            <w:tcMar>
+              <w:top w:type="dxa" w:w="60"/>
+              <w:left w:type="dxa" w:w="100"/>
+              <w:bottom w:type="dxa" w:w="60"/>
+              <w:right w:type="dxa" w:w="100"/>
+            </w:tcMar>
+          </w:tcPr>
+          <w:p>
+            <w:pPr>
+              <w:jc w:val="center"/>
+            </w:pPr>
+            <w:r>
+              <w:rPr>
+                <w:rFonts w:ascii="Arial" w:cs="Arial" w:eastAsia="Arial" w:hAnsi="Arial"/>
+                <w:b w:val="false"/>
+                <w:bCs w:val="false"/>
+                <w:sz w:val="20"/>
+                <w:szCs w:val="20"/>
+              </w:rPr>
+              <w:t xml:space="preserve">Người sử dụng</w:t>
+            </w:r>
+          </w:p>
+        </w:tc>
+        <w:tc>
+          <w:tcPr>
+            <w:tcW w:type="dxa" w:w="1800"/>
+            <w:tcBorders>
+              <w:top w:val="single" w:color="BBBBBB" w:sz="1"/>
+              <w:left w:val="single" w:color="BBBBBB" w:sz="1"/>
+              <w:bottom w:val="single" w:color="BBBBBB" w:sz="1"/>
+              <w:right w:val="single" w:color="BBBBBB" w:sz="1"/>
+            </w:tcBorders>
+            <w:shd w:fill="F2F7FC" w:color="auto" w:val="clear"/>
+            <w:tcMar>
+              <w:top w:type="dxa" w:w="60"/>
+              <w:left w:type="dxa" w:w="100"/>
+              <w:bottom w:type="dxa" w:w="60"/>
+              <w:right w:type="dxa" w:w="100"/>
+            </w:tcMar>
+          </w:tcPr>
+          <w:p>
+            <w:pPr>
+              <w:jc w:val="center"/>
+            </w:pPr>
+            <w:r>
+              <w:rPr>
+                <w:rFonts w:ascii="Arial" w:cs="Arial" w:eastAsia="Arial" w:hAnsi="Arial"/>
+                <w:b w:val="false"/>
+                <w:bCs w:val="false"/>
+                <w:sz w:val="20"/>
+                <w:szCs w:val="20"/>
+              </w:rPr>
+              <w:t xml:space="preserve">1 phút</w:t>
             </w:r>
           </w:p>
         </w:tc>
       </w:tr>
       <w:tr>
+        <w:trPr>
+          <w:cantSplit/>
+        </w:trPr>
         <w:tc>
           <w:tcPr>
             <w:tcW w:type="dxa" w:w="700"/>
@@ -2451,14 +3287,12 @@
               <w:bottom w:val="single" w:color="BBBBBB" w:sz="1"/>
               <w:right w:val="single" w:color="BBBBBB" w:sz="1"/>
             </w:tcBorders>
-            <w:shd w:fill="F2F7FC" w:val="clear"/>
-            <w:tcMar>
-              <w:top w:type="dxa" w:w="60"/>
-              <w:left w:type="dxa" w:w="100"/>
-              <w:bottom w:type="dxa" w:w="60"/>
-              <w:right w:type="dxa" w:w="100"/>
-            </w:tcMar>
-            <w:vAlign w:val="center"/>
+            <w:tcMar>
+              <w:top w:type="dxa" w:w="60"/>
+              <w:left w:type="dxa" w:w="100"/>
+              <w:bottom w:type="dxa" w:w="60"/>
+              <w:right w:type="dxa" w:w="100"/>
+            </w:tcMar>
           </w:tcPr>
           <w:p>
             <w:pPr>
@@ -2478,33 +3312,33 @@
         </w:tc>
         <w:tc>
           <w:tcPr>
-            <w:tcW w:type="dxa" w:w="4326"/>
-            <w:tcBorders>
-              <w:top w:val="single" w:color="BBBBBB" w:sz="1"/>
-              <w:left w:val="single" w:color="BBBBBB" w:sz="1"/>
-              <w:bottom w:val="single" w:color="BBBBBB" w:sz="1"/>
-              <w:right w:val="single" w:color="BBBBBB" w:sz="1"/>
-            </w:tcBorders>
-            <w:shd w:fill="F2F7FC" w:val="clear"/>
-            <w:tcMar>
-              <w:top w:type="dxa" w:w="60"/>
-              <w:left w:type="dxa" w:w="100"/>
-              <w:bottom w:type="dxa" w:w="60"/>
-              <w:right w:type="dxa" w:w="100"/>
-            </w:tcMar>
-            <w:vAlign w:val="center"/>
-          </w:tcPr>
-          <w:p>
-            <w:pPr>
-              <w:jc w:val="left"/>
-            </w:pPr>
-            <w:r>
-              <w:rPr>
-                <w:rFonts w:ascii="Arial" w:cs="Arial" w:eastAsia="Arial" w:hAnsi="Arial"/>
-                <w:sz w:val="20"/>
-                <w:szCs w:val="20"/>
-              </w:rPr>
-              <w:t xml:space="preserve">CB phụ trách kiểm tra đối chiếu tình trạng với lúc mượn</w:t>
+            <w:tcW w:type="dxa" w:w="4526"/>
+            <w:tcBorders>
+              <w:top w:val="single" w:color="BBBBBB" w:sz="1"/>
+              <w:left w:val="single" w:color="BBBBBB" w:sz="1"/>
+              <w:bottom w:val="single" w:color="BBBBBB" w:sz="1"/>
+              <w:right w:val="single" w:color="BBBBBB" w:sz="1"/>
+            </w:tcBorders>
+            <w:tcMar>
+              <w:top w:type="dxa" w:w="60"/>
+              <w:left w:type="dxa" w:w="100"/>
+              <w:bottom w:type="dxa" w:w="60"/>
+              <w:right w:type="dxa" w:w="100"/>
+            </w:tcMar>
+          </w:tcPr>
+          <w:p>
+            <w:pPr>
+              <w:jc w:val="left"/>
+            </w:pPr>
+            <w:r>
+              <w:rPr>
+                <w:rFonts w:ascii="Arial" w:cs="Arial" w:eastAsia="Arial" w:hAnsi="Arial"/>
+                <w:b w:val="false"/>
+                <w:bCs w:val="false"/>
+                <w:sz w:val="20"/>
+                <w:szCs w:val="20"/>
+              </w:rPr>
+              <w:t xml:space="preserve">Hệ thống ghi nhận từ lúc gửi. Trang tra cứu hiện "Đang sử dụng tại chỗ — đến HH:mm"; thiết bị được giữ chỗ tới giờ kết thúc</w:t>
             </w:r>
           </w:p>
         </w:tc>
@@ -2517,63 +3351,66 @@
               <w:bottom w:val="single" w:color="BBBBBB" w:sz="1"/>
               <w:right w:val="single" w:color="BBBBBB" w:sz="1"/>
             </w:tcBorders>
-            <w:shd w:fill="F2F7FC" w:val="clear"/>
-            <w:tcMar>
-              <w:top w:type="dxa" w:w="60"/>
-              <w:left w:type="dxa" w:w="100"/>
-              <w:bottom w:type="dxa" w:w="60"/>
-              <w:right w:type="dxa" w:w="100"/>
-            </w:tcMar>
-            <w:vAlign w:val="center"/>
-          </w:tcPr>
-          <w:p>
-            <w:pPr>
-              <w:jc w:val="center"/>
-            </w:pPr>
-            <w:r>
-              <w:rPr>
-                <w:rFonts w:ascii="Arial" w:cs="Arial" w:eastAsia="Arial" w:hAnsi="Arial"/>
-                <w:sz w:val="20"/>
-                <w:szCs w:val="20"/>
-              </w:rPr>
-              <w:t xml:space="preserve">CB phụ trách mảng</w:t>
-            </w:r>
-          </w:p>
-        </w:tc>
-        <w:tc>
-          <w:tcPr>
-            <w:tcW w:type="dxa" w:w="2000"/>
-            <w:tcBorders>
-              <w:top w:val="single" w:color="BBBBBB" w:sz="1"/>
-              <w:left w:val="single" w:color="BBBBBB" w:sz="1"/>
-              <w:bottom w:val="single" w:color="BBBBBB" w:sz="1"/>
-              <w:right w:val="single" w:color="BBBBBB" w:sz="1"/>
-            </w:tcBorders>
-            <w:shd w:fill="F2F7FC" w:val="clear"/>
-            <w:tcMar>
-              <w:top w:type="dxa" w:w="60"/>
-              <w:left w:type="dxa" w:w="100"/>
-              <w:bottom w:type="dxa" w:w="60"/>
-              <w:right w:type="dxa" w:w="100"/>
-            </w:tcMar>
-            <w:vAlign w:val="center"/>
-          </w:tcPr>
-          <w:p>
-            <w:pPr>
-              <w:jc w:val="left"/>
-            </w:pPr>
-            <w:r>
-              <w:rPr>
-                <w:rFonts w:ascii="Arial" w:cs="Arial" w:eastAsia="Arial" w:hAnsi="Arial"/>
-                <w:sz w:val="20"/>
-                <w:szCs w:val="20"/>
-              </w:rPr>
-              <w:t xml:space="preserve">5 phút</w:t>
+            <w:tcMar>
+              <w:top w:type="dxa" w:w="60"/>
+              <w:left w:type="dxa" w:w="100"/>
+              <w:bottom w:type="dxa" w:w="60"/>
+              <w:right w:type="dxa" w:w="100"/>
+            </w:tcMar>
+          </w:tcPr>
+          <w:p>
+            <w:pPr>
+              <w:jc w:val="center"/>
+            </w:pPr>
+            <w:r>
+              <w:rPr>
+                <w:rFonts w:ascii="Arial" w:cs="Arial" w:eastAsia="Arial" w:hAnsi="Arial"/>
+                <w:b w:val="false"/>
+                <w:bCs w:val="false"/>
+                <w:sz w:val="20"/>
+                <w:szCs w:val="20"/>
+              </w:rPr>
+              <w:t xml:space="preserve">Hệ thống</w:t>
+            </w:r>
+          </w:p>
+        </w:tc>
+        <w:tc>
+          <w:tcPr>
+            <w:tcW w:type="dxa" w:w="1800"/>
+            <w:tcBorders>
+              <w:top w:val="single" w:color="BBBBBB" w:sz="1"/>
+              <w:left w:val="single" w:color="BBBBBB" w:sz="1"/>
+              <w:bottom w:val="single" w:color="BBBBBB" w:sz="1"/>
+              <w:right w:val="single" w:color="BBBBBB" w:sz="1"/>
+            </w:tcBorders>
+            <w:tcMar>
+              <w:top w:type="dxa" w:w="60"/>
+              <w:left w:type="dxa" w:w="100"/>
+              <w:bottom w:type="dxa" w:w="60"/>
+              <w:right w:type="dxa" w:w="100"/>
+            </w:tcMar>
+          </w:tcPr>
+          <w:p>
+            <w:pPr>
+              <w:jc w:val="center"/>
+            </w:pPr>
+            <w:r>
+              <w:rPr>
+                <w:rFonts w:ascii="Arial" w:cs="Arial" w:eastAsia="Arial" w:hAnsi="Arial"/>
+                <w:b w:val="false"/>
+                <w:bCs w:val="false"/>
+                <w:sz w:val="20"/>
+                <w:szCs w:val="20"/>
+              </w:rPr>
+              <w:t xml:space="preserve">Tức thì</w:t>
             </w:r>
           </w:p>
         </w:tc>
       </w:tr>
       <w:tr>
+        <w:trPr>
+          <w:cantSplit/>
+        </w:trPr>
         <w:tc>
           <w:tcPr>
             <w:tcW w:type="dxa" w:w="700"/>
@@ -2583,13 +3420,13 @@
               <w:bottom w:val="single" w:color="BBBBBB" w:sz="1"/>
               <w:right w:val="single" w:color="BBBBBB" w:sz="1"/>
             </w:tcBorders>
-            <w:tcMar>
-              <w:top w:type="dxa" w:w="60"/>
-              <w:left w:type="dxa" w:w="100"/>
-              <w:bottom w:type="dxa" w:w="60"/>
-              <w:right w:type="dxa" w:w="100"/>
-            </w:tcMar>
-            <w:vAlign w:val="center"/>
+            <w:shd w:fill="F2F7FC" w:color="auto" w:val="clear"/>
+            <w:tcMar>
+              <w:top w:type="dxa" w:w="60"/>
+              <w:left w:type="dxa" w:w="100"/>
+              <w:bottom w:type="dxa" w:w="60"/>
+              <w:right w:type="dxa" w:w="100"/>
+            </w:tcMar>
           </w:tcPr>
           <w:p>
             <w:pPr>
@@ -2609,32 +3446,34 @@
         </w:tc>
         <w:tc>
           <w:tcPr>
-            <w:tcW w:type="dxa" w:w="4326"/>
-            <w:tcBorders>
-              <w:top w:val="single" w:color="BBBBBB" w:sz="1"/>
-              <w:left w:val="single" w:color="BBBBBB" w:sz="1"/>
-              <w:bottom w:val="single" w:color="BBBBBB" w:sz="1"/>
-              <w:right w:val="single" w:color="BBBBBB" w:sz="1"/>
-            </w:tcBorders>
-            <w:tcMar>
-              <w:top w:type="dxa" w:w="60"/>
-              <w:left w:type="dxa" w:w="100"/>
-              <w:bottom w:type="dxa" w:w="60"/>
-              <w:right w:type="dxa" w:w="100"/>
-            </w:tcMar>
-            <w:vAlign w:val="center"/>
-          </w:tcPr>
-          <w:p>
-            <w:pPr>
-              <w:jc w:val="left"/>
-            </w:pPr>
-            <w:r>
-              <w:rPr>
-                <w:rFonts w:ascii="Arial" w:cs="Arial" w:eastAsia="Arial" w:hAnsi="Arial"/>
-                <w:sz w:val="20"/>
-                <w:szCs w:val="20"/>
-              </w:rPr>
-              <w:t xml:space="preserve">Xác nhận hoàn tất. Nếu hư hỏng → chuyển sang quy trình báo hỏng</w:t>
+            <w:tcW w:type="dxa" w:w="4526"/>
+            <w:tcBorders>
+              <w:top w:val="single" w:color="BBBBBB" w:sz="1"/>
+              <w:left w:val="single" w:color="BBBBBB" w:sz="1"/>
+              <w:bottom w:val="single" w:color="BBBBBB" w:sz="1"/>
+              <w:right w:val="single" w:color="BBBBBB" w:sz="1"/>
+            </w:tcBorders>
+            <w:shd w:fill="F2F7FC" w:color="auto" w:val="clear"/>
+            <w:tcMar>
+              <w:top w:type="dxa" w:w="60"/>
+              <w:left w:type="dxa" w:w="100"/>
+              <w:bottom w:type="dxa" w:w="60"/>
+              <w:right w:type="dxa" w:w="100"/>
+            </w:tcMar>
+          </w:tcPr>
+          <w:p>
+            <w:pPr>
+              <w:jc w:val="left"/>
+            </w:pPr>
+            <w:r>
+              <w:rPr>
+                <w:rFonts w:ascii="Arial" w:cs="Arial" w:eastAsia="Arial" w:hAnsi="Arial"/>
+                <w:b w:val="false"/>
+                <w:bCs w:val="false"/>
+                <w:sz w:val="20"/>
+                <w:szCs w:val="20"/>
+              </w:rPr>
+              <w:t xml:space="preserve">Hết giờ: tự kết thúc. Giờ sử dụng được tính vào báo cáo hiệu quả sử dụng thiết bị</w:t>
             </w:r>
           </w:p>
         </w:tc>
@@ -2647,56 +3486,60 @@
               <w:bottom w:val="single" w:color="BBBBBB" w:sz="1"/>
               <w:right w:val="single" w:color="BBBBBB" w:sz="1"/>
             </w:tcBorders>
-            <w:tcMar>
-              <w:top w:type="dxa" w:w="60"/>
-              <w:left w:type="dxa" w:w="100"/>
-              <w:bottom w:type="dxa" w:w="60"/>
-              <w:right w:type="dxa" w:w="100"/>
-            </w:tcMar>
-            <w:vAlign w:val="center"/>
-          </w:tcPr>
-          <w:p>
-            <w:pPr>
-              <w:jc w:val="center"/>
-            </w:pPr>
-            <w:r>
-              <w:rPr>
-                <w:rFonts w:ascii="Arial" w:cs="Arial" w:eastAsia="Arial" w:hAnsi="Arial"/>
-                <w:sz w:val="20"/>
-                <w:szCs w:val="20"/>
-              </w:rPr>
-              <w:t xml:space="preserve">CB phụ trách mảng</w:t>
-            </w:r>
-          </w:p>
-        </w:tc>
-        <w:tc>
-          <w:tcPr>
-            <w:tcW w:type="dxa" w:w="2000"/>
-            <w:tcBorders>
-              <w:top w:val="single" w:color="BBBBBB" w:sz="1"/>
-              <w:left w:val="single" w:color="BBBBBB" w:sz="1"/>
-              <w:bottom w:val="single" w:color="BBBBBB" w:sz="1"/>
-              <w:right w:val="single" w:color="BBBBBB" w:sz="1"/>
-            </w:tcBorders>
-            <w:tcMar>
-              <w:top w:type="dxa" w:w="60"/>
-              <w:left w:type="dxa" w:w="100"/>
-              <w:bottom w:type="dxa" w:w="60"/>
-              <w:right w:type="dxa" w:w="100"/>
-            </w:tcMar>
-            <w:vAlign w:val="center"/>
-          </w:tcPr>
-          <w:p>
-            <w:pPr>
-              <w:jc w:val="left"/>
-            </w:pPr>
-            <w:r>
-              <w:rPr>
-                <w:rFonts w:ascii="Arial" w:cs="Arial" w:eastAsia="Arial" w:hAnsi="Arial"/>
-                <w:sz w:val="20"/>
-                <w:szCs w:val="20"/>
-              </w:rPr>
-              <w:t xml:space="preserve">1 phút</w:t>
+            <w:shd w:fill="F2F7FC" w:color="auto" w:val="clear"/>
+            <w:tcMar>
+              <w:top w:type="dxa" w:w="60"/>
+              <w:left w:type="dxa" w:w="100"/>
+              <w:bottom w:type="dxa" w:w="60"/>
+              <w:right w:type="dxa" w:w="100"/>
+            </w:tcMar>
+          </w:tcPr>
+          <w:p>
+            <w:pPr>
+              <w:jc w:val="center"/>
+            </w:pPr>
+            <w:r>
+              <w:rPr>
+                <w:rFonts w:ascii="Arial" w:cs="Arial" w:eastAsia="Arial" w:hAnsi="Arial"/>
+                <w:b w:val="false"/>
+                <w:bCs w:val="false"/>
+                <w:sz w:val="20"/>
+                <w:szCs w:val="20"/>
+              </w:rPr>
+              <w:t xml:space="preserve">Hệ thống</w:t>
+            </w:r>
+          </w:p>
+        </w:tc>
+        <w:tc>
+          <w:tcPr>
+            <w:tcW w:type="dxa" w:w="1800"/>
+            <w:tcBorders>
+              <w:top w:val="single" w:color="BBBBBB" w:sz="1"/>
+              <w:left w:val="single" w:color="BBBBBB" w:sz="1"/>
+              <w:bottom w:val="single" w:color="BBBBBB" w:sz="1"/>
+              <w:right w:val="single" w:color="BBBBBB" w:sz="1"/>
+            </w:tcBorders>
+            <w:shd w:fill="F2F7FC" w:color="auto" w:val="clear"/>
+            <w:tcMar>
+              <w:top w:type="dxa" w:w="60"/>
+              <w:left w:type="dxa" w:w="100"/>
+              <w:bottom w:type="dxa" w:w="60"/>
+              <w:right w:type="dxa" w:w="100"/>
+            </w:tcMar>
+          </w:tcPr>
+          <w:p>
+            <w:pPr>
+              <w:jc w:val="center"/>
+            </w:pPr>
+            <w:r>
+              <w:rPr>
+                <w:rFonts w:ascii="Arial" w:cs="Arial" w:eastAsia="Arial" w:hAnsi="Arial"/>
+                <w:b w:val="false"/>
+                <w:bCs w:val="false"/>
+                <w:sz w:val="20"/>
+                <w:szCs w:val="20"/>
+              </w:rPr>
+              <w:t xml:space="preserve">—</w:t>
             </w:r>
           </w:p>
         </w:tc>
@@ -2704,7 +3547,876 @@
     </w:tbl>
     <w:p>
       <w:pPr>
-        <w:spacing w:after="80" w:before="120"/>
+        <w:spacing w:before="120" w:after="80"/>
+        <w:jc w:val="left"/>
+      </w:pPr>
+      <w:r>
+        <w:rPr>
+          <w:rFonts w:ascii="Arial" w:cs="Arial" w:eastAsia="Arial" w:hAnsi="Arial"/>
+          <w:i/>
+          <w:iCs/>
+          <w:color w:val="666666"/>
+          <w:sz w:val="20"/>
+          <w:szCs w:val="20"/>
+        </w:rPr>
+        <w:t xml:space="preserve">Dùng nhiều ngày thì khai báo mỗi ngày. Hệ thống tính toán (HPC, server) không dùng nút này — xem mục 11.2.</w:t>
+      </w:r>
+    </w:p>
+    <w:p>
+      <w:pPr>
+        <w:pStyle w:val="Heading1"/>
+        <w:keepNext/>
+        <w:keepLines/>
+        <w:spacing w:before="240" w:after="120"/>
+      </w:pPr>
+      <w:r>
+        <w:rPr>
+          <w:rFonts w:ascii="Arial" w:cs="Arial" w:eastAsia="Arial" w:hAnsi="Arial"/>
+          <w:b/>
+          <w:bCs/>
+          <w:color w:val="2F5496"/>
+          <w:sz w:val="28"/>
+          <w:szCs w:val="28"/>
+        </w:rPr>
+        <w:t xml:space="preserve">VII. QUY TRÌNH TRẢ THIẾT BỊ VÀ KIỂM TRA KHI NHẬN LẠI</w:t>
+      </w:r>
+    </w:p>
+    <w:tbl>
+      <w:tblPr>
+        <w:tblW w:type="dxa" w:w="9026"/>
+        <w:tblBorders>
+          <w:top w:val="single" w:color="auto" w:sz="4"/>
+          <w:left w:val="single" w:color="auto" w:sz="4"/>
+          <w:bottom w:val="single" w:color="auto" w:sz="4"/>
+          <w:right w:val="single" w:color="auto" w:sz="4"/>
+          <w:insideH w:val="single" w:color="auto" w:sz="4"/>
+          <w:insideV w:val="single" w:color="auto" w:sz="4"/>
+        </w:tblBorders>
+      </w:tblPr>
+      <w:tblGrid>
+        <w:gridCol w:w="700"/>
+        <w:gridCol w:w="4526"/>
+        <w:gridCol w:w="2000"/>
+        <w:gridCol w:w="1800"/>
+      </w:tblGrid>
+      <w:tr>
+        <w:trPr>
+          <w:tblHeader/>
+        </w:trPr>
+        <w:tc>
+          <w:tcPr>
+            <w:tcW w:type="dxa" w:w="700"/>
+            <w:tcBorders>
+              <w:top w:val="single" w:color="BBBBBB" w:sz="1"/>
+              <w:left w:val="single" w:color="BBBBBB" w:sz="1"/>
+              <w:bottom w:val="single" w:color="BBBBBB" w:sz="1"/>
+              <w:right w:val="single" w:color="BBBBBB" w:sz="1"/>
+            </w:tcBorders>
+            <w:shd w:fill="2F5496" w:color="auto" w:val="clear"/>
+            <w:tcMar>
+              <w:top w:type="dxa" w:w="60"/>
+              <w:left w:type="dxa" w:w="100"/>
+              <w:bottom w:type="dxa" w:w="60"/>
+              <w:right w:type="dxa" w:w="100"/>
+            </w:tcMar>
+          </w:tcPr>
+          <w:p>
+            <w:pPr>
+              <w:jc w:val="center"/>
+            </w:pPr>
+            <w:r>
+              <w:rPr>
+                <w:rFonts w:ascii="Arial" w:cs="Arial" w:eastAsia="Arial" w:hAnsi="Arial"/>
+                <w:b/>
+                <w:bCs/>
+                <w:color w:val="FFFFFF"/>
+                <w:sz w:val="20"/>
+                <w:szCs w:val="20"/>
+              </w:rPr>
+              <w:t xml:space="preserve">Bước</w:t>
+            </w:r>
+          </w:p>
+        </w:tc>
+        <w:tc>
+          <w:tcPr>
+            <w:tcW w:type="dxa" w:w="4526"/>
+            <w:tcBorders>
+              <w:top w:val="single" w:color="BBBBBB" w:sz="1"/>
+              <w:left w:val="single" w:color="BBBBBB" w:sz="1"/>
+              <w:bottom w:val="single" w:color="BBBBBB" w:sz="1"/>
+              <w:right w:val="single" w:color="BBBBBB" w:sz="1"/>
+            </w:tcBorders>
+            <w:shd w:fill="2F5496" w:color="auto" w:val="clear"/>
+            <w:tcMar>
+              <w:top w:type="dxa" w:w="60"/>
+              <w:left w:type="dxa" w:w="100"/>
+              <w:bottom w:type="dxa" w:w="60"/>
+              <w:right w:type="dxa" w:w="100"/>
+            </w:tcMar>
+          </w:tcPr>
+          <w:p>
+            <w:pPr>
+              <w:jc w:val="center"/>
+            </w:pPr>
+            <w:r>
+              <w:rPr>
+                <w:rFonts w:ascii="Arial" w:cs="Arial" w:eastAsia="Arial" w:hAnsi="Arial"/>
+                <w:b/>
+                <w:bCs/>
+                <w:color w:val="FFFFFF"/>
+                <w:sz w:val="20"/>
+                <w:szCs w:val="20"/>
+              </w:rPr>
+              <w:t xml:space="preserve">Thao tác</w:t>
+            </w:r>
+          </w:p>
+        </w:tc>
+        <w:tc>
+          <w:tcPr>
+            <w:tcW w:type="dxa" w:w="2000"/>
+            <w:tcBorders>
+              <w:top w:val="single" w:color="BBBBBB" w:sz="1"/>
+              <w:left w:val="single" w:color="BBBBBB" w:sz="1"/>
+              <w:bottom w:val="single" w:color="BBBBBB" w:sz="1"/>
+              <w:right w:val="single" w:color="BBBBBB" w:sz="1"/>
+            </w:tcBorders>
+            <w:shd w:fill="2F5496" w:color="auto" w:val="clear"/>
+            <w:tcMar>
+              <w:top w:type="dxa" w:w="60"/>
+              <w:left w:type="dxa" w:w="100"/>
+              <w:bottom w:type="dxa" w:w="60"/>
+              <w:right w:type="dxa" w:w="100"/>
+            </w:tcMar>
+          </w:tcPr>
+          <w:p>
+            <w:pPr>
+              <w:jc w:val="center"/>
+            </w:pPr>
+            <w:r>
+              <w:rPr>
+                <w:rFonts w:ascii="Arial" w:cs="Arial" w:eastAsia="Arial" w:hAnsi="Arial"/>
+                <w:b/>
+                <w:bCs/>
+                <w:color w:val="FFFFFF"/>
+                <w:sz w:val="20"/>
+                <w:szCs w:val="20"/>
+              </w:rPr>
+              <w:t xml:space="preserve">Người thực hiện</w:t>
+            </w:r>
+          </w:p>
+        </w:tc>
+        <w:tc>
+          <w:tcPr>
+            <w:tcW w:type="dxa" w:w="1800"/>
+            <w:tcBorders>
+              <w:top w:val="single" w:color="BBBBBB" w:sz="1"/>
+              <w:left w:val="single" w:color="BBBBBB" w:sz="1"/>
+              <w:bottom w:val="single" w:color="BBBBBB" w:sz="1"/>
+              <w:right w:val="single" w:color="BBBBBB" w:sz="1"/>
+            </w:tcBorders>
+            <w:shd w:fill="2F5496" w:color="auto" w:val="clear"/>
+            <w:tcMar>
+              <w:top w:type="dxa" w:w="60"/>
+              <w:left w:type="dxa" w:w="100"/>
+              <w:bottom w:type="dxa" w:w="60"/>
+              <w:right w:type="dxa" w:w="100"/>
+            </w:tcMar>
+          </w:tcPr>
+          <w:p>
+            <w:pPr>
+              <w:jc w:val="center"/>
+            </w:pPr>
+            <w:r>
+              <w:rPr>
+                <w:rFonts w:ascii="Arial" w:cs="Arial" w:eastAsia="Arial" w:hAnsi="Arial"/>
+                <w:b/>
+                <w:bCs/>
+                <w:color w:val="FFFFFF"/>
+                <w:sz w:val="20"/>
+                <w:szCs w:val="20"/>
+              </w:rPr>
+              <w:t xml:space="preserve">Thời gian</w:t>
+            </w:r>
+          </w:p>
+        </w:tc>
+      </w:tr>
+      <w:tr>
+        <w:trPr>
+          <w:cantSplit/>
+        </w:trPr>
+        <w:tc>
+          <w:tcPr>
+            <w:tcW w:type="dxa" w:w="700"/>
+            <w:tcBorders>
+              <w:top w:val="single" w:color="BBBBBB" w:sz="1"/>
+              <w:left w:val="single" w:color="BBBBBB" w:sz="1"/>
+              <w:bottom w:val="single" w:color="BBBBBB" w:sz="1"/>
+              <w:right w:val="single" w:color="BBBBBB" w:sz="1"/>
+            </w:tcBorders>
+            <w:tcMar>
+              <w:top w:type="dxa" w:w="60"/>
+              <w:left w:type="dxa" w:w="100"/>
+              <w:bottom w:type="dxa" w:w="60"/>
+              <w:right w:type="dxa" w:w="100"/>
+            </w:tcMar>
+          </w:tcPr>
+          <w:p>
+            <w:pPr>
+              <w:jc w:val="center"/>
+            </w:pPr>
+            <w:r>
+              <w:rPr>
+                <w:rFonts w:ascii="Arial" w:cs="Arial" w:eastAsia="Arial" w:hAnsi="Arial"/>
+                <w:b/>
+                <w:bCs/>
+                <w:sz w:val="20"/>
+                <w:szCs w:val="20"/>
+              </w:rPr>
+              <w:t xml:space="preserve">1</w:t>
+            </w:r>
+          </w:p>
+        </w:tc>
+        <w:tc>
+          <w:tcPr>
+            <w:tcW w:type="dxa" w:w="4526"/>
+            <w:tcBorders>
+              <w:top w:val="single" w:color="BBBBBB" w:sz="1"/>
+              <w:left w:val="single" w:color="BBBBBB" w:sz="1"/>
+              <w:bottom w:val="single" w:color="BBBBBB" w:sz="1"/>
+              <w:right w:val="single" w:color="BBBBBB" w:sz="1"/>
+            </w:tcBorders>
+            <w:tcMar>
+              <w:top w:type="dxa" w:w="60"/>
+              <w:left w:type="dxa" w:w="100"/>
+              <w:bottom w:type="dxa" w:w="60"/>
+              <w:right w:type="dxa" w:w="100"/>
+            </w:tcMar>
+          </w:tcPr>
+          <w:p>
+            <w:pPr>
+              <w:jc w:val="left"/>
+            </w:pPr>
+            <w:r>
+              <w:rPr>
+                <w:rFonts w:ascii="Arial" w:cs="Arial" w:eastAsia="Arial" w:hAnsi="Arial"/>
+                <w:b w:val="false"/>
+                <w:bCs w:val="false"/>
+                <w:sz w:val="20"/>
+                <w:szCs w:val="20"/>
+              </w:rPr>
+              <w:t xml:space="preserve">Quét mã QR trên thiết bị → chọn "✅ Xác nhận trả"</w:t>
+            </w:r>
+          </w:p>
+        </w:tc>
+        <w:tc>
+          <w:tcPr>
+            <w:tcW w:type="dxa" w:w="2000"/>
+            <w:tcBorders>
+              <w:top w:val="single" w:color="BBBBBB" w:sz="1"/>
+              <w:left w:val="single" w:color="BBBBBB" w:sz="1"/>
+              <w:bottom w:val="single" w:color="BBBBBB" w:sz="1"/>
+              <w:right w:val="single" w:color="BBBBBB" w:sz="1"/>
+            </w:tcBorders>
+            <w:tcMar>
+              <w:top w:type="dxa" w:w="60"/>
+              <w:left w:type="dxa" w:w="100"/>
+              <w:bottom w:type="dxa" w:w="60"/>
+              <w:right w:type="dxa" w:w="100"/>
+            </w:tcMar>
+          </w:tcPr>
+          <w:p>
+            <w:pPr>
+              <w:jc w:val="center"/>
+            </w:pPr>
+            <w:r>
+              <w:rPr>
+                <w:rFonts w:ascii="Arial" w:cs="Arial" w:eastAsia="Arial" w:hAnsi="Arial"/>
+                <w:b w:val="false"/>
+                <w:bCs w:val="false"/>
+                <w:sz w:val="20"/>
+                <w:szCs w:val="20"/>
+              </w:rPr>
+              <w:t xml:space="preserve">Người mượn</w:t>
+            </w:r>
+          </w:p>
+        </w:tc>
+        <w:tc>
+          <w:tcPr>
+            <w:tcW w:type="dxa" w:w="1800"/>
+            <w:tcBorders>
+              <w:top w:val="single" w:color="BBBBBB" w:sz="1"/>
+              <w:left w:val="single" w:color="BBBBBB" w:sz="1"/>
+              <w:bottom w:val="single" w:color="BBBBBB" w:sz="1"/>
+              <w:right w:val="single" w:color="BBBBBB" w:sz="1"/>
+            </w:tcBorders>
+            <w:tcMar>
+              <w:top w:type="dxa" w:w="60"/>
+              <w:left w:type="dxa" w:w="100"/>
+              <w:bottom w:type="dxa" w:w="60"/>
+              <w:right w:type="dxa" w:w="100"/>
+            </w:tcMar>
+          </w:tcPr>
+          <w:p>
+            <w:pPr>
+              <w:jc w:val="center"/>
+            </w:pPr>
+            <w:r>
+              <w:rPr>
+                <w:rFonts w:ascii="Arial" w:cs="Arial" w:eastAsia="Arial" w:hAnsi="Arial"/>
+                <w:b w:val="false"/>
+                <w:bCs w:val="false"/>
+                <w:sz w:val="20"/>
+                <w:szCs w:val="20"/>
+              </w:rPr>
+              <w:t xml:space="preserve">1 phút</w:t>
+            </w:r>
+          </w:p>
+        </w:tc>
+      </w:tr>
+      <w:tr>
+        <w:trPr>
+          <w:cantSplit/>
+        </w:trPr>
+        <w:tc>
+          <w:tcPr>
+            <w:tcW w:type="dxa" w:w="700"/>
+            <w:tcBorders>
+              <w:top w:val="single" w:color="BBBBBB" w:sz="1"/>
+              <w:left w:val="single" w:color="BBBBBB" w:sz="1"/>
+              <w:bottom w:val="single" w:color="BBBBBB" w:sz="1"/>
+              <w:right w:val="single" w:color="BBBBBB" w:sz="1"/>
+            </w:tcBorders>
+            <w:shd w:fill="F2F7FC" w:color="auto" w:val="clear"/>
+            <w:tcMar>
+              <w:top w:type="dxa" w:w="60"/>
+              <w:left w:type="dxa" w:w="100"/>
+              <w:bottom w:type="dxa" w:w="60"/>
+              <w:right w:type="dxa" w:w="100"/>
+            </w:tcMar>
+          </w:tcPr>
+          <w:p>
+            <w:pPr>
+              <w:jc w:val="center"/>
+            </w:pPr>
+            <w:r>
+              <w:rPr>
+                <w:rFonts w:ascii="Arial" w:cs="Arial" w:eastAsia="Arial" w:hAnsi="Arial"/>
+                <w:b/>
+                <w:bCs/>
+                <w:sz w:val="20"/>
+                <w:szCs w:val="20"/>
+              </w:rPr>
+              <w:t xml:space="preserve">2</w:t>
+            </w:r>
+          </w:p>
+        </w:tc>
+        <w:tc>
+          <w:tcPr>
+            <w:tcW w:type="dxa" w:w="4526"/>
+            <w:tcBorders>
+              <w:top w:val="single" w:color="BBBBBB" w:sz="1"/>
+              <w:left w:val="single" w:color="BBBBBB" w:sz="1"/>
+              <w:bottom w:val="single" w:color="BBBBBB" w:sz="1"/>
+              <w:right w:val="single" w:color="BBBBBB" w:sz="1"/>
+            </w:tcBorders>
+            <w:shd w:fill="F2F7FC" w:color="auto" w:val="clear"/>
+            <w:tcMar>
+              <w:top w:type="dxa" w:w="60"/>
+              <w:left w:type="dxa" w:w="100"/>
+              <w:bottom w:type="dxa" w:w="60"/>
+              <w:right w:type="dxa" w:w="100"/>
+            </w:tcMar>
+          </w:tcPr>
+          <w:p>
+            <w:pPr>
+              <w:jc w:val="left"/>
+            </w:pPr>
+            <w:r>
+              <w:rPr>
+                <w:rFonts w:ascii="Arial" w:cs="Arial" w:eastAsia="Arial" w:hAnsi="Arial"/>
+                <w:b w:val="false"/>
+                <w:bCs w:val="false"/>
+                <w:sz w:val="20"/>
+                <w:szCs w:val="20"/>
+              </w:rPr>
+              <w:t xml:space="preserve">Điền form trả: ngày trả, tình trạng thiết bị, phụ kiện trả kèm, mô tả / link ảnh (nếu có). Mang thiết bị đến cán bộ quản lý</w:t>
+            </w:r>
+          </w:p>
+        </w:tc>
+        <w:tc>
+          <w:tcPr>
+            <w:tcW w:type="dxa" w:w="2000"/>
+            <w:tcBorders>
+              <w:top w:val="single" w:color="BBBBBB" w:sz="1"/>
+              <w:left w:val="single" w:color="BBBBBB" w:sz="1"/>
+              <w:bottom w:val="single" w:color="BBBBBB" w:sz="1"/>
+              <w:right w:val="single" w:color="BBBBBB" w:sz="1"/>
+            </w:tcBorders>
+            <w:shd w:fill="F2F7FC" w:color="auto" w:val="clear"/>
+            <w:tcMar>
+              <w:top w:type="dxa" w:w="60"/>
+              <w:left w:type="dxa" w:w="100"/>
+              <w:bottom w:type="dxa" w:w="60"/>
+              <w:right w:type="dxa" w:w="100"/>
+            </w:tcMar>
+          </w:tcPr>
+          <w:p>
+            <w:pPr>
+              <w:jc w:val="center"/>
+            </w:pPr>
+            <w:r>
+              <w:rPr>
+                <w:rFonts w:ascii="Arial" w:cs="Arial" w:eastAsia="Arial" w:hAnsi="Arial"/>
+                <w:b w:val="false"/>
+                <w:bCs w:val="false"/>
+                <w:sz w:val="20"/>
+                <w:szCs w:val="20"/>
+              </w:rPr>
+              <w:t xml:space="preserve">Người mượn</w:t>
+            </w:r>
+          </w:p>
+        </w:tc>
+        <w:tc>
+          <w:tcPr>
+            <w:tcW w:type="dxa" w:w="1800"/>
+            <w:tcBorders>
+              <w:top w:val="single" w:color="BBBBBB" w:sz="1"/>
+              <w:left w:val="single" w:color="BBBBBB" w:sz="1"/>
+              <w:bottom w:val="single" w:color="BBBBBB" w:sz="1"/>
+              <w:right w:val="single" w:color="BBBBBB" w:sz="1"/>
+            </w:tcBorders>
+            <w:shd w:fill="F2F7FC" w:color="auto" w:val="clear"/>
+            <w:tcMar>
+              <w:top w:type="dxa" w:w="60"/>
+              <w:left w:type="dxa" w:w="100"/>
+              <w:bottom w:type="dxa" w:w="60"/>
+              <w:right w:type="dxa" w:w="100"/>
+            </w:tcMar>
+          </w:tcPr>
+          <w:p>
+            <w:pPr>
+              <w:jc w:val="center"/>
+            </w:pPr>
+            <w:r>
+              <w:rPr>
+                <w:rFonts w:ascii="Arial" w:cs="Arial" w:eastAsia="Arial" w:hAnsi="Arial"/>
+                <w:b w:val="false"/>
+                <w:bCs w:val="false"/>
+                <w:sz w:val="20"/>
+                <w:szCs w:val="20"/>
+              </w:rPr>
+              <w:t xml:space="preserve">2 phút</w:t>
+            </w:r>
+          </w:p>
+        </w:tc>
+      </w:tr>
+      <w:tr>
+        <w:trPr>
+          <w:cantSplit/>
+        </w:trPr>
+        <w:tc>
+          <w:tcPr>
+            <w:tcW w:type="dxa" w:w="700"/>
+            <w:tcBorders>
+              <w:top w:val="single" w:color="BBBBBB" w:sz="1"/>
+              <w:left w:val="single" w:color="BBBBBB" w:sz="1"/>
+              <w:bottom w:val="single" w:color="BBBBBB" w:sz="1"/>
+              <w:right w:val="single" w:color="BBBBBB" w:sz="1"/>
+            </w:tcBorders>
+            <w:tcMar>
+              <w:top w:type="dxa" w:w="60"/>
+              <w:left w:type="dxa" w:w="100"/>
+              <w:bottom w:type="dxa" w:w="60"/>
+              <w:right w:type="dxa" w:w="100"/>
+            </w:tcMar>
+          </w:tcPr>
+          <w:p>
+            <w:pPr>
+              <w:jc w:val="center"/>
+            </w:pPr>
+            <w:r>
+              <w:rPr>
+                <w:rFonts w:ascii="Arial" w:cs="Arial" w:eastAsia="Arial" w:hAnsi="Arial"/>
+                <w:b/>
+                <w:bCs/>
+                <w:sz w:val="20"/>
+                <w:szCs w:val="20"/>
+              </w:rPr>
+              <w:t xml:space="preserve">3</w:t>
+            </w:r>
+          </w:p>
+        </w:tc>
+        <w:tc>
+          <w:tcPr>
+            <w:tcW w:type="dxa" w:w="4526"/>
+            <w:tcBorders>
+              <w:top w:val="single" w:color="BBBBBB" w:sz="1"/>
+              <w:left w:val="single" w:color="BBBBBB" w:sz="1"/>
+              <w:bottom w:val="single" w:color="BBBBBB" w:sz="1"/>
+              <w:right w:val="single" w:color="BBBBBB" w:sz="1"/>
+            </w:tcBorders>
+            <w:tcMar>
+              <w:top w:type="dxa" w:w="60"/>
+              <w:left w:type="dxa" w:w="100"/>
+              <w:bottom w:type="dxa" w:w="60"/>
+              <w:right w:type="dxa" w:w="100"/>
+            </w:tcMar>
+          </w:tcPr>
+          <w:p>
+            <w:pPr>
+              <w:jc w:val="left"/>
+            </w:pPr>
+            <w:r>
+              <w:rPr>
+                <w:rFonts w:ascii="Arial" w:cs="Arial" w:eastAsia="Arial" w:hAnsi="Arial"/>
+                <w:b w:val="false"/>
+                <w:bCs w:val="false"/>
+                <w:sz w:val="20"/>
+                <w:szCs w:val="20"/>
+              </w:rPr>
+              <w:t xml:space="preserve">Thiết bị chuyển sang "Chờ kiểm tra" (chưa cho mượn tiếp); cán bộ quản lý nhận email kiểm tra</w:t>
+            </w:r>
+          </w:p>
+        </w:tc>
+        <w:tc>
+          <w:tcPr>
+            <w:tcW w:type="dxa" w:w="2000"/>
+            <w:tcBorders>
+              <w:top w:val="single" w:color="BBBBBB" w:sz="1"/>
+              <w:left w:val="single" w:color="BBBBBB" w:sz="1"/>
+              <w:bottom w:val="single" w:color="BBBBBB" w:sz="1"/>
+              <w:right w:val="single" w:color="BBBBBB" w:sz="1"/>
+            </w:tcBorders>
+            <w:tcMar>
+              <w:top w:type="dxa" w:w="60"/>
+              <w:left w:type="dxa" w:w="100"/>
+              <w:bottom w:type="dxa" w:w="60"/>
+              <w:right w:type="dxa" w:w="100"/>
+            </w:tcMar>
+          </w:tcPr>
+          <w:p>
+            <w:pPr>
+              <w:jc w:val="center"/>
+            </w:pPr>
+            <w:r>
+              <w:rPr>
+                <w:rFonts w:ascii="Arial" w:cs="Arial" w:eastAsia="Arial" w:hAnsi="Arial"/>
+                <w:b w:val="false"/>
+                <w:bCs w:val="false"/>
+                <w:sz w:val="20"/>
+                <w:szCs w:val="20"/>
+              </w:rPr>
+              <w:t xml:space="preserve">Hệ thống</w:t>
+            </w:r>
+          </w:p>
+        </w:tc>
+        <w:tc>
+          <w:tcPr>
+            <w:tcW w:type="dxa" w:w="1800"/>
+            <w:tcBorders>
+              <w:top w:val="single" w:color="BBBBBB" w:sz="1"/>
+              <w:left w:val="single" w:color="BBBBBB" w:sz="1"/>
+              <w:bottom w:val="single" w:color="BBBBBB" w:sz="1"/>
+              <w:right w:val="single" w:color="BBBBBB" w:sz="1"/>
+            </w:tcBorders>
+            <w:tcMar>
+              <w:top w:type="dxa" w:w="60"/>
+              <w:left w:type="dxa" w:w="100"/>
+              <w:bottom w:type="dxa" w:w="60"/>
+              <w:right w:type="dxa" w:w="100"/>
+            </w:tcMar>
+          </w:tcPr>
+          <w:p>
+            <w:pPr>
+              <w:jc w:val="center"/>
+            </w:pPr>
+            <w:r>
+              <w:rPr>
+                <w:rFonts w:ascii="Arial" w:cs="Arial" w:eastAsia="Arial" w:hAnsi="Arial"/>
+                <w:b w:val="false"/>
+                <w:bCs w:val="false"/>
+                <w:sz w:val="20"/>
+                <w:szCs w:val="20"/>
+              </w:rPr>
+              <w:t xml:space="preserve">Tức thì</w:t>
+            </w:r>
+          </w:p>
+        </w:tc>
+      </w:tr>
+      <w:tr>
+        <w:trPr>
+          <w:cantSplit/>
+        </w:trPr>
+        <w:tc>
+          <w:tcPr>
+            <w:tcW w:type="dxa" w:w="700"/>
+            <w:tcBorders>
+              <w:top w:val="single" w:color="BBBBBB" w:sz="1"/>
+              <w:left w:val="single" w:color="BBBBBB" w:sz="1"/>
+              <w:bottom w:val="single" w:color="BBBBBB" w:sz="1"/>
+              <w:right w:val="single" w:color="BBBBBB" w:sz="1"/>
+            </w:tcBorders>
+            <w:shd w:fill="F2F7FC" w:color="auto" w:val="clear"/>
+            <w:tcMar>
+              <w:top w:type="dxa" w:w="60"/>
+              <w:left w:type="dxa" w:w="100"/>
+              <w:bottom w:type="dxa" w:w="60"/>
+              <w:right w:type="dxa" w:w="100"/>
+            </w:tcMar>
+          </w:tcPr>
+          <w:p>
+            <w:pPr>
+              <w:jc w:val="center"/>
+            </w:pPr>
+            <w:r>
+              <w:rPr>
+                <w:rFonts w:ascii="Arial" w:cs="Arial" w:eastAsia="Arial" w:hAnsi="Arial"/>
+                <w:b/>
+                <w:bCs/>
+                <w:sz w:val="20"/>
+                <w:szCs w:val="20"/>
+              </w:rPr>
+              <w:t xml:space="preserve">4</w:t>
+            </w:r>
+          </w:p>
+        </w:tc>
+        <w:tc>
+          <w:tcPr>
+            <w:tcW w:type="dxa" w:w="4526"/>
+            <w:tcBorders>
+              <w:top w:val="single" w:color="BBBBBB" w:sz="1"/>
+              <w:left w:val="single" w:color="BBBBBB" w:sz="1"/>
+              <w:bottom w:val="single" w:color="BBBBBB" w:sz="1"/>
+              <w:right w:val="single" w:color="BBBBBB" w:sz="1"/>
+            </w:tcBorders>
+            <w:shd w:fill="F2F7FC" w:color="auto" w:val="clear"/>
+            <w:tcMar>
+              <w:top w:type="dxa" w:w="60"/>
+              <w:left w:type="dxa" w:w="100"/>
+              <w:bottom w:type="dxa" w:w="60"/>
+              <w:right w:type="dxa" w:w="100"/>
+            </w:tcMar>
+          </w:tcPr>
+          <w:p>
+            <w:pPr>
+              <w:jc w:val="left"/>
+            </w:pPr>
+            <w:r>
+              <w:rPr>
+                <w:rFonts w:ascii="Arial" w:cs="Arial" w:eastAsia="Arial" w:hAnsi="Arial"/>
+                <w:b w:val="false"/>
+                <w:bCs w:val="false"/>
+                <w:sz w:val="20"/>
+                <w:szCs w:val="20"/>
+              </w:rPr>
+              <w:t xml:space="preserve">Kiểm tra thiết bị, đối chiếu tình trạng và phụ kiện với lúc mượn; trong email bấm "✅ Hoạt động tốt" hoặc "⚠️ Có sự cố" (ghi họ tên, mô tả sự cố)</w:t>
+            </w:r>
+          </w:p>
+        </w:tc>
+        <w:tc>
+          <w:tcPr>
+            <w:tcW w:type="dxa" w:w="2000"/>
+            <w:tcBorders>
+              <w:top w:val="single" w:color="BBBBBB" w:sz="1"/>
+              <w:left w:val="single" w:color="BBBBBB" w:sz="1"/>
+              <w:bottom w:val="single" w:color="BBBBBB" w:sz="1"/>
+              <w:right w:val="single" w:color="BBBBBB" w:sz="1"/>
+            </w:tcBorders>
+            <w:shd w:fill="F2F7FC" w:color="auto" w:val="clear"/>
+            <w:tcMar>
+              <w:top w:type="dxa" w:w="60"/>
+              <w:left w:type="dxa" w:w="100"/>
+              <w:bottom w:type="dxa" w:w="60"/>
+              <w:right w:type="dxa" w:w="100"/>
+            </w:tcMar>
+          </w:tcPr>
+          <w:p>
+            <w:pPr>
+              <w:jc w:val="center"/>
+            </w:pPr>
+            <w:r>
+              <w:rPr>
+                <w:rFonts w:ascii="Arial" w:cs="Arial" w:eastAsia="Arial" w:hAnsi="Arial"/>
+                <w:b w:val="false"/>
+                <w:bCs w:val="false"/>
+                <w:sz w:val="20"/>
+                <w:szCs w:val="20"/>
+              </w:rPr>
+              <w:t xml:space="preserve">CB quản lý TB</w:t>
+            </w:r>
+          </w:p>
+        </w:tc>
+        <w:tc>
+          <w:tcPr>
+            <w:tcW w:type="dxa" w:w="1800"/>
+            <w:tcBorders>
+              <w:top w:val="single" w:color="BBBBBB" w:sz="1"/>
+              <w:left w:val="single" w:color="BBBBBB" w:sz="1"/>
+              <w:bottom w:val="single" w:color="BBBBBB" w:sz="1"/>
+              <w:right w:val="single" w:color="BBBBBB" w:sz="1"/>
+            </w:tcBorders>
+            <w:shd w:fill="F2F7FC" w:color="auto" w:val="clear"/>
+            <w:tcMar>
+              <w:top w:type="dxa" w:w="60"/>
+              <w:left w:type="dxa" w:w="100"/>
+              <w:bottom w:type="dxa" w:w="60"/>
+              <w:right w:type="dxa" w:w="100"/>
+            </w:tcMar>
+          </w:tcPr>
+          <w:p>
+            <w:pPr>
+              <w:jc w:val="center"/>
+            </w:pPr>
+            <w:r>
+              <w:rPr>
+                <w:rFonts w:ascii="Arial" w:cs="Arial" w:eastAsia="Arial" w:hAnsi="Arial"/>
+                <w:b w:val="false"/>
+                <w:bCs w:val="false"/>
+                <w:sz w:val="20"/>
+                <w:szCs w:val="20"/>
+              </w:rPr>
+              <w:t xml:space="preserve">5 phút</w:t>
+            </w:r>
+          </w:p>
+        </w:tc>
+      </w:tr>
+      <w:tr>
+        <w:trPr>
+          <w:cantSplit/>
+        </w:trPr>
+        <w:tc>
+          <w:tcPr>
+            <w:tcW w:type="dxa" w:w="700"/>
+            <w:tcBorders>
+              <w:top w:val="single" w:color="BBBBBB" w:sz="1"/>
+              <w:left w:val="single" w:color="BBBBBB" w:sz="1"/>
+              <w:bottom w:val="single" w:color="BBBBBB" w:sz="1"/>
+              <w:right w:val="single" w:color="BBBBBB" w:sz="1"/>
+            </w:tcBorders>
+            <w:tcMar>
+              <w:top w:type="dxa" w:w="60"/>
+              <w:left w:type="dxa" w:w="100"/>
+              <w:bottom w:type="dxa" w:w="60"/>
+              <w:right w:type="dxa" w:w="100"/>
+            </w:tcMar>
+          </w:tcPr>
+          <w:p>
+            <w:pPr>
+              <w:jc w:val="center"/>
+            </w:pPr>
+            <w:r>
+              <w:rPr>
+                <w:rFonts w:ascii="Arial" w:cs="Arial" w:eastAsia="Arial" w:hAnsi="Arial"/>
+                <w:b/>
+                <w:bCs/>
+                <w:sz w:val="20"/>
+                <w:szCs w:val="20"/>
+              </w:rPr>
+              <w:t xml:space="preserve">5</w:t>
+            </w:r>
+          </w:p>
+        </w:tc>
+        <w:tc>
+          <w:tcPr>
+            <w:tcW w:type="dxa" w:w="4526"/>
+            <w:tcBorders>
+              <w:top w:val="single" w:color="BBBBBB" w:sz="1"/>
+              <w:left w:val="single" w:color="BBBBBB" w:sz="1"/>
+              <w:bottom w:val="single" w:color="BBBBBB" w:sz="1"/>
+              <w:right w:val="single" w:color="BBBBBB" w:sz="1"/>
+            </w:tcBorders>
+            <w:tcMar>
+              <w:top w:type="dxa" w:w="60"/>
+              <w:left w:type="dxa" w:w="100"/>
+              <w:bottom w:type="dxa" w:w="60"/>
+              <w:right w:type="dxa" w:w="100"/>
+            </w:tcMar>
+          </w:tcPr>
+          <w:p>
+            <w:pPr>
+              <w:jc w:val="left"/>
+            </w:pPr>
+            <w:r>
+              <w:rPr>
+                <w:rFonts w:ascii="Arial" w:cs="Arial" w:eastAsia="Arial" w:hAnsi="Arial"/>
+                <w:b w:val="false"/>
+                <w:bCs w:val="false"/>
+                <w:sz w:val="20"/>
+                <w:szCs w:val="20"/>
+              </w:rPr>
+              <w:t xml:space="preserve">Hoạt động tốt: khoản mượn hoàn tất, người mượn nhận email "Đã nhận lại thiết bị". Có sự cố: thiết bị tạm khóa mượn, ghi vào sổ báo hỏng, Phó Trưởng khoa xử lý (mục X)</w:t>
+            </w:r>
+          </w:p>
+        </w:tc>
+        <w:tc>
+          <w:tcPr>
+            <w:tcW w:type="dxa" w:w="2000"/>
+            <w:tcBorders>
+              <w:top w:val="single" w:color="BBBBBB" w:sz="1"/>
+              <w:left w:val="single" w:color="BBBBBB" w:sz="1"/>
+              <w:bottom w:val="single" w:color="BBBBBB" w:sz="1"/>
+              <w:right w:val="single" w:color="BBBBBB" w:sz="1"/>
+            </w:tcBorders>
+            <w:tcMar>
+              <w:top w:type="dxa" w:w="60"/>
+              <w:left w:type="dxa" w:w="100"/>
+              <w:bottom w:type="dxa" w:w="60"/>
+              <w:right w:type="dxa" w:w="100"/>
+            </w:tcMar>
+          </w:tcPr>
+          <w:p>
+            <w:pPr>
+              <w:jc w:val="center"/>
+            </w:pPr>
+            <w:r>
+              <w:rPr>
+                <w:rFonts w:ascii="Arial" w:cs="Arial" w:eastAsia="Arial" w:hAnsi="Arial"/>
+                <w:b w:val="false"/>
+                <w:bCs w:val="false"/>
+                <w:sz w:val="20"/>
+                <w:szCs w:val="20"/>
+              </w:rPr>
+              <w:t xml:space="preserve">Hệ thống / Phó TK</w:t>
+            </w:r>
+          </w:p>
+        </w:tc>
+        <w:tc>
+          <w:tcPr>
+            <w:tcW w:type="dxa" w:w="1800"/>
+            <w:tcBorders>
+              <w:top w:val="single" w:color="BBBBBB" w:sz="1"/>
+              <w:left w:val="single" w:color="BBBBBB" w:sz="1"/>
+              <w:bottom w:val="single" w:color="BBBBBB" w:sz="1"/>
+              <w:right w:val="single" w:color="BBBBBB" w:sz="1"/>
+            </w:tcBorders>
+            <w:tcMar>
+              <w:top w:type="dxa" w:w="60"/>
+              <w:left w:type="dxa" w:w="100"/>
+              <w:bottom w:type="dxa" w:w="60"/>
+              <w:right w:type="dxa" w:w="100"/>
+            </w:tcMar>
+          </w:tcPr>
+          <w:p>
+            <w:pPr>
+              <w:jc w:val="center"/>
+            </w:pPr>
+            <w:r>
+              <w:rPr>
+                <w:rFonts w:ascii="Arial" w:cs="Arial" w:eastAsia="Arial" w:hAnsi="Arial"/>
+                <w:b w:val="false"/>
+                <w:bCs w:val="false"/>
+                <w:sz w:val="20"/>
+                <w:szCs w:val="20"/>
+              </w:rPr>
+              <w:t xml:space="preserve">—</w:t>
+            </w:r>
+          </w:p>
+        </w:tc>
+      </w:tr>
+    </w:tbl>
+    <w:p>
+      <w:pPr>
+        <w:spacing w:before="120" w:after="80"/>
         <w:jc w:val="left"/>
       </w:pPr>
       <w:r>
@@ -2716,13 +4428,15 @@
           <w:sz w:val="20"/>
           <w:szCs w:val="20"/>
         </w:rPr>
-        <w:t xml:space="preserve">Quan trọng: Hệ thống tự động gửi nhắc nhở nếu quá hạn trả 3 ngày. Quá hạn 7 ngày sẽ thông báo Phó Trưởng khoa.</w:t>
+        <w:t xml:space="preserve">Quan trọng: khoản mượn chỉ hoàn tất khi cán bộ quản lý xác nhận đã kiểm tra. Sau 2 ngày chưa kiểm tra, hệ thống nhắc cán bộ và báo Phó Trưởng khoa.</w:t>
       </w:r>
     </w:p>
     <w:p>
       <w:pPr>
         <w:pStyle w:val="Heading1"/>
-        <w:spacing w:after="120" w:before="240"/>
+        <w:keepNext/>
+        <w:keepLines/>
+        <w:spacing w:before="240" w:after="120"/>
       </w:pPr>
       <w:r>
         <w:rPr>
@@ -2733,13 +4447,15 @@
           <w:sz w:val="28"/>
           <w:szCs w:val="28"/>
         </w:rPr>
-        <w:t xml:space="preserve">VI. QUY TRÌNH BẢO TRÌ &amp; HIỆU CHUẨN</w:t>
+        <w:t xml:space="preserve">VIII. NHẮC HẠN TRẢ VÀ EMAIL TỰ ĐỘNG</w:t>
       </w:r>
     </w:p>
     <w:p>
       <w:pPr>
         <w:pStyle w:val="Heading2"/>
-        <w:spacing w:after="120" w:before="240"/>
+        <w:keepNext/>
+        <w:keepLines/>
+        <w:spacing w:before="240" w:after="120"/>
       </w:pPr>
       <w:r>
         <w:rPr>
@@ -2750,7 +4466,905 @@
           <w:sz w:val="24"/>
           <w:szCs w:val="24"/>
         </w:rPr>
-        <w:t xml:space="preserve">6.1 Chu kỳ bảo trì khuyến nghị</w:t>
+        <w:t xml:space="preserve">8.1 Email người mượn sẽ nhận</w:t>
+      </w:r>
+    </w:p>
+    <w:tbl>
+      <w:tblPr>
+        <w:tblW w:type="dxa" w:w="9026"/>
+        <w:tblBorders>
+          <w:top w:val="single" w:color="auto" w:sz="4"/>
+          <w:left w:val="single" w:color="auto" w:sz="4"/>
+          <w:bottom w:val="single" w:color="auto" w:sz="4"/>
+          <w:right w:val="single" w:color="auto" w:sz="4"/>
+          <w:insideH w:val="single" w:color="auto" w:sz="4"/>
+          <w:insideV w:val="single" w:color="auto" w:sz="4"/>
+        </w:tblBorders>
+      </w:tblPr>
+      <w:tblGrid>
+        <w:gridCol w:w="2700"/>
+        <w:gridCol w:w="2800"/>
+        <w:gridCol w:w="3526"/>
+      </w:tblGrid>
+      <w:tr>
+        <w:trPr>
+          <w:tblHeader/>
+        </w:trPr>
+        <w:tc>
+          <w:tcPr>
+            <w:tcW w:type="dxa" w:w="2700"/>
+            <w:tcBorders>
+              <w:top w:val="single" w:color="BBBBBB" w:sz="1"/>
+              <w:left w:val="single" w:color="BBBBBB" w:sz="1"/>
+              <w:bottom w:val="single" w:color="BBBBBB" w:sz="1"/>
+              <w:right w:val="single" w:color="BBBBBB" w:sz="1"/>
+            </w:tcBorders>
+            <w:shd w:fill="2F5496" w:color="auto" w:val="clear"/>
+            <w:tcMar>
+              <w:top w:type="dxa" w:w="60"/>
+              <w:left w:type="dxa" w:w="100"/>
+              <w:bottom w:type="dxa" w:w="60"/>
+              <w:right w:type="dxa" w:w="100"/>
+            </w:tcMar>
+          </w:tcPr>
+          <w:p>
+            <w:pPr>
+              <w:jc w:val="center"/>
+            </w:pPr>
+            <w:r>
+              <w:rPr>
+                <w:rFonts w:ascii="Arial" w:cs="Arial" w:eastAsia="Arial" w:hAnsi="Arial"/>
+                <w:b/>
+                <w:bCs/>
+                <w:color w:val="FFFFFF"/>
+                <w:sz w:val="20"/>
+                <w:szCs w:val="20"/>
+              </w:rPr>
+              <w:t xml:space="preserve">Email</w:t>
+            </w:r>
+          </w:p>
+        </w:tc>
+        <w:tc>
+          <w:tcPr>
+            <w:tcW w:type="dxa" w:w="2800"/>
+            <w:tcBorders>
+              <w:top w:val="single" w:color="BBBBBB" w:sz="1"/>
+              <w:left w:val="single" w:color="BBBBBB" w:sz="1"/>
+              <w:bottom w:val="single" w:color="BBBBBB" w:sz="1"/>
+              <w:right w:val="single" w:color="BBBBBB" w:sz="1"/>
+            </w:tcBorders>
+            <w:shd w:fill="2F5496" w:color="auto" w:val="clear"/>
+            <w:tcMar>
+              <w:top w:type="dxa" w:w="60"/>
+              <w:left w:type="dxa" w:w="100"/>
+              <w:bottom w:type="dxa" w:w="60"/>
+              <w:right w:type="dxa" w:w="100"/>
+            </w:tcMar>
+          </w:tcPr>
+          <w:p>
+            <w:pPr>
+              <w:jc w:val="center"/>
+            </w:pPr>
+            <w:r>
+              <w:rPr>
+                <w:rFonts w:ascii="Arial" w:cs="Arial" w:eastAsia="Arial" w:hAnsi="Arial"/>
+                <w:b/>
+                <w:bCs/>
+                <w:color w:val="FFFFFF"/>
+                <w:sz w:val="20"/>
+                <w:szCs w:val="20"/>
+              </w:rPr>
+              <w:t xml:space="preserve">Khi nào</w:t>
+            </w:r>
+          </w:p>
+        </w:tc>
+        <w:tc>
+          <w:tcPr>
+            <w:tcW w:type="dxa" w:w="3526"/>
+            <w:tcBorders>
+              <w:top w:val="single" w:color="BBBBBB" w:sz="1"/>
+              <w:left w:val="single" w:color="BBBBBB" w:sz="1"/>
+              <w:bottom w:val="single" w:color="BBBBBB" w:sz="1"/>
+              <w:right w:val="single" w:color="BBBBBB" w:sz="1"/>
+            </w:tcBorders>
+            <w:shd w:fill="2F5496" w:color="auto" w:val="clear"/>
+            <w:tcMar>
+              <w:top w:type="dxa" w:w="60"/>
+              <w:left w:type="dxa" w:w="100"/>
+              <w:bottom w:type="dxa" w:w="60"/>
+              <w:right w:type="dxa" w:w="100"/>
+            </w:tcMar>
+          </w:tcPr>
+          <w:p>
+            <w:pPr>
+              <w:jc w:val="center"/>
+            </w:pPr>
+            <w:r>
+              <w:rPr>
+                <w:rFonts w:ascii="Arial" w:cs="Arial" w:eastAsia="Arial" w:hAnsi="Arial"/>
+                <w:b/>
+                <w:bCs/>
+                <w:color w:val="FFFFFF"/>
+                <w:sz w:val="20"/>
+                <w:szCs w:val="20"/>
+              </w:rPr>
+              <w:t xml:space="preserve">Người mượn cần làm</w:t>
+            </w:r>
+          </w:p>
+        </w:tc>
+      </w:tr>
+      <w:tr>
+        <w:trPr>
+          <w:cantSplit/>
+        </w:trPr>
+        <w:tc>
+          <w:tcPr>
+            <w:tcW w:type="dxa" w:w="2700"/>
+            <w:tcBorders>
+              <w:top w:val="single" w:color="BBBBBB" w:sz="1"/>
+              <w:left w:val="single" w:color="BBBBBB" w:sz="1"/>
+              <w:bottom w:val="single" w:color="BBBBBB" w:sz="1"/>
+              <w:right w:val="single" w:color="BBBBBB" w:sz="1"/>
+            </w:tcBorders>
+            <w:tcMar>
+              <w:top w:type="dxa" w:w="60"/>
+              <w:left w:type="dxa" w:w="100"/>
+              <w:bottom w:type="dxa" w:w="60"/>
+              <w:right w:type="dxa" w:w="100"/>
+            </w:tcMar>
+          </w:tcPr>
+          <w:p>
+            <w:pPr>
+              <w:jc w:val="left"/>
+            </w:pPr>
+            <w:r>
+              <w:rPr>
+                <w:rFonts w:ascii="Arial" w:cs="Arial" w:eastAsia="Arial" w:hAnsi="Arial"/>
+                <w:b/>
+                <w:bCs/>
+                <w:sz w:val="20"/>
+                <w:szCs w:val="20"/>
+              </w:rPr>
+              <w:t xml:space="preserve">✅ Đã ghi nhận mượn</w:t>
+            </w:r>
+          </w:p>
+        </w:tc>
+        <w:tc>
+          <w:tcPr>
+            <w:tcW w:type="dxa" w:w="2800"/>
+            <w:tcBorders>
+              <w:top w:val="single" w:color="BBBBBB" w:sz="1"/>
+              <w:left w:val="single" w:color="BBBBBB" w:sz="1"/>
+              <w:bottom w:val="single" w:color="BBBBBB" w:sz="1"/>
+              <w:right w:val="single" w:color="BBBBBB" w:sz="1"/>
+            </w:tcBorders>
+            <w:tcMar>
+              <w:top w:type="dxa" w:w="60"/>
+              <w:left w:type="dxa" w:w="100"/>
+              <w:bottom w:type="dxa" w:w="60"/>
+              <w:right w:type="dxa" w:w="100"/>
+            </w:tcMar>
+          </w:tcPr>
+          <w:p>
+            <w:pPr>
+              <w:jc w:val="left"/>
+            </w:pPr>
+            <w:r>
+              <w:rPr>
+                <w:rFonts w:ascii="Arial" w:cs="Arial" w:eastAsia="Arial" w:hAnsi="Arial"/>
+                <w:b w:val="false"/>
+                <w:bCs w:val="false"/>
+                <w:sz w:val="20"/>
+                <w:szCs w:val="20"/>
+              </w:rPr>
+              <w:t xml:space="preserve">Ngay sau khi gửi form (TB &lt; 100 tr)</w:t>
+            </w:r>
+          </w:p>
+        </w:tc>
+        <w:tc>
+          <w:tcPr>
+            <w:tcW w:type="dxa" w:w="3526"/>
+            <w:tcBorders>
+              <w:top w:val="single" w:color="BBBBBB" w:sz="1"/>
+              <w:left w:val="single" w:color="BBBBBB" w:sz="1"/>
+              <w:bottom w:val="single" w:color="BBBBBB" w:sz="1"/>
+              <w:right w:val="single" w:color="BBBBBB" w:sz="1"/>
+            </w:tcBorders>
+            <w:tcMar>
+              <w:top w:type="dxa" w:w="60"/>
+              <w:left w:type="dxa" w:w="100"/>
+              <w:bottom w:type="dxa" w:w="60"/>
+              <w:right w:type="dxa" w:w="100"/>
+            </w:tcMar>
+          </w:tcPr>
+          <w:p>
+            <w:pPr>
+              <w:jc w:val="left"/>
+            </w:pPr>
+            <w:r>
+              <w:rPr>
+                <w:rFonts w:ascii="Arial" w:cs="Arial" w:eastAsia="Arial" w:hAnsi="Arial"/>
+                <w:b w:val="false"/>
+                <w:bCs w:val="false"/>
+                <w:sz w:val="20"/>
+                <w:szCs w:val="20"/>
+              </w:rPr>
+              <w:t xml:space="preserve">Ghi nhớ hạn trả; bấm "Thêm vào lịch"</w:t>
+            </w:r>
+          </w:p>
+        </w:tc>
+      </w:tr>
+      <w:tr>
+        <w:trPr>
+          <w:cantSplit/>
+        </w:trPr>
+        <w:tc>
+          <w:tcPr>
+            <w:tcW w:type="dxa" w:w="2700"/>
+            <w:tcBorders>
+              <w:top w:val="single" w:color="BBBBBB" w:sz="1"/>
+              <w:left w:val="single" w:color="BBBBBB" w:sz="1"/>
+              <w:bottom w:val="single" w:color="BBBBBB" w:sz="1"/>
+              <w:right w:val="single" w:color="BBBBBB" w:sz="1"/>
+            </w:tcBorders>
+            <w:shd w:fill="F2F7FC" w:color="auto" w:val="clear"/>
+            <w:tcMar>
+              <w:top w:type="dxa" w:w="60"/>
+              <w:left w:type="dxa" w:w="100"/>
+              <w:bottom w:type="dxa" w:w="60"/>
+              <w:right w:type="dxa" w:w="100"/>
+            </w:tcMar>
+          </w:tcPr>
+          <w:p>
+            <w:pPr>
+              <w:jc w:val="left"/>
+            </w:pPr>
+            <w:r>
+              <w:rPr>
+                <w:rFonts w:ascii="Arial" w:cs="Arial" w:eastAsia="Arial" w:hAnsi="Arial"/>
+                <w:b/>
+                <w:bCs/>
+                <w:sz w:val="20"/>
+                <w:szCs w:val="20"/>
+              </w:rPr>
+              <w:t xml:space="preserve">✅ Đã duyệt / ❌ Từ chối</w:t>
+            </w:r>
+          </w:p>
+        </w:tc>
+        <w:tc>
+          <w:tcPr>
+            <w:tcW w:type="dxa" w:w="2800"/>
+            <w:tcBorders>
+              <w:top w:val="single" w:color="BBBBBB" w:sz="1"/>
+              <w:left w:val="single" w:color="BBBBBB" w:sz="1"/>
+              <w:bottom w:val="single" w:color="BBBBBB" w:sz="1"/>
+              <w:right w:val="single" w:color="BBBBBB" w:sz="1"/>
+            </w:tcBorders>
+            <w:shd w:fill="F2F7FC" w:color="auto" w:val="clear"/>
+            <w:tcMar>
+              <w:top w:type="dxa" w:w="60"/>
+              <w:left w:type="dxa" w:w="100"/>
+              <w:bottom w:type="dxa" w:w="60"/>
+              <w:right w:type="dxa" w:w="100"/>
+            </w:tcMar>
+          </w:tcPr>
+          <w:p>
+            <w:pPr>
+              <w:jc w:val="left"/>
+            </w:pPr>
+            <w:r>
+              <w:rPr>
+                <w:rFonts w:ascii="Arial" w:cs="Arial" w:eastAsia="Arial" w:hAnsi="Arial"/>
+                <w:b w:val="false"/>
+                <w:bCs w:val="false"/>
+                <w:sz w:val="20"/>
+                <w:szCs w:val="20"/>
+              </w:rPr>
+              <w:t xml:space="preserve">Khi Phó Trưởng khoa xử lý (TB ≥ 100 tr)</w:t>
+            </w:r>
+          </w:p>
+        </w:tc>
+        <w:tc>
+          <w:tcPr>
+            <w:tcW w:type="dxa" w:w="3526"/>
+            <w:tcBorders>
+              <w:top w:val="single" w:color="BBBBBB" w:sz="1"/>
+              <w:left w:val="single" w:color="BBBBBB" w:sz="1"/>
+              <w:bottom w:val="single" w:color="BBBBBB" w:sz="1"/>
+              <w:right w:val="single" w:color="BBBBBB" w:sz="1"/>
+            </w:tcBorders>
+            <w:shd w:fill="F2F7FC" w:color="auto" w:val="clear"/>
+            <w:tcMar>
+              <w:top w:type="dxa" w:w="60"/>
+              <w:left w:type="dxa" w:w="100"/>
+              <w:bottom w:type="dxa" w:w="60"/>
+              <w:right w:type="dxa" w:w="100"/>
+            </w:tcMar>
+          </w:tcPr>
+          <w:p>
+            <w:pPr>
+              <w:jc w:val="left"/>
+            </w:pPr>
+            <w:r>
+              <w:rPr>
+                <w:rFonts w:ascii="Arial" w:cs="Arial" w:eastAsia="Arial" w:hAnsi="Arial"/>
+                <w:b w:val="false"/>
+                <w:bCs w:val="false"/>
+                <w:sz w:val="20"/>
+                <w:szCs w:val="20"/>
+              </w:rPr>
+              <w:t xml:space="preserve">Nhận thiết bị / liên hệ cán bộ quản lý</w:t>
+            </w:r>
+          </w:p>
+        </w:tc>
+      </w:tr>
+      <w:tr>
+        <w:trPr>
+          <w:cantSplit/>
+        </w:trPr>
+        <w:tc>
+          <w:tcPr>
+            <w:tcW w:type="dxa" w:w="2700"/>
+            <w:tcBorders>
+              <w:top w:val="single" w:color="BBBBBB" w:sz="1"/>
+              <w:left w:val="single" w:color="BBBBBB" w:sz="1"/>
+              <w:bottom w:val="single" w:color="BBBBBB" w:sz="1"/>
+              <w:right w:val="single" w:color="BBBBBB" w:sz="1"/>
+            </w:tcBorders>
+            <w:tcMar>
+              <w:top w:type="dxa" w:w="60"/>
+              <w:left w:type="dxa" w:w="100"/>
+              <w:bottom w:type="dxa" w:w="60"/>
+              <w:right w:type="dxa" w:w="100"/>
+            </w:tcMar>
+          </w:tcPr>
+          <w:p>
+            <w:pPr>
+              <w:jc w:val="left"/>
+            </w:pPr>
+            <w:r>
+              <w:rPr>
+                <w:rFonts w:ascii="Arial" w:cs="Arial" w:eastAsia="Arial" w:hAnsi="Arial"/>
+                <w:b/>
+                <w:bCs/>
+                <w:sz w:val="20"/>
+                <w:szCs w:val="20"/>
+              </w:rPr>
+              <w:t xml:space="preserve">⛔ Từ chối tự động</w:t>
+            </w:r>
+          </w:p>
+        </w:tc>
+        <w:tc>
+          <w:tcPr>
+            <w:tcW w:type="dxa" w:w="2800"/>
+            <w:tcBorders>
+              <w:top w:val="single" w:color="BBBBBB" w:sz="1"/>
+              <w:left w:val="single" w:color="BBBBBB" w:sz="1"/>
+              <w:bottom w:val="single" w:color="BBBBBB" w:sz="1"/>
+              <w:right w:val="single" w:color="BBBBBB" w:sz="1"/>
+            </w:tcBorders>
+            <w:tcMar>
+              <w:top w:type="dxa" w:w="60"/>
+              <w:left w:type="dxa" w:w="100"/>
+              <w:bottom w:type="dxa" w:w="60"/>
+              <w:right w:type="dxa" w:w="100"/>
+            </w:tcMar>
+          </w:tcPr>
+          <w:p>
+            <w:pPr>
+              <w:jc w:val="left"/>
+            </w:pPr>
+            <w:r>
+              <w:rPr>
+                <w:rFonts w:ascii="Arial" w:cs="Arial" w:eastAsia="Arial" w:hAnsi="Arial"/>
+                <w:b w:val="false"/>
+                <w:bCs w:val="false"/>
+                <w:sz w:val="20"/>
+                <w:szCs w:val="20"/>
+              </w:rPr>
+              <w:t xml:space="preserve">Yêu cầu không hợp lệ</w:t>
+            </w:r>
+          </w:p>
+        </w:tc>
+        <w:tc>
+          <w:tcPr>
+            <w:tcW w:type="dxa" w:w="3526"/>
+            <w:tcBorders>
+              <w:top w:val="single" w:color="BBBBBB" w:sz="1"/>
+              <w:left w:val="single" w:color="BBBBBB" w:sz="1"/>
+              <w:bottom w:val="single" w:color="BBBBBB" w:sz="1"/>
+              <w:right w:val="single" w:color="BBBBBB" w:sz="1"/>
+            </w:tcBorders>
+            <w:tcMar>
+              <w:top w:type="dxa" w:w="60"/>
+              <w:left w:type="dxa" w:w="100"/>
+              <w:bottom w:type="dxa" w:w="60"/>
+              <w:right w:type="dxa" w:w="100"/>
+            </w:tcMar>
+          </w:tcPr>
+          <w:p>
+            <w:pPr>
+              <w:jc w:val="left"/>
+            </w:pPr>
+            <w:r>
+              <w:rPr>
+                <w:rFonts w:ascii="Arial" w:cs="Arial" w:eastAsia="Arial" w:hAnsi="Arial"/>
+                <w:b w:val="false"/>
+                <w:bCs w:val="false"/>
+                <w:sz w:val="20"/>
+                <w:szCs w:val="20"/>
+              </w:rPr>
+              <w:t xml:space="preserve">Đọc lý do; chọn thiết bị hoặc thời gian khác</w:t>
+            </w:r>
+          </w:p>
+        </w:tc>
+      </w:tr>
+      <w:tr>
+        <w:trPr>
+          <w:cantSplit/>
+        </w:trPr>
+        <w:tc>
+          <w:tcPr>
+            <w:tcW w:type="dxa" w:w="2700"/>
+            <w:tcBorders>
+              <w:top w:val="single" w:color="BBBBBB" w:sz="1"/>
+              <w:left w:val="single" w:color="BBBBBB" w:sz="1"/>
+              <w:bottom w:val="single" w:color="BBBBBB" w:sz="1"/>
+              <w:right w:val="single" w:color="BBBBBB" w:sz="1"/>
+            </w:tcBorders>
+            <w:shd w:fill="F2F7FC" w:color="auto" w:val="clear"/>
+            <w:tcMar>
+              <w:top w:type="dxa" w:w="60"/>
+              <w:left w:type="dxa" w:w="100"/>
+              <w:bottom w:type="dxa" w:w="60"/>
+              <w:right w:type="dxa" w:w="100"/>
+            </w:tcMar>
+          </w:tcPr>
+          <w:p>
+            <w:pPr>
+              <w:jc w:val="left"/>
+            </w:pPr>
+            <w:r>
+              <w:rPr>
+                <w:rFonts w:ascii="Arial" w:cs="Arial" w:eastAsia="Arial" w:hAnsi="Arial"/>
+                <w:b/>
+                <w:bCs/>
+                <w:sz w:val="20"/>
+                <w:szCs w:val="20"/>
+              </w:rPr>
+              <w:t xml:space="preserve">⏰ Nhắc hạn trả</w:t>
+            </w:r>
+          </w:p>
+        </w:tc>
+        <w:tc>
+          <w:tcPr>
+            <w:tcW w:type="dxa" w:w="2800"/>
+            <w:tcBorders>
+              <w:top w:val="single" w:color="BBBBBB" w:sz="1"/>
+              <w:left w:val="single" w:color="BBBBBB" w:sz="1"/>
+              <w:bottom w:val="single" w:color="BBBBBB" w:sz="1"/>
+              <w:right w:val="single" w:color="BBBBBB" w:sz="1"/>
+            </w:tcBorders>
+            <w:shd w:fill="F2F7FC" w:color="auto" w:val="clear"/>
+            <w:tcMar>
+              <w:top w:type="dxa" w:w="60"/>
+              <w:left w:type="dxa" w:w="100"/>
+              <w:bottom w:type="dxa" w:w="60"/>
+              <w:right w:type="dxa" w:w="100"/>
+            </w:tcMar>
+          </w:tcPr>
+          <w:p>
+            <w:pPr>
+              <w:jc w:val="left"/>
+            </w:pPr>
+            <w:r>
+              <w:rPr>
+                <w:rFonts w:ascii="Arial" w:cs="Arial" w:eastAsia="Arial" w:hAnsi="Arial"/>
+                <w:b w:val="false"/>
+                <w:bCs w:val="false"/>
+                <w:sz w:val="20"/>
+                <w:szCs w:val="20"/>
+              </w:rPr>
+              <w:t xml:space="preserve">Khi còn 2 ngày tới hạn</w:t>
+            </w:r>
+          </w:p>
+        </w:tc>
+        <w:tc>
+          <w:tcPr>
+            <w:tcW w:type="dxa" w:w="3526"/>
+            <w:tcBorders>
+              <w:top w:val="single" w:color="BBBBBB" w:sz="1"/>
+              <w:left w:val="single" w:color="BBBBBB" w:sz="1"/>
+              <w:bottom w:val="single" w:color="BBBBBB" w:sz="1"/>
+              <w:right w:val="single" w:color="BBBBBB" w:sz="1"/>
+            </w:tcBorders>
+            <w:shd w:fill="F2F7FC" w:color="auto" w:val="clear"/>
+            <w:tcMar>
+              <w:top w:type="dxa" w:w="60"/>
+              <w:left w:type="dxa" w:w="100"/>
+              <w:bottom w:type="dxa" w:w="60"/>
+              <w:right w:type="dxa" w:w="100"/>
+            </w:tcMar>
+          </w:tcPr>
+          <w:p>
+            <w:pPr>
+              <w:jc w:val="left"/>
+            </w:pPr>
+            <w:r>
+              <w:rPr>
+                <w:rFonts w:ascii="Arial" w:cs="Arial" w:eastAsia="Arial" w:hAnsi="Arial"/>
+                <w:b w:val="false"/>
+                <w:bCs w:val="false"/>
+                <w:sz w:val="20"/>
+                <w:szCs w:val="20"/>
+              </w:rPr>
+              <w:t xml:space="preserve">Trả đúng hạn hoặc liên hệ gia hạn</w:t>
+            </w:r>
+          </w:p>
+        </w:tc>
+      </w:tr>
+      <w:tr>
+        <w:trPr>
+          <w:cantSplit/>
+        </w:trPr>
+        <w:tc>
+          <w:tcPr>
+            <w:tcW w:type="dxa" w:w="2700"/>
+            <w:tcBorders>
+              <w:top w:val="single" w:color="BBBBBB" w:sz="1"/>
+              <w:left w:val="single" w:color="BBBBBB" w:sz="1"/>
+              <w:bottom w:val="single" w:color="BBBBBB" w:sz="1"/>
+              <w:right w:val="single" w:color="BBBBBB" w:sz="1"/>
+            </w:tcBorders>
+            <w:tcMar>
+              <w:top w:type="dxa" w:w="60"/>
+              <w:left w:type="dxa" w:w="100"/>
+              <w:bottom w:type="dxa" w:w="60"/>
+              <w:right w:type="dxa" w:w="100"/>
+            </w:tcMar>
+          </w:tcPr>
+          <w:p>
+            <w:pPr>
+              <w:jc w:val="left"/>
+            </w:pPr>
+            <w:r>
+              <w:rPr>
+                <w:rFonts w:ascii="Arial" w:cs="Arial" w:eastAsia="Arial" w:hAnsi="Arial"/>
+                <w:b/>
+                <w:bCs/>
+                <w:sz w:val="20"/>
+                <w:szCs w:val="20"/>
+              </w:rPr>
+              <w:t xml:space="preserve">🔴 Quá hạn trả</w:t>
+            </w:r>
+          </w:p>
+        </w:tc>
+        <w:tc>
+          <w:tcPr>
+            <w:tcW w:type="dxa" w:w="2800"/>
+            <w:tcBorders>
+              <w:top w:val="single" w:color="BBBBBB" w:sz="1"/>
+              <w:left w:val="single" w:color="BBBBBB" w:sz="1"/>
+              <w:bottom w:val="single" w:color="BBBBBB" w:sz="1"/>
+              <w:right w:val="single" w:color="BBBBBB" w:sz="1"/>
+            </w:tcBorders>
+            <w:tcMar>
+              <w:top w:type="dxa" w:w="60"/>
+              <w:left w:type="dxa" w:w="100"/>
+              <w:bottom w:type="dxa" w:w="60"/>
+              <w:right w:type="dxa" w:w="100"/>
+            </w:tcMar>
+          </w:tcPr>
+          <w:p>
+            <w:pPr>
+              <w:jc w:val="left"/>
+            </w:pPr>
+            <w:r>
+              <w:rPr>
+                <w:rFonts w:ascii="Arial" w:cs="Arial" w:eastAsia="Arial" w:hAnsi="Arial"/>
+                <w:b w:val="false"/>
+                <w:bCs w:val="false"/>
+                <w:sz w:val="20"/>
+                <w:szCs w:val="20"/>
+              </w:rPr>
+              <w:t xml:space="preserve">Từ ngày sau hạn trả, mỗi ngày</w:t>
+            </w:r>
+          </w:p>
+        </w:tc>
+        <w:tc>
+          <w:tcPr>
+            <w:tcW w:type="dxa" w:w="3526"/>
+            <w:tcBorders>
+              <w:top w:val="single" w:color="BBBBBB" w:sz="1"/>
+              <w:left w:val="single" w:color="BBBBBB" w:sz="1"/>
+              <w:bottom w:val="single" w:color="BBBBBB" w:sz="1"/>
+              <w:right w:val="single" w:color="BBBBBB" w:sz="1"/>
+            </w:tcBorders>
+            <w:tcMar>
+              <w:top w:type="dxa" w:w="60"/>
+              <w:left w:type="dxa" w:w="100"/>
+              <w:bottom w:type="dxa" w:w="60"/>
+              <w:right w:type="dxa" w:w="100"/>
+            </w:tcMar>
+          </w:tcPr>
+          <w:p>
+            <w:pPr>
+              <w:jc w:val="left"/>
+            </w:pPr>
+            <w:r>
+              <w:rPr>
+                <w:rFonts w:ascii="Arial" w:cs="Arial" w:eastAsia="Arial" w:hAnsi="Arial"/>
+                <w:b w:val="false"/>
+                <w:bCs w:val="false"/>
+                <w:sz w:val="20"/>
+                <w:szCs w:val="20"/>
+              </w:rPr>
+              <w:t xml:space="preserve">Trả ngay hoặc liên hệ cán bộ quản lý</w:t>
+            </w:r>
+          </w:p>
+        </w:tc>
+      </w:tr>
+      <w:tr>
+        <w:trPr>
+          <w:cantSplit/>
+        </w:trPr>
+        <w:tc>
+          <w:tcPr>
+            <w:tcW w:type="dxa" w:w="2700"/>
+            <w:tcBorders>
+              <w:top w:val="single" w:color="BBBBBB" w:sz="1"/>
+              <w:left w:val="single" w:color="BBBBBB" w:sz="1"/>
+              <w:bottom w:val="single" w:color="BBBBBB" w:sz="1"/>
+              <w:right w:val="single" w:color="BBBBBB" w:sz="1"/>
+            </w:tcBorders>
+            <w:shd w:fill="F2F7FC" w:color="auto" w:val="clear"/>
+            <w:tcMar>
+              <w:top w:type="dxa" w:w="60"/>
+              <w:left w:type="dxa" w:w="100"/>
+              <w:bottom w:type="dxa" w:w="60"/>
+              <w:right w:type="dxa" w:w="100"/>
+            </w:tcMar>
+          </w:tcPr>
+          <w:p>
+            <w:pPr>
+              <w:jc w:val="left"/>
+            </w:pPr>
+            <w:r>
+              <w:rPr>
+                <w:rFonts w:ascii="Arial" w:cs="Arial" w:eastAsia="Arial" w:hAnsi="Arial"/>
+                <w:b/>
+                <w:bCs/>
+                <w:sz w:val="20"/>
+                <w:szCs w:val="20"/>
+              </w:rPr>
+              <w:t xml:space="preserve">✅ Đã nhận lại thiết bị</w:t>
+            </w:r>
+          </w:p>
+        </w:tc>
+        <w:tc>
+          <w:tcPr>
+            <w:tcW w:type="dxa" w:w="2800"/>
+            <w:tcBorders>
+              <w:top w:val="single" w:color="BBBBBB" w:sz="1"/>
+              <w:left w:val="single" w:color="BBBBBB" w:sz="1"/>
+              <w:bottom w:val="single" w:color="BBBBBB" w:sz="1"/>
+              <w:right w:val="single" w:color="BBBBBB" w:sz="1"/>
+            </w:tcBorders>
+            <w:shd w:fill="F2F7FC" w:color="auto" w:val="clear"/>
+            <w:tcMar>
+              <w:top w:type="dxa" w:w="60"/>
+              <w:left w:type="dxa" w:w="100"/>
+              <w:bottom w:type="dxa" w:w="60"/>
+              <w:right w:type="dxa" w:w="100"/>
+            </w:tcMar>
+          </w:tcPr>
+          <w:p>
+            <w:pPr>
+              <w:jc w:val="left"/>
+            </w:pPr>
+            <w:r>
+              <w:rPr>
+                <w:rFonts w:ascii="Arial" w:cs="Arial" w:eastAsia="Arial" w:hAnsi="Arial"/>
+                <w:b w:val="false"/>
+                <w:bCs w:val="false"/>
+                <w:sz w:val="20"/>
+                <w:szCs w:val="20"/>
+              </w:rPr>
+              <w:t xml:space="preserve">Khi cán bộ quản lý xác nhận</w:t>
+            </w:r>
+          </w:p>
+        </w:tc>
+        <w:tc>
+          <w:tcPr>
+            <w:tcW w:type="dxa" w:w="3526"/>
+            <w:tcBorders>
+              <w:top w:val="single" w:color="BBBBBB" w:sz="1"/>
+              <w:left w:val="single" w:color="BBBBBB" w:sz="1"/>
+              <w:bottom w:val="single" w:color="BBBBBB" w:sz="1"/>
+              <w:right w:val="single" w:color="BBBBBB" w:sz="1"/>
+            </w:tcBorders>
+            <w:shd w:fill="F2F7FC" w:color="auto" w:val="clear"/>
+            <w:tcMar>
+              <w:top w:type="dxa" w:w="60"/>
+              <w:left w:type="dxa" w:w="100"/>
+              <w:bottom w:type="dxa" w:w="60"/>
+              <w:right w:type="dxa" w:w="100"/>
+            </w:tcMar>
+          </w:tcPr>
+          <w:p>
+            <w:pPr>
+              <w:jc w:val="left"/>
+            </w:pPr>
+            <w:r>
+              <w:rPr>
+                <w:rFonts w:ascii="Arial" w:cs="Arial" w:eastAsia="Arial" w:hAnsi="Arial"/>
+                <w:b w:val="false"/>
+                <w:bCs w:val="false"/>
+                <w:sz w:val="20"/>
+                <w:szCs w:val="20"/>
+              </w:rPr>
+              <w:t xml:space="preserve">Không cần làm gì thêm</w:t>
+            </w:r>
+          </w:p>
+        </w:tc>
+      </w:tr>
+    </w:tbl>
+    <w:p>
+      <w:pPr>
+        <w:pStyle w:val="Heading2"/>
+        <w:keepNext/>
+        <w:keepLines/>
+        <w:spacing w:before="240" w:after="120"/>
+      </w:pPr>
+      <w:r>
+        <w:rPr>
+          <w:rFonts w:ascii="Arial" w:cs="Arial" w:eastAsia="Arial" w:hAnsi="Arial"/>
+          <w:b/>
+          <w:bCs/>
+          <w:color w:val="2F5496"/>
+          <w:sz w:val="24"/>
+          <w:szCs w:val="24"/>
+        </w:rPr>
+        <w:t xml:space="preserve">8.2 Email cán bộ quản lý sẽ nhận</w:t>
+      </w:r>
+    </w:p>
+    <w:p>
+      <w:pPr>
+        <w:pStyle w:val="ListParagraph"/>
+        <w:numPr>
+          <w:ilvl w:val="0"/>
+          <w:numId w:val="2"/>
+        </w:numPr>
+        <w:spacing w:before="40" w:after="40"/>
+      </w:pPr>
+      <w:r>
+        <w:rPr>
+          <w:rFonts w:ascii="Arial" w:cs="Arial" w:eastAsia="Arial" w:hAnsi="Arial"/>
+          <w:b/>
+          <w:bCs/>
+          <w:sz w:val="22"/>
+          <w:szCs w:val="22"/>
+        </w:rPr>
+        <w:t xml:space="preserve">🔍 Kiểm tra thiết bị khi nhận lại</w:t>
+      </w:r>
+      <w:r>
+        <w:rPr>
+          <w:rFonts w:ascii="Arial" w:cs="Arial" w:eastAsia="Arial" w:hAnsi="Arial"/>
+          <w:sz w:val="22"/>
+          <w:szCs w:val="22"/>
+        </w:rPr>
+        <w:t xml:space="preserve"> — khi có người khai trả; nhắc lại nếu chưa kiểm tra sau 2 ngày.</w:t>
+      </w:r>
+    </w:p>
+    <w:p>
+      <w:pPr>
+        <w:pStyle w:val="ListParagraph"/>
+        <w:numPr>
+          <w:ilvl w:val="0"/>
+          <w:numId w:val="2"/>
+        </w:numPr>
+        <w:spacing w:before="40" w:after="40"/>
+      </w:pPr>
+      <w:r>
+        <w:rPr>
+          <w:rFonts w:ascii="Arial" w:cs="Arial" w:eastAsia="Arial" w:hAnsi="Arial"/>
+          <w:b/>
+          <w:bCs/>
+          <w:sz w:val="22"/>
+          <w:szCs w:val="22"/>
+        </w:rPr>
+        <w:t xml:space="preserve">🚨 Báo hỏng</w:t>
+      </w:r>
+      <w:r>
+        <w:rPr>
+          <w:rFonts w:ascii="Arial" w:cs="Arial" w:eastAsia="Arial" w:hAnsi="Arial"/>
+          <w:sz w:val="22"/>
+          <w:szCs w:val="22"/>
+        </w:rPr>
+        <w:t xml:space="preserve"> — khi có người báo hỏng thiết bị mình quản lý.</w:t>
+      </w:r>
+    </w:p>
+    <w:p>
+      <w:pPr>
+        <w:pStyle w:val="ListParagraph"/>
+        <w:numPr>
+          <w:ilvl w:val="0"/>
+          <w:numId w:val="2"/>
+        </w:numPr>
+        <w:spacing w:before="40" w:after="40"/>
+      </w:pPr>
+      <w:r>
+        <w:rPr>
+          <w:rFonts w:ascii="Arial" w:cs="Arial" w:eastAsia="Arial" w:hAnsi="Arial"/>
+          <w:b/>
+          <w:bCs/>
+          <w:sz w:val="22"/>
+          <w:szCs w:val="22"/>
+        </w:rPr>
+        <w:t xml:space="preserve">🔧 Lịch bảo trì</w:t>
+      </w:r>
+      <w:r>
+        <w:rPr>
+          <w:rFonts w:ascii="Arial" w:cs="Arial" w:eastAsia="Arial" w:hAnsi="Arial"/>
+          <w:sz w:val="22"/>
+          <w:szCs w:val="22"/>
+        </w:rPr>
+        <w:t xml:space="preserve"> — sáng thứ Hai, khi thiết bị sắp đến hạn (trong 30 ngày) hoặc quá hạn bảo trì / hiệu chuẩn.</w:t>
+      </w:r>
+    </w:p>
+    <w:p>
+      <w:pPr>
+        <w:spacing w:before="120" w:after="80"/>
+        <w:jc w:val="left"/>
+      </w:pPr>
+      <w:r>
+        <w:rPr>
+          <w:rFonts w:ascii="Arial" w:cs="Arial" w:eastAsia="Arial" w:hAnsi="Arial"/>
+          <w:i/>
+          <w:iCs/>
+          <w:color w:val="666666"/>
+          <w:sz w:val="20"/>
+          <w:szCs w:val="20"/>
+        </w:rPr>
+        <w:t xml:space="preserve">Cần gia hạn: liên hệ cán bộ quản lý trước khi hết hạn để cập nhật ngày trả trên hệ thống. Phó Trưởng khoa nhận tổng hợp quá hạn hằng ngày và báo cáo hằng tháng.</w:t>
+      </w:r>
+    </w:p>
+    <w:p>
+      <w:pPr>
+        <w:pStyle w:val="Heading1"/>
+        <w:keepNext/>
+        <w:keepLines/>
+        <w:spacing w:before="240" w:after="120"/>
+      </w:pPr>
+      <w:r>
+        <w:rPr>
+          <w:rFonts w:ascii="Arial" w:cs="Arial" w:eastAsia="Arial" w:hAnsi="Arial"/>
+          <w:b/>
+          <w:bCs/>
+          <w:color w:val="2F5496"/>
+          <w:sz w:val="28"/>
+          <w:szCs w:val="28"/>
+        </w:rPr>
+        <w:t xml:space="preserve">IX. QUY TRÌNH BẢO TRÌ &amp; HIỆU CHUẨN</w:t>
+      </w:r>
+    </w:p>
+    <w:p>
+      <w:pPr>
+        <w:pStyle w:val="Heading2"/>
+        <w:keepNext/>
+        <w:keepLines/>
+        <w:spacing w:before="240" w:after="120"/>
+      </w:pPr>
+      <w:r>
+        <w:rPr>
+          <w:rFonts w:ascii="Arial" w:cs="Arial" w:eastAsia="Arial" w:hAnsi="Arial"/>
+          <w:b/>
+          <w:bCs/>
+          <w:color w:val="2F5496"/>
+          <w:sz w:val="24"/>
+          <w:szCs w:val="24"/>
+        </w:rPr>
+        <w:t xml:space="preserve">9.1 Chu kỳ bảo trì khuyến nghị</w:t>
       </w:r>
     </w:p>
     <w:tbl>
@@ -2767,10 +5381,13 @@
       </w:tblPr>
       <w:tblGrid>
         <w:gridCol w:w="2500"/>
-        <w:gridCol w:w="2000"/>
-        <w:gridCol w:w="4526"/>
+        <w:gridCol w:w="2300"/>
+        <w:gridCol w:w="4226"/>
       </w:tblGrid>
       <w:tr>
+        <w:trPr>
+          <w:tblHeader/>
+        </w:trPr>
         <w:tc>
           <w:tcPr>
             <w:tcW w:type="dxa" w:w="2500"/>
@@ -2780,14 +5397,13 @@
               <w:bottom w:val="single" w:color="BBBBBB" w:sz="1"/>
               <w:right w:val="single" w:color="BBBBBB" w:sz="1"/>
             </w:tcBorders>
-            <w:shd w:fill="2F5496" w:val="clear"/>
-            <w:tcMar>
-              <w:top w:type="dxa" w:w="60"/>
-              <w:left w:type="dxa" w:w="100"/>
-              <w:bottom w:type="dxa" w:w="60"/>
-              <w:right w:type="dxa" w:w="100"/>
-            </w:tcMar>
-            <w:vAlign w:val="center"/>
+            <w:shd w:fill="2F5496" w:color="auto" w:val="clear"/>
+            <w:tcMar>
+              <w:top w:type="dxa" w:w="60"/>
+              <w:left w:type="dxa" w:w="100"/>
+              <w:bottom w:type="dxa" w:w="60"/>
+              <w:right w:type="dxa" w:w="100"/>
+            </w:tcMar>
           </w:tcPr>
           <w:p>
             <w:pPr>
@@ -2808,21 +5424,20 @@
         </w:tc>
         <w:tc>
           <w:tcPr>
-            <w:tcW w:type="dxa" w:w="2000"/>
-            <w:tcBorders>
-              <w:top w:val="single" w:color="BBBBBB" w:sz="1"/>
-              <w:left w:val="single" w:color="BBBBBB" w:sz="1"/>
-              <w:bottom w:val="single" w:color="BBBBBB" w:sz="1"/>
-              <w:right w:val="single" w:color="BBBBBB" w:sz="1"/>
-            </w:tcBorders>
-            <w:shd w:fill="2F5496" w:val="clear"/>
-            <w:tcMar>
-              <w:top w:type="dxa" w:w="60"/>
-              <w:left w:type="dxa" w:w="100"/>
-              <w:bottom w:type="dxa" w:w="60"/>
-              <w:right w:type="dxa" w:w="100"/>
-            </w:tcMar>
-            <w:vAlign w:val="center"/>
+            <w:tcW w:type="dxa" w:w="2300"/>
+            <w:tcBorders>
+              <w:top w:val="single" w:color="BBBBBB" w:sz="1"/>
+              <w:left w:val="single" w:color="BBBBBB" w:sz="1"/>
+              <w:bottom w:val="single" w:color="BBBBBB" w:sz="1"/>
+              <w:right w:val="single" w:color="BBBBBB" w:sz="1"/>
+            </w:tcBorders>
+            <w:shd w:fill="2F5496" w:color="auto" w:val="clear"/>
+            <w:tcMar>
+              <w:top w:type="dxa" w:w="60"/>
+              <w:left w:type="dxa" w:w="100"/>
+              <w:bottom w:type="dxa" w:w="60"/>
+              <w:right w:type="dxa" w:w="100"/>
+            </w:tcMar>
           </w:tcPr>
           <w:p>
             <w:pPr>
@@ -2843,21 +5458,20 @@
         </w:tc>
         <w:tc>
           <w:tcPr>
-            <w:tcW w:type="dxa" w:w="4526"/>
-            <w:tcBorders>
-              <w:top w:val="single" w:color="BBBBBB" w:sz="1"/>
-              <w:left w:val="single" w:color="BBBBBB" w:sz="1"/>
-              <w:bottom w:val="single" w:color="BBBBBB" w:sz="1"/>
-              <w:right w:val="single" w:color="BBBBBB" w:sz="1"/>
-            </w:tcBorders>
-            <w:shd w:fill="2F5496" w:val="clear"/>
-            <w:tcMar>
-              <w:top w:type="dxa" w:w="60"/>
-              <w:left w:type="dxa" w:w="100"/>
-              <w:bottom w:type="dxa" w:w="60"/>
-              <w:right w:type="dxa" w:w="100"/>
-            </w:tcMar>
-            <w:vAlign w:val="center"/>
+            <w:tcW w:type="dxa" w:w="4226"/>
+            <w:tcBorders>
+              <w:top w:val="single" w:color="BBBBBB" w:sz="1"/>
+              <w:left w:val="single" w:color="BBBBBB" w:sz="1"/>
+              <w:bottom w:val="single" w:color="BBBBBB" w:sz="1"/>
+              <w:right w:val="single" w:color="BBBBBB" w:sz="1"/>
+            </w:tcBorders>
+            <w:shd w:fill="2F5496" w:color="auto" w:val="clear"/>
+            <w:tcMar>
+              <w:top w:type="dxa" w:w="60"/>
+              <w:left w:type="dxa" w:w="100"/>
+              <w:bottom w:type="dxa" w:w="60"/>
+              <w:right w:type="dxa" w:w="100"/>
+            </w:tcMar>
           </w:tcPr>
           <w:p>
             <w:pPr>
@@ -2878,6 +5492,9 @@
         </w:tc>
       </w:tr>
       <w:tr>
+        <w:trPr>
+          <w:cantSplit/>
+        </w:trPr>
         <w:tc>
           <w:tcPr>
             <w:tcW w:type="dxa" w:w="2500"/>
@@ -2893,7 +5510,6 @@
               <w:bottom w:type="dxa" w:w="60"/>
               <w:right w:type="dxa" w:w="100"/>
             </w:tcMar>
-            <w:vAlign w:val="center"/>
           </w:tcPr>
           <w:p>
             <w:pPr>
@@ -2913,28 +5529,29 @@
         </w:tc>
         <w:tc>
           <w:tcPr>
-            <w:tcW w:type="dxa" w:w="2000"/>
-            <w:tcBorders>
-              <w:top w:val="single" w:color="BBBBBB" w:sz="1"/>
-              <w:left w:val="single" w:color="BBBBBB" w:sz="1"/>
-              <w:bottom w:val="single" w:color="BBBBBB" w:sz="1"/>
-              <w:right w:val="single" w:color="BBBBBB" w:sz="1"/>
-            </w:tcBorders>
-            <w:tcMar>
-              <w:top w:type="dxa" w:w="60"/>
-              <w:left w:type="dxa" w:w="100"/>
-              <w:bottom w:type="dxa" w:w="60"/>
-              <w:right w:type="dxa" w:w="100"/>
-            </w:tcMar>
-            <w:vAlign w:val="center"/>
-          </w:tcPr>
-          <w:p>
-            <w:pPr>
-              <w:jc w:val="center"/>
-            </w:pPr>
-            <w:r>
-              <w:rPr>
-                <w:rFonts w:ascii="Arial" w:cs="Arial" w:eastAsia="Arial" w:hAnsi="Arial"/>
+            <w:tcW w:type="dxa" w:w="2300"/>
+            <w:tcBorders>
+              <w:top w:val="single" w:color="BBBBBB" w:sz="1"/>
+              <w:left w:val="single" w:color="BBBBBB" w:sz="1"/>
+              <w:bottom w:val="single" w:color="BBBBBB" w:sz="1"/>
+              <w:right w:val="single" w:color="BBBBBB" w:sz="1"/>
+            </w:tcBorders>
+            <w:tcMar>
+              <w:top w:type="dxa" w:w="60"/>
+              <w:left w:type="dxa" w:w="100"/>
+              <w:bottom w:type="dxa" w:w="60"/>
+              <w:right w:type="dxa" w:w="100"/>
+            </w:tcMar>
+          </w:tcPr>
+          <w:p>
+            <w:pPr>
+              <w:jc w:val="center"/>
+            </w:pPr>
+            <w:r>
+              <w:rPr>
+                <w:rFonts w:ascii="Arial" w:cs="Arial" w:eastAsia="Arial" w:hAnsi="Arial"/>
+                <w:b w:val="false"/>
+                <w:bCs w:val="false"/>
                 <w:sz w:val="20"/>
                 <w:szCs w:val="20"/>
               </w:rPr>
@@ -2944,28 +5561,29 @@
         </w:tc>
         <w:tc>
           <w:tcPr>
-            <w:tcW w:type="dxa" w:w="4526"/>
-            <w:tcBorders>
-              <w:top w:val="single" w:color="BBBBBB" w:sz="1"/>
-              <w:left w:val="single" w:color="BBBBBB" w:sz="1"/>
-              <w:bottom w:val="single" w:color="BBBBBB" w:sz="1"/>
-              <w:right w:val="single" w:color="BBBBBB" w:sz="1"/>
-            </w:tcBorders>
-            <w:tcMar>
-              <w:top w:type="dxa" w:w="60"/>
-              <w:left w:type="dxa" w:w="100"/>
-              <w:bottom w:type="dxa" w:w="60"/>
-              <w:right w:type="dxa" w:w="100"/>
-            </w:tcMar>
-            <w:vAlign w:val="center"/>
-          </w:tcPr>
-          <w:p>
-            <w:pPr>
-              <w:jc w:val="left"/>
-            </w:pPr>
-            <w:r>
-              <w:rPr>
-                <w:rFonts w:ascii="Arial" w:cs="Arial" w:eastAsia="Arial" w:hAnsi="Arial"/>
+            <w:tcW w:type="dxa" w:w="4226"/>
+            <w:tcBorders>
+              <w:top w:val="single" w:color="BBBBBB" w:sz="1"/>
+              <w:left w:val="single" w:color="BBBBBB" w:sz="1"/>
+              <w:bottom w:val="single" w:color="BBBBBB" w:sz="1"/>
+              <w:right w:val="single" w:color="BBBBBB" w:sz="1"/>
+            </w:tcBorders>
+            <w:tcMar>
+              <w:top w:type="dxa" w:w="60"/>
+              <w:left w:type="dxa" w:w="100"/>
+              <w:bottom w:type="dxa" w:w="60"/>
+              <w:right w:type="dxa" w:w="100"/>
+            </w:tcMar>
+          </w:tcPr>
+          <w:p>
+            <w:pPr>
+              <w:jc w:val="left"/>
+            </w:pPr>
+            <w:r>
+              <w:rPr>
+                <w:rFonts w:ascii="Arial" w:cs="Arial" w:eastAsia="Arial" w:hAnsi="Arial"/>
+                <w:b w:val="false"/>
+                <w:bCs w:val="false"/>
                 <w:sz w:val="20"/>
                 <w:szCs w:val="20"/>
               </w:rPr>
@@ -2975,6 +5593,9 @@
         </w:tc>
       </w:tr>
       <w:tr>
+        <w:trPr>
+          <w:cantSplit/>
+        </w:trPr>
         <w:tc>
           <w:tcPr>
             <w:tcW w:type="dxa" w:w="2500"/>
@@ -2984,14 +5605,13 @@
               <w:bottom w:val="single" w:color="BBBBBB" w:sz="1"/>
               <w:right w:val="single" w:color="BBBBBB" w:sz="1"/>
             </w:tcBorders>
-            <w:shd w:fill="F2F7FC" w:val="clear"/>
-            <w:tcMar>
-              <w:top w:type="dxa" w:w="60"/>
-              <w:left w:type="dxa" w:w="100"/>
-              <w:bottom w:type="dxa" w:w="60"/>
-              <w:right w:type="dxa" w:w="100"/>
-            </w:tcMar>
-            <w:vAlign w:val="center"/>
+            <w:shd w:fill="F2F7FC" w:color="auto" w:val="clear"/>
+            <w:tcMar>
+              <w:top w:type="dxa" w:w="60"/>
+              <w:left w:type="dxa" w:w="100"/>
+              <w:bottom w:type="dxa" w:w="60"/>
+              <w:right w:type="dxa" w:w="100"/>
+            </w:tcMar>
           </w:tcPr>
           <w:p>
             <w:pPr>
@@ -3011,29 +5631,30 @@
         </w:tc>
         <w:tc>
           <w:tcPr>
-            <w:tcW w:type="dxa" w:w="2000"/>
-            <w:tcBorders>
-              <w:top w:val="single" w:color="BBBBBB" w:sz="1"/>
-              <w:left w:val="single" w:color="BBBBBB" w:sz="1"/>
-              <w:bottom w:val="single" w:color="BBBBBB" w:sz="1"/>
-              <w:right w:val="single" w:color="BBBBBB" w:sz="1"/>
-            </w:tcBorders>
-            <w:shd w:fill="F2F7FC" w:val="clear"/>
-            <w:tcMar>
-              <w:top w:type="dxa" w:w="60"/>
-              <w:left w:type="dxa" w:w="100"/>
-              <w:bottom w:type="dxa" w:w="60"/>
-              <w:right w:type="dxa" w:w="100"/>
-            </w:tcMar>
-            <w:vAlign w:val="center"/>
-          </w:tcPr>
-          <w:p>
-            <w:pPr>
-              <w:jc w:val="center"/>
-            </w:pPr>
-            <w:r>
-              <w:rPr>
-                <w:rFonts w:ascii="Arial" w:cs="Arial" w:eastAsia="Arial" w:hAnsi="Arial"/>
+            <w:tcW w:type="dxa" w:w="2300"/>
+            <w:tcBorders>
+              <w:top w:val="single" w:color="BBBBBB" w:sz="1"/>
+              <w:left w:val="single" w:color="BBBBBB" w:sz="1"/>
+              <w:bottom w:val="single" w:color="BBBBBB" w:sz="1"/>
+              <w:right w:val="single" w:color="BBBBBB" w:sz="1"/>
+            </w:tcBorders>
+            <w:shd w:fill="F2F7FC" w:color="auto" w:val="clear"/>
+            <w:tcMar>
+              <w:top w:type="dxa" w:w="60"/>
+              <w:left w:type="dxa" w:w="100"/>
+              <w:bottom w:type="dxa" w:w="60"/>
+              <w:right w:type="dxa" w:w="100"/>
+            </w:tcMar>
+          </w:tcPr>
+          <w:p>
+            <w:pPr>
+              <w:jc w:val="center"/>
+            </w:pPr>
+            <w:r>
+              <w:rPr>
+                <w:rFonts w:ascii="Arial" w:cs="Arial" w:eastAsia="Arial" w:hAnsi="Arial"/>
+                <w:b w:val="false"/>
+                <w:bCs w:val="false"/>
                 <w:sz w:val="20"/>
                 <w:szCs w:val="20"/>
               </w:rPr>
@@ -3043,29 +5664,30 @@
         </w:tc>
         <w:tc>
           <w:tcPr>
-            <w:tcW w:type="dxa" w:w="4526"/>
-            <w:tcBorders>
-              <w:top w:val="single" w:color="BBBBBB" w:sz="1"/>
-              <w:left w:val="single" w:color="BBBBBB" w:sz="1"/>
-              <w:bottom w:val="single" w:color="BBBBBB" w:sz="1"/>
-              <w:right w:val="single" w:color="BBBBBB" w:sz="1"/>
-            </w:tcBorders>
-            <w:shd w:fill="F2F7FC" w:val="clear"/>
-            <w:tcMar>
-              <w:top w:type="dxa" w:w="60"/>
-              <w:left w:type="dxa" w:w="100"/>
-              <w:bottom w:type="dxa" w:w="60"/>
-              <w:right w:type="dxa" w:w="100"/>
-            </w:tcMar>
-            <w:vAlign w:val="center"/>
-          </w:tcPr>
-          <w:p>
-            <w:pPr>
-              <w:jc w:val="left"/>
-            </w:pPr>
-            <w:r>
-              <w:rPr>
-                <w:rFonts w:ascii="Arial" w:cs="Arial" w:eastAsia="Arial" w:hAnsi="Arial"/>
+            <w:tcW w:type="dxa" w:w="4226"/>
+            <w:tcBorders>
+              <w:top w:val="single" w:color="BBBBBB" w:sz="1"/>
+              <w:left w:val="single" w:color="BBBBBB" w:sz="1"/>
+              <w:bottom w:val="single" w:color="BBBBBB" w:sz="1"/>
+              <w:right w:val="single" w:color="BBBBBB" w:sz="1"/>
+            </w:tcBorders>
+            <w:shd w:fill="F2F7FC" w:color="auto" w:val="clear"/>
+            <w:tcMar>
+              <w:top w:type="dxa" w:w="60"/>
+              <w:left w:type="dxa" w:w="100"/>
+              <w:bottom w:type="dxa" w:w="60"/>
+              <w:right w:type="dxa" w:w="100"/>
+            </w:tcMar>
+          </w:tcPr>
+          <w:p>
+            <w:pPr>
+              <w:jc w:val="left"/>
+            </w:pPr>
+            <w:r>
+              <w:rPr>
+                <w:rFonts w:ascii="Arial" w:cs="Arial" w:eastAsia="Arial" w:hAnsi="Arial"/>
+                <w:b w:val="false"/>
+                <w:bCs w:val="false"/>
                 <w:sz w:val="20"/>
                 <w:szCs w:val="20"/>
               </w:rPr>
@@ -3075,6 +5697,9 @@
         </w:tc>
       </w:tr>
       <w:tr>
+        <w:trPr>
+          <w:cantSplit/>
+        </w:trPr>
         <w:tc>
           <w:tcPr>
             <w:tcW w:type="dxa" w:w="2500"/>
@@ -3090,7 +5715,6 @@
               <w:bottom w:type="dxa" w:w="60"/>
               <w:right w:type="dxa" w:w="100"/>
             </w:tcMar>
-            <w:vAlign w:val="center"/>
           </w:tcPr>
           <w:p>
             <w:pPr>
@@ -3110,28 +5734,29 @@
         </w:tc>
         <w:tc>
           <w:tcPr>
-            <w:tcW w:type="dxa" w:w="2000"/>
-            <w:tcBorders>
-              <w:top w:val="single" w:color="BBBBBB" w:sz="1"/>
-              <w:left w:val="single" w:color="BBBBBB" w:sz="1"/>
-              <w:bottom w:val="single" w:color="BBBBBB" w:sz="1"/>
-              <w:right w:val="single" w:color="BBBBBB" w:sz="1"/>
-            </w:tcBorders>
-            <w:tcMar>
-              <w:top w:type="dxa" w:w="60"/>
-              <w:left w:type="dxa" w:w="100"/>
-              <w:bottom w:type="dxa" w:w="60"/>
-              <w:right w:type="dxa" w:w="100"/>
-            </w:tcMar>
-            <w:vAlign w:val="center"/>
-          </w:tcPr>
-          <w:p>
-            <w:pPr>
-              <w:jc w:val="center"/>
-            </w:pPr>
-            <w:r>
-              <w:rPr>
-                <w:rFonts w:ascii="Arial" w:cs="Arial" w:eastAsia="Arial" w:hAnsi="Arial"/>
+            <w:tcW w:type="dxa" w:w="2300"/>
+            <w:tcBorders>
+              <w:top w:val="single" w:color="BBBBBB" w:sz="1"/>
+              <w:left w:val="single" w:color="BBBBBB" w:sz="1"/>
+              <w:bottom w:val="single" w:color="BBBBBB" w:sz="1"/>
+              <w:right w:val="single" w:color="BBBBBB" w:sz="1"/>
+            </w:tcBorders>
+            <w:tcMar>
+              <w:top w:type="dxa" w:w="60"/>
+              <w:left w:type="dxa" w:w="100"/>
+              <w:bottom w:type="dxa" w:w="60"/>
+              <w:right w:type="dxa" w:w="100"/>
+            </w:tcMar>
+          </w:tcPr>
+          <w:p>
+            <w:pPr>
+              <w:jc w:val="center"/>
+            </w:pPr>
+            <w:r>
+              <w:rPr>
+                <w:rFonts w:ascii="Arial" w:cs="Arial" w:eastAsia="Arial" w:hAnsi="Arial"/>
+                <w:b w:val="false"/>
+                <w:bCs w:val="false"/>
                 <w:sz w:val="20"/>
                 <w:szCs w:val="20"/>
               </w:rPr>
@@ -3141,28 +5766,29 @@
         </w:tc>
         <w:tc>
           <w:tcPr>
-            <w:tcW w:type="dxa" w:w="4526"/>
-            <w:tcBorders>
-              <w:top w:val="single" w:color="BBBBBB" w:sz="1"/>
-              <w:left w:val="single" w:color="BBBBBB" w:sz="1"/>
-              <w:bottom w:val="single" w:color="BBBBBB" w:sz="1"/>
-              <w:right w:val="single" w:color="BBBBBB" w:sz="1"/>
-            </w:tcBorders>
-            <w:tcMar>
-              <w:top w:type="dxa" w:w="60"/>
-              <w:left w:type="dxa" w:w="100"/>
-              <w:bottom w:type="dxa" w:w="60"/>
-              <w:right w:type="dxa" w:w="100"/>
-            </w:tcMar>
-            <w:vAlign w:val="center"/>
-          </w:tcPr>
-          <w:p>
-            <w:pPr>
-              <w:jc w:val="left"/>
-            </w:pPr>
-            <w:r>
-              <w:rPr>
-                <w:rFonts w:ascii="Arial" w:cs="Arial" w:eastAsia="Arial" w:hAnsi="Arial"/>
+            <w:tcW w:type="dxa" w:w="4226"/>
+            <w:tcBorders>
+              <w:top w:val="single" w:color="BBBBBB" w:sz="1"/>
+              <w:left w:val="single" w:color="BBBBBB" w:sz="1"/>
+              <w:bottom w:val="single" w:color="BBBBBB" w:sz="1"/>
+              <w:right w:val="single" w:color="BBBBBB" w:sz="1"/>
+            </w:tcBorders>
+            <w:tcMar>
+              <w:top w:type="dxa" w:w="60"/>
+              <w:left w:type="dxa" w:w="100"/>
+              <w:bottom w:type="dxa" w:w="60"/>
+              <w:right w:type="dxa" w:w="100"/>
+            </w:tcMar>
+          </w:tcPr>
+          <w:p>
+            <w:pPr>
+              <w:jc w:val="left"/>
+            </w:pPr>
+            <w:r>
+              <w:rPr>
+                <w:rFonts w:ascii="Arial" w:cs="Arial" w:eastAsia="Arial" w:hAnsi="Arial"/>
+                <w:b w:val="false"/>
+                <w:bCs w:val="false"/>
                 <w:sz w:val="20"/>
                 <w:szCs w:val="20"/>
               </w:rPr>
@@ -3172,6 +5798,9 @@
         </w:tc>
       </w:tr>
       <w:tr>
+        <w:trPr>
+          <w:cantSplit/>
+        </w:trPr>
         <w:tc>
           <w:tcPr>
             <w:tcW w:type="dxa" w:w="2500"/>
@@ -3181,14 +5810,13 @@
               <w:bottom w:val="single" w:color="BBBBBB" w:sz="1"/>
               <w:right w:val="single" w:color="BBBBBB" w:sz="1"/>
             </w:tcBorders>
-            <w:shd w:fill="F2F7FC" w:val="clear"/>
-            <w:tcMar>
-              <w:top w:type="dxa" w:w="60"/>
-              <w:left w:type="dxa" w:w="100"/>
-              <w:bottom w:type="dxa" w:w="60"/>
-              <w:right w:type="dxa" w:w="100"/>
-            </w:tcMar>
-            <w:vAlign w:val="center"/>
+            <w:shd w:fill="F2F7FC" w:color="auto" w:val="clear"/>
+            <w:tcMar>
+              <w:top w:type="dxa" w:w="60"/>
+              <w:left w:type="dxa" w:w="100"/>
+              <w:bottom w:type="dxa" w:w="60"/>
+              <w:right w:type="dxa" w:w="100"/>
+            </w:tcMar>
           </w:tcPr>
           <w:p>
             <w:pPr>
@@ -3208,29 +5836,30 @@
         </w:tc>
         <w:tc>
           <w:tcPr>
-            <w:tcW w:type="dxa" w:w="2000"/>
-            <w:tcBorders>
-              <w:top w:val="single" w:color="BBBBBB" w:sz="1"/>
-              <w:left w:val="single" w:color="BBBBBB" w:sz="1"/>
-              <w:bottom w:val="single" w:color="BBBBBB" w:sz="1"/>
-              <w:right w:val="single" w:color="BBBBBB" w:sz="1"/>
-            </w:tcBorders>
-            <w:shd w:fill="F2F7FC" w:val="clear"/>
-            <w:tcMar>
-              <w:top w:type="dxa" w:w="60"/>
-              <w:left w:type="dxa" w:w="100"/>
-              <w:bottom w:type="dxa" w:w="60"/>
-              <w:right w:type="dxa" w:w="100"/>
-            </w:tcMar>
-            <w:vAlign w:val="center"/>
-          </w:tcPr>
-          <w:p>
-            <w:pPr>
-              <w:jc w:val="center"/>
-            </w:pPr>
-            <w:r>
-              <w:rPr>
-                <w:rFonts w:ascii="Arial" w:cs="Arial" w:eastAsia="Arial" w:hAnsi="Arial"/>
+            <w:tcW w:type="dxa" w:w="2300"/>
+            <w:tcBorders>
+              <w:top w:val="single" w:color="BBBBBB" w:sz="1"/>
+              <w:left w:val="single" w:color="BBBBBB" w:sz="1"/>
+              <w:bottom w:val="single" w:color="BBBBBB" w:sz="1"/>
+              <w:right w:val="single" w:color="BBBBBB" w:sz="1"/>
+            </w:tcBorders>
+            <w:shd w:fill="F2F7FC" w:color="auto" w:val="clear"/>
+            <w:tcMar>
+              <w:top w:type="dxa" w:w="60"/>
+              <w:left w:type="dxa" w:w="100"/>
+              <w:bottom w:type="dxa" w:w="60"/>
+              <w:right w:type="dxa" w:w="100"/>
+            </w:tcMar>
+          </w:tcPr>
+          <w:p>
+            <w:pPr>
+              <w:jc w:val="center"/>
+            </w:pPr>
+            <w:r>
+              <w:rPr>
+                <w:rFonts w:ascii="Arial" w:cs="Arial" w:eastAsia="Arial" w:hAnsi="Arial"/>
+                <w:b w:val="false"/>
+                <w:bCs w:val="false"/>
                 <w:sz w:val="20"/>
                 <w:szCs w:val="20"/>
               </w:rPr>
@@ -3240,29 +5869,30 @@
         </w:tc>
         <w:tc>
           <w:tcPr>
-            <w:tcW w:type="dxa" w:w="4526"/>
-            <w:tcBorders>
-              <w:top w:val="single" w:color="BBBBBB" w:sz="1"/>
-              <w:left w:val="single" w:color="BBBBBB" w:sz="1"/>
-              <w:bottom w:val="single" w:color="BBBBBB" w:sz="1"/>
-              <w:right w:val="single" w:color="BBBBBB" w:sz="1"/>
-            </w:tcBorders>
-            <w:shd w:fill="F2F7FC" w:val="clear"/>
-            <w:tcMar>
-              <w:top w:type="dxa" w:w="60"/>
-              <w:left w:type="dxa" w:w="100"/>
-              <w:bottom w:type="dxa" w:w="60"/>
-              <w:right w:type="dxa" w:w="100"/>
-            </w:tcMar>
-            <w:vAlign w:val="center"/>
-          </w:tcPr>
-          <w:p>
-            <w:pPr>
-              <w:jc w:val="left"/>
-            </w:pPr>
-            <w:r>
-              <w:rPr>
-                <w:rFonts w:ascii="Arial" w:cs="Arial" w:eastAsia="Arial" w:hAnsi="Arial"/>
+            <w:tcW w:type="dxa" w:w="4226"/>
+            <w:tcBorders>
+              <w:top w:val="single" w:color="BBBBBB" w:sz="1"/>
+              <w:left w:val="single" w:color="BBBBBB" w:sz="1"/>
+              <w:bottom w:val="single" w:color="BBBBBB" w:sz="1"/>
+              <w:right w:val="single" w:color="BBBBBB" w:sz="1"/>
+            </w:tcBorders>
+            <w:shd w:fill="F2F7FC" w:color="auto" w:val="clear"/>
+            <w:tcMar>
+              <w:top w:type="dxa" w:w="60"/>
+              <w:left w:type="dxa" w:w="100"/>
+              <w:bottom w:type="dxa" w:w="60"/>
+              <w:right w:type="dxa" w:w="100"/>
+            </w:tcMar>
+          </w:tcPr>
+          <w:p>
+            <w:pPr>
+              <w:jc w:val="left"/>
+            </w:pPr>
+            <w:r>
+              <w:rPr>
+                <w:rFonts w:ascii="Arial" w:cs="Arial" w:eastAsia="Arial" w:hAnsi="Arial"/>
+                <w:b w:val="false"/>
+                <w:bCs w:val="false"/>
                 <w:sz w:val="20"/>
                 <w:szCs w:val="20"/>
               </w:rPr>
@@ -3272,6 +5902,9 @@
         </w:tc>
       </w:tr>
       <w:tr>
+        <w:trPr>
+          <w:cantSplit/>
+        </w:trPr>
         <w:tc>
           <w:tcPr>
             <w:tcW w:type="dxa" w:w="2500"/>
@@ -3287,7 +5920,6 @@
               <w:bottom w:type="dxa" w:w="60"/>
               <w:right w:type="dxa" w:w="100"/>
             </w:tcMar>
-            <w:vAlign w:val="center"/>
           </w:tcPr>
           <w:p>
             <w:pPr>
@@ -3307,28 +5939,29 @@
         </w:tc>
         <w:tc>
           <w:tcPr>
-            <w:tcW w:type="dxa" w:w="2000"/>
-            <w:tcBorders>
-              <w:top w:val="single" w:color="BBBBBB" w:sz="1"/>
-              <w:left w:val="single" w:color="BBBBBB" w:sz="1"/>
-              <w:bottom w:val="single" w:color="BBBBBB" w:sz="1"/>
-              <w:right w:val="single" w:color="BBBBBB" w:sz="1"/>
-            </w:tcBorders>
-            <w:tcMar>
-              <w:top w:type="dxa" w:w="60"/>
-              <w:left w:type="dxa" w:w="100"/>
-              <w:bottom w:type="dxa" w:w="60"/>
-              <w:right w:type="dxa" w:w="100"/>
-            </w:tcMar>
-            <w:vAlign w:val="center"/>
-          </w:tcPr>
-          <w:p>
-            <w:pPr>
-              <w:jc w:val="center"/>
-            </w:pPr>
-            <w:r>
-              <w:rPr>
-                <w:rFonts w:ascii="Arial" w:cs="Arial" w:eastAsia="Arial" w:hAnsi="Arial"/>
+            <w:tcW w:type="dxa" w:w="2300"/>
+            <w:tcBorders>
+              <w:top w:val="single" w:color="BBBBBB" w:sz="1"/>
+              <w:left w:val="single" w:color="BBBBBB" w:sz="1"/>
+              <w:bottom w:val="single" w:color="BBBBBB" w:sz="1"/>
+              <w:right w:val="single" w:color="BBBBBB" w:sz="1"/>
+            </w:tcBorders>
+            <w:tcMar>
+              <w:top w:type="dxa" w:w="60"/>
+              <w:left w:type="dxa" w:w="100"/>
+              <w:bottom w:type="dxa" w:w="60"/>
+              <w:right w:type="dxa" w:w="100"/>
+            </w:tcMar>
+          </w:tcPr>
+          <w:p>
+            <w:pPr>
+              <w:jc w:val="center"/>
+            </w:pPr>
+            <w:r>
+              <w:rPr>
+                <w:rFonts w:ascii="Arial" w:cs="Arial" w:eastAsia="Arial" w:hAnsi="Arial"/>
+                <w:b w:val="false"/>
+                <w:bCs w:val="false"/>
                 <w:sz w:val="20"/>
                 <w:szCs w:val="20"/>
               </w:rPr>
@@ -3338,28 +5971,29 @@
         </w:tc>
         <w:tc>
           <w:tcPr>
-            <w:tcW w:type="dxa" w:w="4526"/>
-            <w:tcBorders>
-              <w:top w:val="single" w:color="BBBBBB" w:sz="1"/>
-              <w:left w:val="single" w:color="BBBBBB" w:sz="1"/>
-              <w:bottom w:val="single" w:color="BBBBBB" w:sz="1"/>
-              <w:right w:val="single" w:color="BBBBBB" w:sz="1"/>
-            </w:tcBorders>
-            <w:tcMar>
-              <w:top w:type="dxa" w:w="60"/>
-              <w:left w:type="dxa" w:w="100"/>
-              <w:bottom w:type="dxa" w:w="60"/>
-              <w:right w:type="dxa" w:w="100"/>
-            </w:tcMar>
-            <w:vAlign w:val="center"/>
-          </w:tcPr>
-          <w:p>
-            <w:pPr>
-              <w:jc w:val="left"/>
-            </w:pPr>
-            <w:r>
-              <w:rPr>
-                <w:rFonts w:ascii="Arial" w:cs="Arial" w:eastAsia="Arial" w:hAnsi="Arial"/>
+            <w:tcW w:type="dxa" w:w="4226"/>
+            <w:tcBorders>
+              <w:top w:val="single" w:color="BBBBBB" w:sz="1"/>
+              <w:left w:val="single" w:color="BBBBBB" w:sz="1"/>
+              <w:bottom w:val="single" w:color="BBBBBB" w:sz="1"/>
+              <w:right w:val="single" w:color="BBBBBB" w:sz="1"/>
+            </w:tcBorders>
+            <w:tcMar>
+              <w:top w:type="dxa" w:w="60"/>
+              <w:left w:type="dxa" w:w="100"/>
+              <w:bottom w:type="dxa" w:w="60"/>
+              <w:right w:type="dxa" w:w="100"/>
+            </w:tcMar>
+          </w:tcPr>
+          <w:p>
+            <w:pPr>
+              <w:jc w:val="left"/>
+            </w:pPr>
+            <w:r>
+              <w:rPr>
+                <w:rFonts w:ascii="Arial" w:cs="Arial" w:eastAsia="Arial" w:hAnsi="Arial"/>
+                <w:b w:val="false"/>
+                <w:bCs w:val="false"/>
                 <w:sz w:val="20"/>
                 <w:szCs w:val="20"/>
               </w:rPr>
@@ -3372,7 +6006,9 @@
     <w:p>
       <w:pPr>
         <w:pStyle w:val="Heading2"/>
-        <w:spacing w:after="120" w:before="240"/>
+        <w:keepNext/>
+        <w:keepLines/>
+        <w:spacing w:before="240" w:after="120"/>
       </w:pPr>
       <w:r>
         <w:rPr>
@@ -3383,7 +6019,7 @@
           <w:sz w:val="24"/>
           <w:szCs w:val="24"/>
         </w:rPr>
-        <w:t xml:space="preserve">6.2 Thao tác ghi nhận bảo trì</w:t>
+        <w:t xml:space="preserve">9.2 Thao tác ghi nhận bảo trì</w:t>
       </w:r>
     </w:p>
     <w:p>
@@ -3393,7 +6029,7 @@
           <w:ilvl w:val="0"/>
           <w:numId w:val="3"/>
         </w:numPr>
-        <w:spacing w:after="60" w:before="60"/>
+        <w:spacing w:before="60" w:after="60"/>
       </w:pPr>
       <w:r>
         <w:rPr>
@@ -3401,7 +6037,7 @@
           <w:sz w:val="22"/>
           <w:szCs w:val="22"/>
         </w:rPr>
-        <w:t xml:space="preserve">Quét mã QR trên thiết bị → chọn “Ghi bảo trì”.</w:t>
+        <w:t xml:space="preserve">Quét mã QR trên thiết bị → chọn "🔧 Ghi bảo trì".</w:t>
       </w:r>
     </w:p>
     <w:p>
@@ -3411,7 +6047,7 @@
           <w:ilvl w:val="0"/>
           <w:numId w:val="3"/>
         </w:numPr>
-        <w:spacing w:after="60" w:before="60"/>
+        <w:spacing w:before="60" w:after="60"/>
       </w:pPr>
       <w:r>
         <w:rPr>
@@ -3419,7 +6055,7 @@
           <w:sz w:val="22"/>
           <w:szCs w:val="22"/>
         </w:rPr>
-        <w:t xml:space="preserve">Điền form: loại công việc (định kỳ / hiệu chuẩn / sửa chữa), nội dung chi tiết, đơn vị thực hiện, chi phí.</w:t>
+        <w:t xml:space="preserve">Điền form: loại công việc (định kỳ / hiệu chuẩn / sửa chữa / nâng cấp / vệ sinh), ngày thực hiện, nội dung, đơn vị thực hiện, chi phí, kết quả, người thực hiện.</w:t>
       </w:r>
     </w:p>
     <w:p>
@@ -3429,7 +6065,7 @@
           <w:ilvl w:val="0"/>
           <w:numId w:val="3"/>
         </w:numPr>
-        <w:spacing w:after="60" w:before="60"/>
+        <w:spacing w:before="60" w:after="60"/>
       </w:pPr>
       <w:r>
         <w:rPr>
@@ -3437,7 +6073,7 @@
           <w:sz w:val="22"/>
           <w:szCs w:val="22"/>
         </w:rPr>
-        <w:t xml:space="preserve">Đính kèm biên bản hoặc chứng chỉ hiệu chuẩn (nếu có).</w:t>
+        <w:t xml:space="preserve">Đính kèm link biên bản hoặc chứng chỉ hiệu chuẩn (tải lên Google Drive rồi dán link).</w:t>
       </w:r>
     </w:p>
     <w:p>
@@ -3447,7 +6083,7 @@
           <w:ilvl w:val="0"/>
           <w:numId w:val="3"/>
         </w:numPr>
-        <w:spacing w:after="60" w:before="60"/>
+        <w:spacing w:before="60" w:after="60"/>
       </w:pPr>
       <w:r>
         <w:rPr>
@@ -3455,13 +6091,15 @@
           <w:sz w:val="22"/>
           <w:szCs w:val="22"/>
         </w:rPr>
-        <w:t xml:space="preserve">Nhập ngày bảo trì tiếp theo — hệ thống sẽ tự động nhắc trước 30 ngày.</w:t>
+        <w:t xml:space="preserve">Nhập ngày bảo trì / hiệu chuẩn tiếp theo — hệ thống nhắc Phó Trưởng khoa và cán bộ quản lý trước 30 ngày và khi quá hạn.</w:t>
       </w:r>
     </w:p>
     <w:p>
       <w:pPr>
         <w:pStyle w:val="Heading1"/>
-        <w:spacing w:after="120" w:before="240"/>
+        <w:keepNext/>
+        <w:keepLines/>
+        <w:spacing w:before="240" w:after="120"/>
       </w:pPr>
       <w:r>
         <w:rPr>
@@ -3472,12 +6110,12 @@
           <w:sz w:val="28"/>
           <w:szCs w:val="28"/>
         </w:rPr>
-        <w:t xml:space="preserve">VII. QUY TRÌNH BÁO HỌNG</w:t>
+        <w:t xml:space="preserve">X. QUY TRÌNH BÁO HỎNG VÀ XỬ LÝ SỰ CỐ</w:t>
       </w:r>
     </w:p>
     <w:p>
       <w:pPr>
-        <w:spacing w:after="80" w:before="80"/>
+        <w:spacing w:before="80" w:after="80"/>
         <w:jc w:val="left"/>
       </w:pPr>
       <w:r>
@@ -3496,7 +6134,7 @@
           <w:ilvl w:val="0"/>
           <w:numId w:val="4"/>
         </w:numPr>
-        <w:spacing w:after="60" w:before="60"/>
+        <w:spacing w:before="60" w:after="60"/>
       </w:pPr>
       <w:r>
         <w:rPr>
@@ -3504,7 +6142,7 @@
           <w:sz w:val="22"/>
           <w:szCs w:val="22"/>
         </w:rPr>
-        <w:t xml:space="preserve">Quét mã QR → chọn “Báo hỏng”.</w:t>
+        <w:t xml:space="preserve">Quét mã QR → chọn "⚠️ Báo hỏng".</w:t>
       </w:r>
     </w:p>
     <w:p>
@@ -3514,7 +6152,7 @@
           <w:ilvl w:val="0"/>
           <w:numId w:val="4"/>
         </w:numPr>
-        <w:spacing w:after="60" w:before="60"/>
+        <w:spacing w:before="60" w:after="60"/>
       </w:pPr>
       <w:r>
         <w:rPr>
@@ -3522,7 +6160,7 @@
           <w:sz w:val="22"/>
           <w:szCs w:val="22"/>
         </w:rPr>
-        <w:t xml:space="preserve">Mô tả sự cố, chọn mức độ (nhẹ / trung bình / nặng / nguy hiểm), chụp ảnh nếu có.</w:t>
+        <w:t xml:space="preserve">Ghi người phát hiện, thời điểm, mức độ (nhẹ / trung bình / nặng / nguy hiểm), mô tả sự cố, hoàn cảnh, link ảnh (nếu có).</w:t>
       </w:r>
     </w:p>
     <w:p>
@@ -3532,7 +6170,7 @@
           <w:ilvl w:val="0"/>
           <w:numId w:val="4"/>
         </w:numPr>
-        <w:spacing w:after="60" w:before="60"/>
+        <w:spacing w:before="60" w:after="60"/>
       </w:pPr>
       <w:r>
         <w:rPr>
@@ -3540,7 +6178,7 @@
           <w:sz w:val="22"/>
           <w:szCs w:val="22"/>
         </w:rPr>
-        <w:t xml:space="preserve">Hệ thống tự động thông báo CB phụ trách và Phó Trưởng khoa.</w:t>
+        <w:t xml:space="preserve">Hệ thống thông báo ngay cho Phó Trưởng khoa và cán bộ quản lý thiết bị.</w:t>
       </w:r>
     </w:p>
     <w:p>
@@ -3550,7 +6188,7 @@
           <w:ilvl w:val="0"/>
           <w:numId w:val="4"/>
         </w:numPr>
-        <w:spacing w:after="60" w:before="60"/>
+        <w:spacing w:before="60" w:after="60"/>
       </w:pPr>
       <w:r>
         <w:rPr>
@@ -3558,13 +6196,50 @@
           <w:sz w:val="22"/>
           <w:szCs w:val="22"/>
         </w:rPr>
-        <w:t xml:space="preserve">CB phụ trách đánh giá: sửa chữa hoặc đề xuất thanh lý (nếu chi phí sửa &gt; 50% giá trị).</w:t>
+        <w:t xml:space="preserve">Cán bộ quản lý đánh giá: sửa chữa, hoặc đề xuất thanh lý nếu chi phí sửa &gt; 50% giá trị còn lại.</w:t>
       </w:r>
     </w:p>
     <w:p>
       <w:pPr>
+        <w:pStyle w:val="ListParagraph"/>
+        <w:numPr>
+          <w:ilvl w:val="0"/>
+          <w:numId w:val="4"/>
+        </w:numPr>
+        <w:spacing w:before="60" w:after="60"/>
+      </w:pPr>
+      <w:r>
+        <w:rPr>
+          <w:rFonts w:ascii="Arial" w:cs="Arial" w:eastAsia="Arial" w:hAnsi="Arial"/>
+          <w:sz w:val="22"/>
+          <w:szCs w:val="22"/>
+        </w:rPr>
+        <w:t xml:space="preserve">Thiết bị không còn dùng được: Phó Trưởng khoa chuyển tình trạng thành "Hỏng" — hệ thống tự khóa mượn và sử dụng tại chỗ.</w:t>
+      </w:r>
+    </w:p>
+    <w:p>
+      <w:pPr>
+        <w:spacing w:before="120" w:after="80"/>
+        <w:jc w:val="left"/>
+      </w:pPr>
+      <w:r>
+        <w:rPr>
+          <w:rFonts w:ascii="Arial" w:cs="Arial" w:eastAsia="Arial" w:hAnsi="Arial"/>
+          <w:i/>
+          <w:iCs/>
+          <w:color w:val="666666"/>
+          <w:sz w:val="20"/>
+          <w:szCs w:val="20"/>
+        </w:rPr>
+        <w:t xml:space="preserve">Sự cố phát hiện khi kiểm tra nhận lại (mục VII) được ghi tự động vào sổ báo hỏng; thiết bị tạm khóa mượn cho tới khi Phó Trưởng khoa xác nhận "🔧 Đã khắc phục".</w:t>
+      </w:r>
+    </w:p>
+    <w:p>
+      <w:pPr>
         <w:pStyle w:val="Heading1"/>
-        <w:spacing w:after="120" w:before="240"/>
+        <w:keepNext/>
+        <w:keepLines/>
+        <w:spacing w:before="240" w:after="120"/>
       </w:pPr>
       <w:r>
         <w:rPr>
@@ -3575,13 +6250,15 @@
           <w:sz w:val="28"/>
           <w:szCs w:val="28"/>
         </w:rPr>
-        <w:t xml:space="preserve">VIII. QUY ĐỊNH CHUNG</w:t>
+        <w:t xml:space="preserve">XI. QUY ĐỊNH CHUNG</w:t>
       </w:r>
     </w:p>
     <w:p>
       <w:pPr>
         <w:pStyle w:val="Heading2"/>
-        <w:spacing w:after="120" w:before="240"/>
+        <w:keepNext/>
+        <w:keepLines/>
+        <w:spacing w:before="240" w:after="120"/>
       </w:pPr>
       <w:r>
         <w:rPr>
@@ -3592,7 +6269,7 @@
           <w:sz w:val="24"/>
           <w:szCs w:val="24"/>
         </w:rPr>
-        <w:t xml:space="preserve">8.1 Trách nhiệm của người mượn</w:t>
+        <w:t xml:space="preserve">11.1 Trách nhiệm của người mượn, người sử dụng</w:t>
       </w:r>
     </w:p>
     <w:p>
@@ -3602,7 +6279,7 @@
           <w:ilvl w:val="0"/>
           <w:numId w:val="2"/>
         </w:numPr>
-        <w:spacing w:after="40" w:before="40"/>
+        <w:spacing w:before="40" w:after="40"/>
       </w:pPr>
       <w:r>
         <w:rPr>
@@ -3610,7 +6287,7 @@
           <w:sz w:val="22"/>
           <w:szCs w:val="22"/>
         </w:rPr>
-        <w:t xml:space="preserve">Sử dụng thiết bị đúng mục đích đã đăng ký.</w:t>
+        <w:t xml:space="preserve">Sử dụng thiết bị đúng mục đích đã đăng ký; khai báo đúng ngày trả, đúng số giờ sử dụng.</w:t>
       </w:r>
     </w:p>
     <w:p>
@@ -3620,7 +6297,7 @@
           <w:ilvl w:val="0"/>
           <w:numId w:val="2"/>
         </w:numPr>
-        <w:spacing w:after="40" w:before="40"/>
+        <w:spacing w:before="40" w:after="40"/>
       </w:pPr>
       <w:r>
         <w:rPr>
@@ -3638,7 +6315,7 @@
           <w:ilvl w:val="0"/>
           <w:numId w:val="2"/>
         </w:numPr>
-        <w:spacing w:after="40" w:before="40"/>
+        <w:spacing w:before="40" w:after="40"/>
       </w:pPr>
       <w:r>
         <w:rPr>
@@ -3646,7 +6323,7 @@
           <w:sz w:val="22"/>
           <w:szCs w:val="22"/>
         </w:rPr>
-        <w:t xml:space="preserve">Trả đúng hạn. Nếu cần gia hạn, liên hệ CB phụ trách trước khi hết hạn.</w:t>
+        <w:t xml:space="preserve">Trả đúng hạn và giao thiết bị trực tiếp cho cán bộ quản lý kiểm tra. Cần gia hạn: liên hệ cán bộ quản lý trước khi hết hạn.</w:t>
       </w:r>
     </w:p>
     <w:p>
@@ -3656,7 +6333,7 @@
           <w:ilvl w:val="0"/>
           <w:numId w:val="2"/>
         </w:numPr>
-        <w:spacing w:after="40" w:before="40"/>
+        <w:spacing w:before="40" w:after="40"/>
       </w:pPr>
       <w:r>
         <w:rPr>
@@ -3674,7 +6351,7 @@
           <w:ilvl w:val="0"/>
           <w:numId w:val="2"/>
         </w:numPr>
-        <w:spacing w:after="40" w:before="40"/>
+        <w:spacing w:before="40" w:after="40"/>
       </w:pPr>
       <w:r>
         <w:rPr>
@@ -3688,7 +6365,9 @@
     <w:p>
       <w:pPr>
         <w:pStyle w:val="Heading2"/>
-        <w:spacing w:after="120" w:before="240"/>
+        <w:keepNext/>
+        <w:keepLines/>
+        <w:spacing w:before="240" w:after="120"/>
       </w:pPr>
       <w:r>
         <w:rPr>
@@ -3699,12 +6378,12 @@
           <w:sz w:val="24"/>
           <w:szCs w:val="24"/>
         </w:rPr>
-        <w:t xml:space="preserve">8.2 Thiết bị sử dụng tại chỗ (không mượn)</w:t>
+        <w:t xml:space="preserve">11.2 Thiết bị sử dụng tại chỗ và hệ thống tính toán</w:t>
       </w:r>
     </w:p>
     <w:p>
       <w:pPr>
-        <w:spacing w:after="80" w:before="80"/>
+        <w:spacing w:before="80" w:after="80"/>
         <w:jc w:val="left"/>
       </w:pPr>
       <w:r>
@@ -3713,13 +6392,15 @@
           <w:sz w:val="22"/>
           <w:szCs w:val="22"/>
         </w:rPr>
-        <w:t xml:space="preserve">Server, máng thực nghiệm, bộ mô hình lớn — sử dụng tại phòng, không mang ra ngoài. Đăng ký lịch sử dụng với CB phụ trách mảng. Đối với hệ thống HPC: sử dụng qua tài khoản được cấp, không chia sẻ tài khoản.</w:t>
+        <w:t xml:space="preserve">Máng thực nghiệm, bộ mô hình, thiết bị đo trong phòng thí nghiệm: dùng nút "🔬 Sử dụng tại chỗ" (mục VI). Hệ thống tính toán (HPC, server): sử dụng qua tài khoản truy cập do cán bộ phụ trách mảng Tính toán cấp, không chia sẻ tài khoản; không khai báo qua nút mượn / tại chỗ.</w:t>
       </w:r>
     </w:p>
     <w:p>
       <w:pPr>
         <w:pStyle w:val="Heading2"/>
-        <w:spacing w:after="120" w:before="240"/>
+        <w:keepNext/>
+        <w:keepLines/>
+        <w:spacing w:before="240" w:after="120"/>
       </w:pPr>
       <w:r>
         <w:rPr>
@@ -3730,12 +6411,12 @@
           <w:sz w:val="24"/>
           <w:szCs w:val="24"/>
         </w:rPr>
-        <w:t xml:space="preserve">8.3 Kiểm kê định kỳ</w:t>
+        <w:t xml:space="preserve">11.3 Kiểm kê định kỳ</w:t>
       </w:r>
     </w:p>
     <w:p>
       <w:pPr>
-        <w:spacing w:after="80" w:before="80"/>
+        <w:spacing w:before="80" w:after="80"/>
         <w:jc w:val="left"/>
       </w:pPr>
       <w:r>
@@ -3744,9 +6425,238 @@
           <w:sz w:val="22"/>
           <w:szCs w:val="22"/>
         </w:rPr>
-        <w:t xml:space="preserve">Thực hiện 6 tháng/lần (theo quy định của Trường). CB phụ trách mảng quét QR từng thiết bị tại chỗ. Phó Trưởng khoa ký biên bản kiểm kê.</w:t>
+        <w:t xml:space="preserve">Thực hiện 6 tháng/lần (theo quy định của Trường). Cán bộ phụ trách mảng quét QR từng thiết bị tại chỗ, đối chiếu thông tin, vị trí, tình trạng trên trang tra cứu và ghi chênh lệch vào biên bản. Phó Trưởng khoa ký biên bản kiểm kê.</w:t>
       </w:r>
     </w:p>
+    <w:p>
+      <w:pPr>
+        <w:pStyle w:val="Heading2"/>
+        <w:keepNext/>
+        <w:keepLines/>
+        <w:spacing w:before="240" w:after="120"/>
+      </w:pPr>
+      <w:r>
+        <w:rPr>
+          <w:rFonts w:ascii="Arial" w:cs="Arial" w:eastAsia="Arial" w:hAnsi="Arial"/>
+          <w:b/>
+          <w:bCs/>
+          <w:color w:val="2F5496"/>
+          <w:sz w:val="24"/>
+          <w:szCs w:val="24"/>
+        </w:rPr>
+        <w:t xml:space="preserve">11.4 Lịch sử và nhật ký sử dụng</w:t>
+      </w:r>
+    </w:p>
+    <w:p>
+      <w:pPr>
+        <w:spacing w:before="80" w:after="80"/>
+        <w:jc w:val="left"/>
+      </w:pPr>
+      <w:r>
+        <w:rPr>
+          <w:rFonts w:ascii="Arial" w:cs="Arial" w:eastAsia="Arial" w:hAnsi="Arial"/>
+          <w:sz w:val="22"/>
+          <w:szCs w:val="22"/>
+        </w:rPr>
+        <w:t xml:space="preserve">Lịch sử từng thiết bị xem trên trang tra cứu (tên người dùng được che bớt). Nhật ký sử dụng toàn Khoa (đầy đủ thông tin) chỉ dành cho cán bộ được Phó Trưởng khoa cấp mã truy cập.</w:t>
+      </w:r>
+    </w:p>
+    <w:p>
+      <w:pPr>
+        <w:pBdr>
+          <w:top w:val="single" w:color="2F5496" w:sz="4" w:space="8"/>
+        </w:pBdr>
+        <w:spacing w:before="300"/>
+      </w:pPr>
+      <w:r>
+        <w:rPr>
+          <w:rFonts w:ascii="Arial" w:cs="Arial" w:eastAsia="Arial" w:hAnsi="Arial"/>
+          <w:color w:val="666666"/>
+          <w:sz w:val="20"/>
+          <w:szCs w:val="20"/>
+        </w:rPr>
+        <w:t xml:space="preserve">Quy trình này có hiệu lực kể từ ngày ký ban hành và thay thế Quy trình phiên bản 1.0 (28/04/2026) cùng các quy định trước đó về quản lý trang thiết bị của Khoa.</w:t>
+      </w:r>
+    </w:p>
+    <w:p>
+      <w:pPr>
+        <w:spacing w:before="300" w:after="80"/>
+        <w:jc w:val="left"/>
+      </w:pPr>
+      <w:r>
+        <w:rPr>
+          <w:rFonts w:ascii="Arial" w:cs="Arial" w:eastAsia="Arial" w:hAnsi="Arial"/>
+          <w:sz w:val="22"/>
+          <w:szCs w:val="22"/>
+        </w:rPr>
+        <w:t xml:space="preserve"/>
+      </w:r>
+    </w:p>
+    <w:tbl>
+      <w:tblPr>
+        <w:tblW w:type="dxa" w:w="9026"/>
+        <w:tblBorders>
+          <w:top w:val="none" w:color="FFFFFF" w:sz="0"/>
+          <w:left w:val="none" w:color="FFFFFF" w:sz="0"/>
+          <w:bottom w:val="none" w:color="FFFFFF" w:sz="0"/>
+          <w:right w:val="none" w:color="FFFFFF" w:sz="0"/>
+          <w:insideH w:val="single" w:color="auto" w:sz="4"/>
+          <w:insideV w:val="single" w:color="auto" w:sz="4"/>
+        </w:tblBorders>
+      </w:tblPr>
+      <w:tblGrid>
+        <w:gridCol w:w="4513"/>
+        <w:gridCol w:w="4513"/>
+      </w:tblGrid>
+      <w:tr>
+        <w:tc>
+          <w:tcPr>
+            <w:tcW w:type="dxa" w:w="4513"/>
+            <w:tcBorders>
+              <w:top w:val="none" w:color="FFFFFF" w:sz="0"/>
+              <w:left w:val="none" w:color="FFFFFF" w:sz="0"/>
+              <w:bottom w:val="none" w:color="FFFFFF" w:sz="0"/>
+              <w:right w:val="none" w:color="FFFFFF" w:sz="0"/>
+            </w:tcBorders>
+          </w:tcPr>
+          <w:p>
+            <w:pPr>
+              <w:spacing w:before="80" w:after="80"/>
+              <w:jc w:val="center"/>
+            </w:pPr>
+            <w:r>
+              <w:rPr>
+                <w:rFonts w:ascii="Arial" w:cs="Arial" w:eastAsia="Arial" w:hAnsi="Arial"/>
+                <w:b/>
+                <w:bCs/>
+                <w:sz w:val="20"/>
+                <w:szCs w:val="20"/>
+              </w:rPr>
+              <w:t xml:space="preserve">NGƯỜI SOẠN THẢO</w:t>
+            </w:r>
+          </w:p>
+          <w:p>
+            <w:pPr>
+              <w:spacing w:before="80" w:after="80"/>
+              <w:jc w:val="center"/>
+            </w:pPr>
+            <w:r>
+              <w:rPr>
+                <w:rFonts w:ascii="Arial" w:cs="Arial" w:eastAsia="Arial" w:hAnsi="Arial"/>
+                <w:i/>
+                <w:iCs/>
+                <w:sz w:val="20"/>
+                <w:szCs w:val="20"/>
+              </w:rPr>
+              <w:t xml:space="preserve">Phó Trưởng khoa</w:t>
+            </w:r>
+          </w:p>
+          <w:p>
+            <w:pPr>
+              <w:spacing w:before="600" w:after="80"/>
+              <w:jc w:val="left"/>
+            </w:pPr>
+            <w:r>
+              <w:rPr>
+                <w:rFonts w:ascii="Arial" w:cs="Arial" w:eastAsia="Arial" w:hAnsi="Arial"/>
+                <w:sz w:val="22"/>
+                <w:szCs w:val="22"/>
+              </w:rPr>
+              <w:t xml:space="preserve"/>
+            </w:r>
+          </w:p>
+          <w:p>
+            <w:pPr>
+              <w:spacing w:before="80" w:after="80"/>
+              <w:jc w:val="center"/>
+            </w:pPr>
+            <w:r>
+              <w:rPr>
+                <w:rFonts w:ascii="Arial" w:cs="Arial" w:eastAsia="Arial" w:hAnsi="Arial"/>
+                <w:b/>
+                <w:bCs/>
+                <w:sz w:val="22"/>
+                <w:szCs w:val="22"/>
+              </w:rPr>
+              <w:t xml:space="preserve">TS. Phạm Tiến Đạt</w:t>
+            </w:r>
+          </w:p>
+        </w:tc>
+        <w:tc>
+          <w:tcPr>
+            <w:tcW w:type="dxa" w:w="4513"/>
+            <w:tcBorders>
+              <w:top w:val="none" w:color="FFFFFF" w:sz="0"/>
+              <w:left w:val="none" w:color="FFFFFF" w:sz="0"/>
+              <w:bottom w:val="none" w:color="FFFFFF" w:sz="0"/>
+              <w:right w:val="none" w:color="FFFFFF" w:sz="0"/>
+            </w:tcBorders>
+          </w:tcPr>
+          <w:p>
+            <w:pPr>
+              <w:spacing w:before="80" w:after="80"/>
+              <w:jc w:val="center"/>
+            </w:pPr>
+            <w:r>
+              <w:rPr>
+                <w:rFonts w:ascii="Arial" w:cs="Arial" w:eastAsia="Arial" w:hAnsi="Arial"/>
+                <w:b/>
+                <w:bCs/>
+                <w:sz w:val="20"/>
+                <w:szCs w:val="20"/>
+              </w:rPr>
+              <w:t xml:space="preserve">PHÊ DUYỆT</w:t>
+            </w:r>
+          </w:p>
+          <w:p>
+            <w:pPr>
+              <w:spacing w:before="80" w:after="80"/>
+              <w:jc w:val="center"/>
+            </w:pPr>
+            <w:r>
+              <w:rPr>
+                <w:rFonts w:ascii="Arial" w:cs="Arial" w:eastAsia="Arial" w:hAnsi="Arial"/>
+                <w:i/>
+                <w:iCs/>
+                <w:sz w:val="20"/>
+                <w:szCs w:val="20"/>
+              </w:rPr>
+              <w:t xml:space="preserve">Trưởng khoa</w:t>
+            </w:r>
+          </w:p>
+          <w:p>
+            <w:pPr>
+              <w:spacing w:before="600" w:after="80"/>
+              <w:jc w:val="left"/>
+            </w:pPr>
+            <w:r>
+              <w:rPr>
+                <w:rFonts w:ascii="Arial" w:cs="Arial" w:eastAsia="Arial" w:hAnsi="Arial"/>
+                <w:sz w:val="22"/>
+                <w:szCs w:val="22"/>
+              </w:rPr>
+              <w:t xml:space="preserve"/>
+            </w:r>
+          </w:p>
+          <w:p>
+            <w:pPr>
+              <w:spacing w:before="80" w:after="80"/>
+              <w:jc w:val="center"/>
+            </w:pPr>
+            <w:r>
+              <w:rPr>
+                <w:rFonts w:ascii="Arial" w:cs="Arial" w:eastAsia="Arial" w:hAnsi="Arial"/>
+                <w:b/>
+                <w:bCs/>
+                <w:sz w:val="22"/>
+                <w:szCs w:val="22"/>
+              </w:rPr>
+              <w:t xml:space="preserve"/>
+            </w:r>
+          </w:p>
+        </w:tc>
+      </w:tr>
+    </w:tbl>
     <w:p>
       <w:r>
         <w:br w:type="page"/>
@@ -3755,7 +6665,9 @@
     <w:p>
       <w:pPr>
         <w:pStyle w:val="Heading1"/>
-        <w:spacing w:after="120" w:before="240"/>
+        <w:keepNext/>
+        <w:keepLines/>
+        <w:spacing w:before="240" w:after="120"/>
       </w:pPr>
       <w:r>
         <w:rPr>
@@ -3766,12 +6678,12 @@
           <w:sz w:val="28"/>
           <w:szCs w:val="28"/>
         </w:rPr>
-        <w:t xml:space="preserve">IX. HƯỚNG DẪN THAO TÁC NHANH CHO CÁN BỘ</w:t>
+        <w:t xml:space="preserve">XII. HƯỚNG DẪN THAO TÁC NHANH</w:t>
       </w:r>
     </w:p>
     <w:p>
       <w:pPr>
-        <w:spacing w:after="80" w:before="80"/>
+        <w:spacing w:before="80" w:after="80"/>
         <w:jc w:val="left"/>
       </w:pPr>
       <w:r>
@@ -3811,7 +6723,7 @@
               <w:bottom w:val="single" w:color="BBBBBB" w:sz="1"/>
               <w:right w:val="single" w:color="BBBBBB" w:sz="1"/>
             </w:tcBorders>
-            <w:shd w:fill="2F5496" w:val="clear"/>
+            <w:shd w:fill="2F5496" w:color="auto" w:val="clear"/>
             <w:tcMar>
               <w:top w:type="dxa" w:w="120"/>
               <w:left w:type="dxa" w:w="200"/>
@@ -3856,7 +6768,7 @@
           </w:tcPr>
           <w:p>
             <w:pPr>
-              <w:spacing w:after="80" w:before="80"/>
+              <w:spacing w:before="160" w:after="80"/>
               <w:jc w:val="left"/>
             </w:pPr>
             <w:r>
@@ -3873,7 +6785,7 @@
           </w:p>
           <w:p>
             <w:pPr>
-              <w:spacing w:after="80" w:before="80"/>
+              <w:spacing w:before="80" w:after="80"/>
               <w:jc w:val="left"/>
             </w:pPr>
             <w:r>
@@ -3882,26 +6794,12 @@
                 <w:sz w:val="22"/>
                 <w:szCs w:val="22"/>
               </w:rPr>
-              <w:t xml:space="preserve">Mở camera điện thoại → hướng vào mã QR trên thiết bị → nhấn vào link hiện ra → chọn thao tác cần làm.</w:t>
-            </w:r>
-          </w:p>
-          <w:p>
-            <w:pPr>
-              <w:spacing w:after="80" w:before="120"/>
-              <w:jc w:val="left"/>
-            </w:pPr>
-            <w:r>
-              <w:rPr>
-                <w:rFonts w:ascii="Arial" w:cs="Arial" w:eastAsia="Arial" w:hAnsi="Arial"/>
-                <w:sz w:val="22"/>
-                <w:szCs w:val="22"/>
-              </w:rPr>
-              <w:t xml:space="preserve"/>
-            </w:r>
-          </w:p>
-          <w:p>
-            <w:pPr>
-              <w:spacing w:after="80" w:before="80"/>
+              <w:t xml:space="preserve">Mở camera điện thoại → hướng vào mã QR trên thiết bị → chạm link hiện ra → chọn thao tác.</w:t>
+            </w:r>
+          </w:p>
+          <w:p>
+            <w:pPr>
+              <w:spacing w:before="160" w:after="80"/>
               <w:jc w:val="left"/>
             </w:pPr>
             <w:r>
@@ -3913,12 +6811,12 @@
                 <w:sz w:val="24"/>
                 <w:szCs w:val="24"/>
               </w:rPr>
-              <w:t xml:space="preserve">KHI CẦN MƯỢN THIẾT BỊ:</w:t>
-            </w:r>
-          </w:p>
-          <w:p>
-            <w:pPr>
-              <w:spacing w:after="80" w:before="80"/>
+              <w:t xml:space="preserve">📦 MANG THIẾT BỊ RA NGOÀI:</w:t>
+            </w:r>
+          </w:p>
+          <w:p>
+            <w:pPr>
+              <w:spacing w:before="80" w:after="80"/>
               <w:ind w:left="360"/>
               <w:jc w:val="left"/>
             </w:pPr>
@@ -3928,12 +6826,12 @@
                 <w:sz w:val="22"/>
                 <w:szCs w:val="22"/>
               </w:rPr>
-              <w:t xml:space="preserve">1. Quét QR → “Đăng ký mượn”</w:t>
-            </w:r>
-          </w:p>
-          <w:p>
-            <w:pPr>
-              <w:spacing w:after="80" w:before="80"/>
+              <w:t xml:space="preserve">1. Quét QR → "Mượn mang đi"</w:t>
+            </w:r>
+          </w:p>
+          <w:p>
+            <w:pPr>
+              <w:spacing w:before="80" w:after="80"/>
               <w:ind w:left="360"/>
               <w:jc w:val="left"/>
             </w:pPr>
@@ -3943,12 +6841,12 @@
                 <w:sz w:val="22"/>
                 <w:szCs w:val="22"/>
               </w:rPr>
-              <w:t xml:space="preserve">2. Điền: họ tên, mục đích, địa điểm, ngày mượn/trả</w:t>
-            </w:r>
-          </w:p>
-          <w:p>
-            <w:pPr>
-              <w:spacing w:after="80" w:before="80"/>
+              <w:t xml:space="preserve">2. Điền form — chọn đúng ngày dự kiến trả</w:t>
+            </w:r>
+          </w:p>
+          <w:p>
+            <w:pPr>
+              <w:spacing w:before="80" w:after="80"/>
               <w:ind w:left="360"/>
               <w:jc w:val="left"/>
             </w:pPr>
@@ -3958,26 +6856,12 @@
                 <w:sz w:val="22"/>
                 <w:szCs w:val="22"/>
               </w:rPr>
-              <w:t xml:space="preserve">3. Chờ CB phụ trách kiểm tra và bàn giao</w:t>
-            </w:r>
-          </w:p>
-          <w:p>
-            <w:pPr>
-              <w:spacing w:after="80" w:before="120"/>
-              <w:jc w:val="left"/>
-            </w:pPr>
-            <w:r>
-              <w:rPr>
-                <w:rFonts w:ascii="Arial" w:cs="Arial" w:eastAsia="Arial" w:hAnsi="Arial"/>
-                <w:sz w:val="22"/>
-                <w:szCs w:val="22"/>
-              </w:rPr>
-              <w:t xml:space="preserve"/>
-            </w:r>
-          </w:p>
-          <w:p>
-            <w:pPr>
-              <w:spacing w:after="80" w:before="80"/>
+              <w:t xml:space="preserve">3. Nhận email xác nhận / duyệt → nhận thiết bị từ cán bộ quản lý</w:t>
+            </w:r>
+          </w:p>
+          <w:p>
+            <w:pPr>
+              <w:spacing w:before="160" w:after="80"/>
               <w:jc w:val="left"/>
             </w:pPr>
             <w:r>
@@ -3989,12 +6873,12 @@
                 <w:sz w:val="24"/>
                 <w:szCs w:val="24"/>
               </w:rPr>
-              <w:t xml:space="preserve">KHI TRẢ THIẾT BỊ:</w:t>
-            </w:r>
-          </w:p>
-          <w:p>
-            <w:pPr>
-              <w:spacing w:after="80" w:before="80"/>
+              <w:t xml:space="preserve">🔬 DÙNG NGAY TẠI PHÒNG:</w:t>
+            </w:r>
+          </w:p>
+          <w:p>
+            <w:pPr>
+              <w:spacing w:before="80" w:after="80"/>
               <w:ind w:left="360"/>
               <w:jc w:val="left"/>
             </w:pPr>
@@ -4004,12 +6888,12 @@
                 <w:sz w:val="22"/>
                 <w:szCs w:val="22"/>
               </w:rPr>
-              <w:t xml:space="preserve">1. Quét QR → “Xác nhận trả”</w:t>
-            </w:r>
-          </w:p>
-          <w:p>
-            <w:pPr>
-              <w:spacing w:after="80" w:before="80"/>
+              <w:t xml:space="preserve">1. Quét QR → "Sử dụng tại chỗ" (email trường)</w:t>
+            </w:r>
+          </w:p>
+          <w:p>
+            <w:pPr>
+              <w:spacing w:before="80" w:after="80"/>
               <w:ind w:left="360"/>
               <w:jc w:val="left"/>
             </w:pPr>
@@ -4019,12 +6903,12 @@
                 <w:sz w:val="22"/>
                 <w:szCs w:val="22"/>
               </w:rPr>
-              <w:t xml:space="preserve">2. Ghi tình trạng thiết bị</w:t>
-            </w:r>
-          </w:p>
-          <w:p>
-            <w:pPr>
-              <w:spacing w:after="80" w:before="80"/>
+              <w:t xml:space="preserve">2. Nhập số giờ sử dụng → Gửi</w:t>
+            </w:r>
+          </w:p>
+          <w:p>
+            <w:pPr>
+              <w:spacing w:before="80" w:after="80"/>
               <w:ind w:left="360"/>
               <w:jc w:val="left"/>
             </w:pPr>
@@ -4034,12 +6918,30 @@
                 <w:sz w:val="22"/>
                 <w:szCs w:val="22"/>
               </w:rPr>
-              <w:t xml:space="preserve">3. Bàn giao cho CB phụ trách</w:t>
-            </w:r>
-          </w:p>
-          <w:p>
-            <w:pPr>
-              <w:spacing w:after="80" w:before="120"/>
+              <w:t xml:space="preserve">3. Không cần trả — hết giờ tự kết thúc</w:t>
+            </w:r>
+          </w:p>
+          <w:p>
+            <w:pPr>
+              <w:spacing w:before="160" w:after="80"/>
+              <w:jc w:val="left"/>
+            </w:pPr>
+            <w:r>
+              <w:rPr>
+                <w:rFonts w:ascii="Arial" w:cs="Arial" w:eastAsia="Arial" w:hAnsi="Arial"/>
+                <w:b/>
+                <w:bCs/>
+                <w:color w:val="2F5496"/>
+                <w:sz w:val="24"/>
+                <w:szCs w:val="24"/>
+              </w:rPr>
+              <w:t xml:space="preserve">✅ KHI TRẢ THIẾT BỊ:</w:t>
+            </w:r>
+          </w:p>
+          <w:p>
+            <w:pPr>
+              <w:spacing w:before="80" w:after="80"/>
+              <w:ind w:left="360"/>
               <w:jc w:val="left"/>
             </w:pPr>
             <w:r>
@@ -4048,12 +6950,42 @@
                 <w:sz w:val="22"/>
                 <w:szCs w:val="22"/>
               </w:rPr>
-              <w:t xml:space="preserve"/>
-            </w:r>
-          </w:p>
-          <w:p>
-            <w:pPr>
-              <w:spacing w:after="80" w:before="80"/>
+              <w:t xml:space="preserve">1. Quét QR → "Xác nhận trả"</w:t>
+            </w:r>
+          </w:p>
+          <w:p>
+            <w:pPr>
+              <w:spacing w:before="80" w:after="80"/>
+              <w:ind w:left="360"/>
+              <w:jc w:val="left"/>
+            </w:pPr>
+            <w:r>
+              <w:rPr>
+                <w:rFonts w:ascii="Arial" w:cs="Arial" w:eastAsia="Arial" w:hAnsi="Arial"/>
+                <w:sz w:val="22"/>
+                <w:szCs w:val="22"/>
+              </w:rPr>
+              <w:t xml:space="preserve">2. Ghi tình trạng thiết bị, phụ kiện trả kèm</w:t>
+            </w:r>
+          </w:p>
+          <w:p>
+            <w:pPr>
+              <w:spacing w:before="80" w:after="80"/>
+              <w:ind w:left="360"/>
+              <w:jc w:val="left"/>
+            </w:pPr>
+            <w:r>
+              <w:rPr>
+                <w:rFonts w:ascii="Arial" w:cs="Arial" w:eastAsia="Arial" w:hAnsi="Arial"/>
+                <w:sz w:val="22"/>
+                <w:szCs w:val="22"/>
+              </w:rPr>
+              <w:t xml:space="preserve">3. Giao thiết bị cho cán bộ quản lý kiểm tra</w:t>
+            </w:r>
+          </w:p>
+          <w:p>
+            <w:pPr>
+              <w:spacing w:before="160" w:after="80"/>
               <w:jc w:val="left"/>
             </w:pPr>
             <w:r>
@@ -4065,12 +6997,12 @@
                 <w:sz w:val="24"/>
                 <w:szCs w:val="24"/>
               </w:rPr>
-              <w:t xml:space="preserve">KHI PHÁT HIỆN HƯ HỌNG:</w:t>
-            </w:r>
-          </w:p>
-          <w:p>
-            <w:pPr>
-              <w:spacing w:after="80" w:before="80"/>
+              <w:t xml:space="preserve">⚠️ KHI PHÁT HIỆN HƯ HỎNG:</w:t>
+            </w:r>
+          </w:p>
+          <w:p>
+            <w:pPr>
+              <w:spacing w:before="80" w:after="80"/>
               <w:ind w:left="360"/>
               <w:jc w:val="left"/>
             </w:pPr>
@@ -4080,12 +7012,12 @@
                 <w:sz w:val="22"/>
                 <w:szCs w:val="22"/>
               </w:rPr>
-              <w:t xml:space="preserve">1. Quét QR → “Báo hỏng”</w:t>
-            </w:r>
-          </w:p>
-          <w:p>
-            <w:pPr>
-              <w:spacing w:after="80" w:before="80"/>
+              <w:t xml:space="preserve">1. Quét QR → "Báo hỏng"</w:t>
+            </w:r>
+          </w:p>
+          <w:p>
+            <w:pPr>
+              <w:spacing w:before="80" w:after="80"/>
               <w:ind w:left="360"/>
               <w:jc w:val="left"/>
             </w:pPr>
@@ -4095,12 +7027,12 @@
                 <w:sz w:val="22"/>
                 <w:szCs w:val="22"/>
               </w:rPr>
-              <w:t xml:space="preserve">2. Mô tả sự cố, chụp ảnh</w:t>
-            </w:r>
-          </w:p>
-          <w:p>
-            <w:pPr>
-              <w:spacing w:after="80" w:before="80"/>
+              <w:t xml:space="preserve">2. Mô tả sự cố, gửi link ảnh nếu có</w:t>
+            </w:r>
+          </w:p>
+          <w:p>
+            <w:pPr>
+              <w:spacing w:before="80" w:after="80"/>
               <w:ind w:left="360"/>
               <w:jc w:val="left"/>
             </w:pPr>
@@ -4110,26 +7042,12 @@
                 <w:sz w:val="22"/>
                 <w:szCs w:val="22"/>
               </w:rPr>
-              <w:t xml:space="preserve">3. Không tự sửa — chờ CB phụ trách xử lý</w:t>
-            </w:r>
-          </w:p>
-          <w:p>
-            <w:pPr>
-              <w:spacing w:after="80" w:before="160"/>
-              <w:jc w:val="left"/>
-            </w:pPr>
-            <w:r>
-              <w:rPr>
-                <w:rFonts w:ascii="Arial" w:cs="Arial" w:eastAsia="Arial" w:hAnsi="Arial"/>
-                <w:sz w:val="22"/>
-                <w:szCs w:val="22"/>
-              </w:rPr>
-              <w:t xml:space="preserve"/>
-            </w:r>
-          </w:p>
-          <w:p>
-            <w:pPr>
-              <w:spacing w:after="80" w:before="80"/>
+              <w:t xml:space="preserve">3. Không tự sửa — chờ cán bộ quản lý xử lý</w:t>
+            </w:r>
+          </w:p>
+          <w:p>
+            <w:pPr>
+              <w:spacing w:before="160" w:after="80"/>
               <w:jc w:val="left"/>
             </w:pPr>
             <w:r>
@@ -4147,217 +7065,9 @@
         </w:tc>
       </w:tr>
     </w:tbl>
-    <w:p>
-      <w:pPr>
-        <w:spacing w:after="80" w:before="200"/>
-        <w:jc w:val="left"/>
-      </w:pPr>
-      <w:r>
-        <w:rPr>
-          <w:rFonts w:ascii="Arial" w:cs="Arial" w:eastAsia="Arial" w:hAnsi="Arial"/>
-          <w:sz w:val="22"/>
-          <w:szCs w:val="22"/>
-        </w:rPr>
-        <w:t xml:space="preserve"/>
-      </w:r>
-    </w:p>
-    <w:p>
-      <w:pPr>
-        <w:pBdr>
-          <w:top w:val="single" w:color="2F5496" w:sz="4" w:space="8"/>
-        </w:pBdr>
-        <w:spacing w:before="300"/>
-      </w:pPr>
-      <w:r>
-        <w:rPr>
-          <w:rFonts w:ascii="Arial" w:cs="Arial" w:eastAsia="Arial" w:hAnsi="Arial"/>
-          <w:color w:val="666666"/>
-          <w:sz w:val="20"/>
-          <w:szCs w:val="20"/>
-        </w:rPr>
-        <w:t xml:space="preserve">Quy trình này có hiệu lực kể từ ngày ký ban hành và thay thế các quy định trước đó về quản lý trang thiết bị của Khoa.</w:t>
-      </w:r>
-    </w:p>
-    <w:p>
-      <w:pPr>
-        <w:spacing w:after="80" w:before="300"/>
-        <w:jc w:val="left"/>
-      </w:pPr>
-      <w:r>
-        <w:rPr>
-          <w:rFonts w:ascii="Arial" w:cs="Arial" w:eastAsia="Arial" w:hAnsi="Arial"/>
-          <w:sz w:val="22"/>
-          <w:szCs w:val="22"/>
-        </w:rPr>
-        <w:t xml:space="preserve"/>
-      </w:r>
-    </w:p>
-    <w:tbl>
-      <w:tblPr>
-        <w:tblW w:type="dxa" w:w="9026"/>
-        <w:tblBorders>
-          <w:top w:val="single" w:color="auto" w:sz="4"/>
-          <w:left w:val="single" w:color="auto" w:sz="4"/>
-          <w:bottom w:val="single" w:color="auto" w:sz="4"/>
-          <w:right w:val="single" w:color="auto" w:sz="4"/>
-          <w:insideH w:val="single" w:color="auto" w:sz="4"/>
-          <w:insideV w:val="single" w:color="auto" w:sz="4"/>
-        </w:tblBorders>
-      </w:tblPr>
-      <w:tblGrid>
-        <w:gridCol w:w="4513"/>
-        <w:gridCol w:w="4513"/>
-      </w:tblGrid>
-      <w:tr>
-        <w:tc>
-          <w:tcPr>
-            <w:tcW w:type="dxa" w:w="4513"/>
-            <w:tcBorders>
-              <w:top w:val="none"/>
-              <w:left w:val="none"/>
-              <w:bottom w:val="none"/>
-              <w:right w:val="none"/>
-            </w:tcBorders>
-          </w:tcPr>
-          <w:p>
-            <w:pPr>
-              <w:spacing w:after="80" w:before="80"/>
-              <w:jc w:val="center"/>
-            </w:pPr>
-            <w:r>
-              <w:rPr>
-                <w:rFonts w:ascii="Arial" w:cs="Arial" w:eastAsia="Arial" w:hAnsi="Arial"/>
-                <w:b/>
-                <w:bCs/>
-                <w:sz w:val="20"/>
-                <w:szCs w:val="20"/>
-              </w:rPr>
-              <w:t xml:space="preserve">NGƯỜI SOẠN THẢO</w:t>
-            </w:r>
-          </w:p>
-          <w:p>
-            <w:pPr>
-              <w:spacing w:after="80" w:before="80"/>
-              <w:jc w:val="center"/>
-            </w:pPr>
-            <w:r>
-              <w:rPr>
-                <w:rFonts w:ascii="Arial" w:cs="Arial" w:eastAsia="Arial" w:hAnsi="Arial"/>
-                <w:i/>
-                <w:iCs/>
-                <w:sz w:val="20"/>
-                <w:szCs w:val="20"/>
-              </w:rPr>
-              <w:t xml:space="preserve">Phó Trưởng khoa</w:t>
-            </w:r>
-          </w:p>
-          <w:p>
-            <w:pPr>
-              <w:spacing w:after="80" w:before="600"/>
-              <w:jc w:val="left"/>
-            </w:pPr>
-            <w:r>
-              <w:rPr>
-                <w:rFonts w:ascii="Arial" w:cs="Arial" w:eastAsia="Arial" w:hAnsi="Arial"/>
-                <w:sz w:val="22"/>
-                <w:szCs w:val="22"/>
-              </w:rPr>
-              <w:t xml:space="preserve"/>
-            </w:r>
-          </w:p>
-          <w:p>
-            <w:pPr>
-              <w:spacing w:after="80" w:before="80"/>
-              <w:jc w:val="center"/>
-            </w:pPr>
-            <w:r>
-              <w:rPr>
-                <w:rFonts w:ascii="Arial" w:cs="Arial" w:eastAsia="Arial" w:hAnsi="Arial"/>
-                <w:b/>
-                <w:bCs/>
-                <w:sz w:val="22"/>
-                <w:szCs w:val="22"/>
-              </w:rPr>
-              <w:t xml:space="preserve">TS. Phạm Tiến Đạt</w:t>
-            </w:r>
-          </w:p>
-        </w:tc>
-        <w:tc>
-          <w:tcPr>
-            <w:tcW w:type="dxa" w:w="4513"/>
-            <w:tcBorders>
-              <w:top w:val="none"/>
-              <w:left w:val="none"/>
-              <w:bottom w:val="none"/>
-              <w:right w:val="none"/>
-            </w:tcBorders>
-          </w:tcPr>
-          <w:p>
-            <w:pPr>
-              <w:spacing w:after="80" w:before="80"/>
-              <w:jc w:val="center"/>
-            </w:pPr>
-            <w:r>
-              <w:rPr>
-                <w:rFonts w:ascii="Arial" w:cs="Arial" w:eastAsia="Arial" w:hAnsi="Arial"/>
-                <w:b/>
-                <w:bCs/>
-                <w:sz w:val="20"/>
-                <w:szCs w:val="20"/>
-              </w:rPr>
-              <w:t xml:space="preserve">PHÊ DUYỆT</w:t>
-            </w:r>
-          </w:p>
-          <w:p>
-            <w:pPr>
-              <w:spacing w:after="80" w:before="80"/>
-              <w:jc w:val="center"/>
-            </w:pPr>
-            <w:r>
-              <w:rPr>
-                <w:rFonts w:ascii="Arial" w:cs="Arial" w:eastAsia="Arial" w:hAnsi="Arial"/>
-                <w:i/>
-                <w:iCs/>
-                <w:sz w:val="20"/>
-                <w:szCs w:val="20"/>
-              </w:rPr>
-              <w:t xml:space="preserve">Trưởng khoa</w:t>
-            </w:r>
-          </w:p>
-          <w:p>
-            <w:pPr>
-              <w:spacing w:after="80" w:before="600"/>
-              <w:jc w:val="left"/>
-            </w:pPr>
-            <w:r>
-              <w:rPr>
-                <w:rFonts w:ascii="Arial" w:cs="Arial" w:eastAsia="Arial" w:hAnsi="Arial"/>
-                <w:sz w:val="22"/>
-                <w:szCs w:val="22"/>
-              </w:rPr>
-              <w:t xml:space="preserve"/>
-            </w:r>
-          </w:p>
-          <w:p>
-            <w:pPr>
-              <w:spacing w:after="80" w:before="80"/>
-              <w:jc w:val="center"/>
-            </w:pPr>
-            <w:r>
-              <w:rPr>
-                <w:rFonts w:ascii="Arial" w:cs="Arial" w:eastAsia="Arial" w:hAnsi="Arial"/>
-                <w:sz w:val="22"/>
-                <w:szCs w:val="22"/>
-              </w:rPr>
-              <w:t xml:space="preserve"/>
-            </w:r>
-          </w:p>
-        </w:tc>
-      </w:tr>
-    </w:tbl>
     <w:sectPr>
-      <w:headerReference w:type="default" r:id="rId7"/>
-      <w:footerReference w:type="default" r:id="rId8"/>
+      <w:headerReference w:type="default" r:id="rId6"/>
+      <w:footerReference w:type="default" r:id="rId7"/>
       <w:pgSz w:w="11906" w:h="16838" w:orient="portrait"/>
       <w:pgMar w:top="1440" w:right="1440" w:bottom="1440" w:left="1440" w:header="708" w:footer="708" w:gutter="0"/>
       <w:pgNumType/>
@@ -4369,43 +7079,6 @@
 
 <file path=word/comments.xml><?xml version="1.0" encoding="utf-8"?>
 <w:comments xmlns:cx="http://schemas.microsoft.com/office/drawing/2014/chartex" xmlns:cx1="http://schemas.microsoft.com/office/drawing/2015/9/8/chartex" xmlns:cx2="http://schemas.microsoft.com/office/drawing/2015/10/21/chartex" xmlns:cx3="http://schemas.microsoft.com/office/drawing/2016/5/9/chartex" xmlns:cx4="http://schemas.microsoft.com/office/drawing/2016/5/10/chartex" xmlns:cx5="http://schemas.microsoft.com/office/drawing/2016/5/11/chartex" xmlns:cx6="http://schemas.microsoft.com/office/drawing/2016/5/12/chartex" xmlns:cx7="http://schemas.microsoft.com/office/drawing/2016/5/13/chartex" xmlns:cx8="http://schemas.microsoft.com/office/drawing/2016/5/14/chartex" xmlns:mc="http://schemas.openxmlformats.org/markup-compatibility/2006" xmlns:aink="http://schemas.microsoft.com/office/drawing/2016/ink" xmlns:am3d="http://schemas.microsoft.com/office/drawing/2017/model3d" xmlns:o="urn:schemas-microsoft-com:office:office" xmlns:r="http://schemas.openxmlformats.org/officeDocument/2006/relationships" xmlns:m="http://schemas.openxmlformats.org/officeDocument/2006/math" xmlns:v="urn:schemas-microsoft-com:vml" xmlns:wp14="http://schemas.microsoft.com/office/word/2010/wordprocessingDrawing" xmlns:wp="http://schemas.openxmlformats.org/drawingml/2006/wordprocessingDrawing" xmlns:w10="urn:schemas-microsoft-com:office:word" xmlns:w="http://schemas.openxmlformats.org/wordprocessingml/2006/main" xmlns:w14="http://schemas.microsoft.com/office/word/2010/wordml" xmlns:w15="http://schemas.microsoft.com/office/word/2012/wordml" xmlns:w16cex="http://schemas.microsoft.com/office/word/2018/wordml/cex" xmlns:w16cid="http://schemas.microsoft.com/office/word/2016/wordml/cid" xmlns:w16="http://schemas.microsoft.com/office/word/2018/wordml" xmlns:w16sdtdh="http://schemas.microsoft.com/office/word/2020/wordml/sdtdatahash" xmlns:w16se="http://schemas.microsoft.com/office/word/2015/wordml/symex" xmlns:wpg="http://schemas.microsoft.com/office/word/2010/wordprocessingGroup" xmlns:wpi="http://schemas.microsoft.com/office/word/2010/wordprocessingInk" xmlns:wne="http://schemas.microsoft.com/office/word/2006/wordml" xmlns:wps="http://schemas.microsoft.com/office/word/2010/wordprocessingShape"/>
-</file>
-
-<file path=word/endnotes.xml><?xml version="1.0" encoding="utf-8"?>
-<w:endnotes xmlns:wpc="http://schemas.microsoft.com/office/word/2010/wordprocessingCanvas" xmlns:mc="http://schemas.openxmlformats.org/markup-compatibility/2006" xmlns:o="urn:schemas-microsoft-com:office:office" xmlns:r="http://schemas.openxmlformats.org/officeDocument/2006/relationships" xmlns:m="http://schemas.openxmlformats.org/officeDocument/2006/math" xmlns:v="urn:schemas-microsoft-com:vml" xmlns:wp14="http://schemas.microsoft.com/office/word/2010/wordprocessingDrawing" xmlns:wp="http://schemas.openxmlformats.org/drawingml/2006/wordprocessingDrawing" xmlns:w10="urn:schemas-microsoft-com:office:word" xmlns:w="http://schemas.openxmlformats.org/wordprocessingml/2006/main" xmlns:w14="http://schemas.microsoft.com/office/word/2010/wordml" xmlns:w15="http://schemas.microsoft.com/office/word/2012/wordml" xmlns:wpg="http://schemas.microsoft.com/office/word/2010/wordprocessingGroup" xmlns:wpi="http://schemas.microsoft.com/office/word/2010/wordprocessingInk" xmlns:wne="http://schemas.microsoft.com/office/word/2006/wordml" xmlns:wps="http://schemas.microsoft.com/office/word/2010/wordprocessingShape" mc:Ignorable="w14 w15 wp14">
-  <w:endnote w:type="separator" w:id="-1">
-    <w:p>
-      <w:pPr>
-        <w:spacing w:after="0" w:line="240" w:lineRule="auto"/>
-      </w:pPr>
-      <w:r>
-        <w:rPr>
-          <w:rStyle w:val="EndnoteReference"/>
-        </w:rPr>
-        <w:endnoteRef/>
-      </w:r>
-      <w:r>
-        <w:separator/>
-      </w:r>
-    </w:p>
-  </w:endnote>
-  <w:endnote w:type="continuationSeparator" w:id="0">
-    <w:p>
-      <w:pPr>
-        <w:spacing w:after="0" w:line="240" w:lineRule="auto"/>
-      </w:pPr>
-      <w:r>
-        <w:rPr>
-          <w:rStyle w:val="EndnoteReference"/>
-        </w:rPr>
-        <w:endnoteRef/>
-      </w:r>
-      <w:r>
-        <w:continuationSeparator/>
-      </w:r>
-    </w:p>
-  </w:endnote>
-</w:endnotes>
 </file>
 
 <file path=word/footer1.xml><?xml version="1.0" encoding="utf-8"?>
@@ -4503,7 +7176,7 @@
         <w:sz w:val="16"/>
         <w:szCs w:val="16"/>
       </w:rPr>
-      <w:t xml:space="preserve">	Quy trình quản lý thiết bị</w:t>
+      <w:t xml:space="preserve">	Quy trình quản lý thiết bị — v2.0</w:t>
     </w:r>
   </w:p>
 </w:hdr>
@@ -4600,7 +7273,7 @@
     <w:lvl w:ilvl="0" w15:tentative="1">
       <w:start w:val="1"/>
       <w:numFmt w:val="bullet"/>
-      <w:lvlText w:val="•"/>
+      <w:lvlText w:val="●"/>
       <w:lvlJc w:val="left"/>
       <w:pPr>
         <w:ind w:left="720" w:hanging="360"/>
@@ -4612,7 +7285,7 @@
     <w:lvl w:ilvl="0" w15:tentative="1">
       <w:start w:val="1"/>
       <w:numFmt w:val="decimal"/>
-      <w:lvlText w:val="B%1."/>
+      <w:lvlText w:val="%1."/>
       <w:lvlJc w:val="left"/>
       <w:pPr>
         <w:ind w:left="720" w:hanging="360"/>
@@ -4624,19 +7297,7 @@
     <w:lvl w:ilvl="0" w15:tentative="1">
       <w:start w:val="1"/>
       <w:numFmt w:val="decimal"/>
-      <w:lvlText w:val="B%1."/>
-      <w:lvlJc w:val="left"/>
-      <w:pPr>
-        <w:ind w:left="720" w:hanging="360"/>
-      </w:pPr>
-    </w:lvl>
-  </w:abstractNum>
-  <w:abstractNum w:abstractNumId="5" w15:restartNumberingAfterBreak="0">
-    <w:multiLevelType w:val="hybridMultilevel"/>
-    <w:lvl w:ilvl="0" w15:tentative="1">
-      <w:start w:val="1"/>
-      <w:numFmt w:val="decimal"/>
-      <w:lvlText w:val="B%1."/>
+      <w:lvlText w:val="%1."/>
       <w:lvlJc w:val="left"/>
       <w:pPr>
         <w:ind w:left="720" w:hanging="360"/>
@@ -4656,13 +7317,13 @@
     </w:lvlOverride>
   </w:num>
   <w:num w:numId="3">
-    <w:abstractNumId w:val="4"/>
+    <w:abstractNumId w:val="3"/>
     <w:lvlOverride w:ilvl="0">
       <w:startOverride w:val="1"/>
     </w:lvlOverride>
   </w:num>
   <w:num w:numId="4">
-    <w:abstractNumId w:val="5"/>
+    <w:abstractNumId w:val="4"/>
     <w:lvlOverride w:ilvl="0">
       <w:startOverride w:val="1"/>
     </w:lvlOverride>
@@ -4816,50 +7477,13 @@
       <w:szCs w:val="20"/>
     </w:rPr>
   </w:style>
-  <w:style w:type="character" w:styleId="EndnoteReference">
-    <w:name w:val="endnote reference"/>
-    <w:basedOn w:val="DefaultParagraphFont"/>
-    <w:uiPriority w:val="99"/>
-    <w:semiHidden/>
-    <w:unhideWhenUsed/>
-    <w:rPr>
-      <w:vertAlign w:val="superscript"/>
-    </w:rPr>
-  </w:style>
-  <w:style w:type="paragraph" w:styleId="EndnoteText">
-    <w:name w:val="endnote text"/>
-    <w:basedOn w:val="Normal"/>
-    <w:link w:val="EndnoteTextChar"/>
-    <w:uiPriority w:val="99"/>
-    <w:semiHidden/>
-    <w:unhideWhenUsed/>
-    <w:pPr>
-      <w:spacing w:after="0" w:line="240" w:lineRule="auto"/>
-    </w:pPr>
-    <w:rPr>
-      <w:sz w:val="20"/>
-      <w:szCs w:val="20"/>
-    </w:rPr>
-  </w:style>
-  <w:style w:type="character" w:styleId="EndnoteTextChar">
-    <w:name w:val="Endnote Text Char"/>
-    <w:basedOn w:val="DefaultParagraphFont"/>
-    <w:link w:val="EndnoteText"/>
-    <w:uiPriority w:val="99"/>
-    <w:semiHidden/>
-    <w:unhideWhenUsed/>
-    <w:rPr>
-      <w:sz w:val="20"/>
-      <w:szCs w:val="20"/>
-    </w:rPr>
-  </w:style>
   <w:style w:type="paragraph" w:styleId="Heading1">
     <w:name w:val="Heading 1"/>
     <w:basedOn w:val="Normal"/>
     <w:next w:val="Normal"/>
     <w:qFormat/>
     <w:pPr>
-      <w:spacing w:after="120" w:before="240"/>
+      <w:spacing w:before="240" w:after="120"/>
       <w:outlineLvl w:val="0"/>
     </w:pPr>
     <w:rPr>
@@ -4877,7 +7501,7 @@
     <w:next w:val="Normal"/>
     <w:qFormat/>
     <w:pPr>
-      <w:spacing w:after="100" w:before="200"/>
+      <w:spacing w:before="240" w:after="120"/>
       <w:outlineLvl w:val="1"/>
     </w:pPr>
     <w:rPr>
@@ -4889,23 +7513,5 @@
       <w:szCs w:val="24"/>
     </w:rPr>
   </w:style>
-  <w:style w:type="paragraph" w:styleId="Heading3">
-    <w:name w:val="Heading 3"/>
-    <w:basedOn w:val="Normal"/>
-    <w:next w:val="Normal"/>
-    <w:qFormat/>
-    <w:pPr>
-      <w:spacing w:after="80" w:before="160"/>
-      <w:outlineLvl w:val="2"/>
-    </w:pPr>
-    <w:rPr>
-      <w:rFonts w:ascii="Arial" w:cs="Arial" w:eastAsia="Arial" w:hAnsi="Arial"/>
-      <w:b/>
-      <w:bCs/>
-      <w:color w:val="2F5496"/>
-      <w:sz w:val="22"/>
-      <w:szCs w:val="22"/>
-    </w:rPr>
-  </w:style>
 </w:styles>
 </file>
--- a/QUY_TRINH_SU_DUNG_THIET_BI.docx
+++ b/QUY_TRINH_SU_DUNG_THIET_BI.docx
@@ -2792,7 +2792,7 @@
           <w:sz w:val="20"/>
           <w:szCs w:val="20"/>
         </w:rPr>
-        <w:t xml:space="preserve">Email xác nhận / đã duyệt ghi rõ hạn trả, có nút "📅 Thêm vào lịch" và "📘 Hướng dẫn sử dụng" thiết bị. Thiết bị cần Phó Trưởng khoa duyệt (nguyên giá ≥ 100 triệu) gồm: AWAC Nortek (1,2 tỷ), ADCP FlowQuest (941 tr), thiết bị định vị vệ tinh (1,9 tỷ), các bộ mô hình Tecquipment.</w:t>
+        <w:t xml:space="preserve">Email xác nhận / đã duyệt ghi rõ hạn trả, có nút "📅 Thêm vào lịch" và "📘 Hướng dẫn sử dụng" thiết bị. Ngưỡng 100 triệu tính theo giá MỘT CHIẾC (nguyên giá ÷ số lượng). Luôn cần Phó Trưởng khoa duyệt, ví dụ: AWAC Nortek (~1,2 tỷ), thiết bị định vị vệ tinh Hemisphere S631 (960 triệu/máy), ADCP FlowQuest (~471 triệu/máy), các bộ mô hình thí nghiệm.</w:t>
       </w:r>
     </w:p>
     <w:p>

--- a/QUY_TRINH_SU_DUNG_THIET_BI.docx
+++ b/QUY_TRINH_SU_DUNG_THIET_BI.docx
@@ -3203,7 +3203,7 @@
                 <w:sz w:val="20"/>
                 <w:szCs w:val="20"/>
               </w:rPr>
-              <w:t xml:space="preserve">Đăng nhập email trường (@hus.edu.vn) nếu được hỏi; điền họ tên, đơn vị, mục đích, số giờ sử dụng (0,5 – 24 giờ)</w:t>
+              <w:t>Điền họ tên, email, đơn vị, mục đích, số giờ sử dụng (0,5 – 24 giờ); không cần đăng nhập</w:t>
             </w:r>
           </w:p>
         </w:tc>
@@ -6888,7 +6888,7 @@
                 <w:sz w:val="22"/>
                 <w:szCs w:val="22"/>
               </w:rPr>
-              <w:t xml:space="preserve">1. Quét QR → "Sử dụng tại chỗ" (email trường)</w:t>
+              <w:t>1. Quét QR → "Sử dụng tại chỗ"</w:t>
             </w:r>
           </w:p>
           <w:p>
